--- a/plantilla/plantilla_ia.docx
+++ b/plantilla/plantilla_ia.docx
@@ -3,276 +3,5547 @@
 <w:document xmlns:wpc="http://schemas.microsoft.com/office/word/2010/wordprocessingCanvas" xmlns:cx="http://schemas.microsoft.com/office/drawing/2014/chartex" xmlns:cx1="http://schemas.microsoft.com/office/drawing/2015/9/8/chartex" xmlns:cx2="http://schemas.microsoft.com/office/drawing/2015/10/21/chartex" xmlns:cx3="http://schemas.microsoft.com/office/drawing/2016/5/9/chartex" xmlns:cx4="http://schemas.microsoft.com/office/drawing/2016/5/10/chartex" xmlns:cx5="http://schemas.microsoft.com/office/drawing/2016/5/11/chartex" xmlns:cx6="http://schemas.microsoft.com/office/drawing/2016/5/12/chartex" xmlns:cx7="http://schemas.microsoft.com/office/drawing/2016/5/13/chartex" xmlns:cx8="http://schemas.microsoft.com/office/drawing/2016/5/14/chartex" xmlns:mc="http://schemas.openxmlformats.org/markup-compatibility/2006" xmlns:aink="http://schemas.microsoft.com/office/drawing/2016/ink" xmlns:am3d="http://schemas.microsoft.com/office/drawing/2017/model3d" xmlns:o="urn:schemas-microsoft-com:office:office" xmlns:oel="http://schemas.microsoft.com/office/2019/extlst" xmlns:r="http://schemas.openxmlformats.org/officeDocument/2006/relationships" xmlns:m="http://schemas.openxmlformats.org/officeDocument/2006/math" xmlns:v="urn:schemas-microsoft-com:vml" xmlns:wp14="http://schemas.microsoft.com/office/word/2010/wordprocessingDrawing" xmlns:wp="http://schemas.openxmlformats.org/drawingml/2006/wordprocessingDrawing" xmlns:w10="urn:schemas-microsoft-com:office:word" xmlns:w="http://schemas.openxmlformats.org/wordprocessingml/2006/main" xmlns:w14="http://schemas.microsoft.com/office/word/2010/wordml" xmlns:w15="http://schemas.microsoft.com/office/word/2012/wordml" xmlns:w16cex="http://schemas.microsoft.com/office/word/2018/wordml/cex" xmlns:w16cid="http://schemas.microsoft.com/office/word/2016/wordml/cid" xmlns:w16="http://schemas.microsoft.com/office/word/2018/wordml" xmlns:w16du="http://schemas.microsoft.com/office/word/2023/wordml/word16du" xmlns:w16sdtdh="http://schemas.microsoft.com/office/word/2020/wordml/sdtdatahash" xmlns:w16sdtfl="http://schemas.microsoft.com/office/word/2024/wordml/sdtformatlock" xmlns:w16se="http://schemas.microsoft.com/office/word/2015/wordml/symex" xmlns:wpg="http://schemas.microsoft.com/office/word/2010/wordprocessingGroup" xmlns:wpi="http://schemas.microsoft.com/office/word/2010/wordprocessingInk" xmlns:wne="http://schemas.microsoft.com/office/word/2006/wordml" xmlns:wps="http://schemas.microsoft.com/office/word/2010/wordprocessingShape" mc:Ignorable="w14 w15 w16se w16cid w16 w16cex w16sdtdh w16sdtfl w16du wp14">
   <w:body>
     <w:p>
-      <w:r>
-        <w:t>Nombre del Proceso</w:t>
-      </w:r>
+      <w:pPr>
+        <w:jc w:val="center"/>
+      </w:pPr>
+      <w:r>
+        <w:t xml:space="preserve">Portada </w:t>
+      </w:r>
+      <w:proofErr w:type="spellStart"/>
+      <w:r>
+        <w:t>Canva</w:t>
+      </w:r>
+      <w:proofErr w:type="spellEnd"/>
     </w:p>
+    <w:p>
+      <w:r>
+        <w:br w:type="page"/>
+      </w:r>
+    </w:p>
+    <w:sdt>
+      <w:sdtPr>
+        <w:rPr>
+          <w:rFonts w:asciiTheme="minorHAnsi" w:eastAsiaTheme="minorHAnsi" w:hAnsiTheme="minorHAnsi" w:cstheme="minorBidi"/>
+          <w:color w:val="auto"/>
+          <w:kern w:val="2"/>
+          <w:sz w:val="24"/>
+          <w:szCs w:val="24"/>
+          <w:lang w:val="es-ES" w:eastAsia="en-US"/>
+          <w14:ligatures w14:val="standardContextual"/>
+        </w:rPr>
+        <w:id w:val="-815413882"/>
+        <w:docPartObj>
+          <w:docPartGallery w:val="Table of Contents"/>
+          <w:docPartUnique/>
+        </w:docPartObj>
+      </w:sdtPr>
+      <w:sdtEndPr>
+        <w:rPr>
+          <w:b/>
+          <w:bCs/>
+        </w:rPr>
+      </w:sdtEndPr>
+      <w:sdtContent>
+        <w:p>
+          <w:pPr>
+            <w:pStyle w:val="TtuloTDC"/>
+            <w:rPr>
+              <w:lang w:val="es-ES"/>
+            </w:rPr>
+          </w:pPr>
+          <w:r>
+            <w:rPr>
+              <w:lang w:val="es-ES"/>
+            </w:rPr>
+            <w:t>Contenido</w:t>
+          </w:r>
+        </w:p>
+        <w:p>
+          <w:pPr>
+            <w:rPr>
+              <w:lang w:val="es-ES" w:eastAsia="es-CL"/>
+            </w:rPr>
+          </w:pPr>
+        </w:p>
+        <w:p>
+          <w:pPr>
+            <w:pStyle w:val="TDC1"/>
+            <w:tabs>
+              <w:tab w:val="left" w:pos="480"/>
+              <w:tab w:val="right" w:leader="dot" w:pos="8828"/>
+            </w:tabs>
+            <w:rPr>
+              <w:rFonts w:eastAsiaTheme="minorEastAsia"/>
+              <w:noProof/>
+              <w:lang/>
+            </w:rPr>
+          </w:pPr>
+          <w:r>
+            <w:fldChar w:fldCharType="begin"/>
+          </w:r>
+          <w:r>
+            <w:instrText xml:space="preserve"> TOC \o "1-3" \h \z \u </w:instrText>
+          </w:r>
+          <w:r>
+            <w:fldChar w:fldCharType="separate"/>
+          </w:r>
+          <w:hyperlink w:anchor="_Toc222395146" w:history="1">
+            <w:r>
+              <w:rPr>
+                <w:rStyle w:val="Hipervnculo"/>
+                <w:b/>
+                <w:bCs/>
+                <w:noProof/>
+              </w:rPr>
+              <w:t>I.</w:t>
+            </w:r>
+            <w:r>
+              <w:rPr>
+                <w:rFonts w:eastAsiaTheme="minorEastAsia"/>
+                <w:noProof/>
+                <w:lang/>
+              </w:rPr>
+              <w:tab/>
+            </w:r>
+            <w:r>
+              <w:rPr>
+                <w:rStyle w:val="Hipervnculo"/>
+                <w:b/>
+                <w:bCs/>
+                <w:noProof/>
+              </w:rPr>
+              <w:t>Flujo del Proceso</w:t>
+            </w:r>
+            <w:r>
+              <w:rPr>
+                <w:noProof/>
+                <w:webHidden/>
+              </w:rPr>
+              <w:tab/>
+            </w:r>
+            <w:r>
+              <w:rPr>
+                <w:noProof/>
+                <w:webHidden/>
+              </w:rPr>
+              <w:fldChar w:fldCharType="begin"/>
+            </w:r>
+            <w:r>
+              <w:rPr>
+                <w:noProof/>
+                <w:webHidden/>
+              </w:rPr>
+              <w:instrText xml:space="preserve"> PAGEREF _Toc222395146 \h </w:instrText>
+            </w:r>
+            <w:r>
+              <w:rPr>
+                <w:noProof/>
+                <w:webHidden/>
+              </w:rPr>
+            </w:r>
+            <w:r>
+              <w:rPr>
+                <w:noProof/>
+                <w:webHidden/>
+              </w:rPr>
+              <w:fldChar w:fldCharType="separate"/>
+            </w:r>
+            <w:r>
+              <w:rPr>
+                <w:noProof/>
+                <w:webHidden/>
+              </w:rPr>
+              <w:t>3</w:t>
+            </w:r>
+            <w:r>
+              <w:rPr>
+                <w:noProof/>
+                <w:webHidden/>
+              </w:rPr>
+              <w:fldChar w:fldCharType="end"/>
+            </w:r>
+          </w:hyperlink>
+        </w:p>
+        <w:p>
+          <w:pPr>
+            <w:pStyle w:val="TDC1"/>
+            <w:tabs>
+              <w:tab w:val="left" w:pos="480"/>
+              <w:tab w:val="right" w:leader="dot" w:pos="8828"/>
+            </w:tabs>
+            <w:rPr>
+              <w:rFonts w:eastAsiaTheme="minorEastAsia"/>
+              <w:noProof/>
+              <w:lang/>
+            </w:rPr>
+          </w:pPr>
+          <w:hyperlink w:anchor="_Toc222395147" w:history="1">
+            <w:r>
+              <w:rPr>
+                <w:rStyle w:val="Hipervnculo"/>
+                <w:b/>
+                <w:bCs/>
+                <w:noProof/>
+              </w:rPr>
+              <w:t>II.</w:t>
+            </w:r>
+            <w:r>
+              <w:rPr>
+                <w:rFonts w:eastAsiaTheme="minorEastAsia"/>
+                <w:noProof/>
+                <w:lang/>
+              </w:rPr>
+              <w:tab/>
+            </w:r>
+            <w:r>
+              <w:rPr>
+                <w:rStyle w:val="Hipervnculo"/>
+                <w:b/>
+                <w:bCs/>
+                <w:noProof/>
+              </w:rPr>
+              <w:t>Descripción de Actividades</w:t>
+            </w:r>
+            <w:r>
+              <w:rPr>
+                <w:noProof/>
+                <w:webHidden/>
+              </w:rPr>
+              <w:tab/>
+            </w:r>
+            <w:r>
+              <w:rPr>
+                <w:noProof/>
+                <w:webHidden/>
+              </w:rPr>
+              <w:fldChar w:fldCharType="begin"/>
+            </w:r>
+            <w:r>
+              <w:rPr>
+                <w:noProof/>
+                <w:webHidden/>
+              </w:rPr>
+              <w:instrText xml:space="preserve"> PAGEREF _Toc222395147 \h </w:instrText>
+            </w:r>
+            <w:r>
+              <w:rPr>
+                <w:noProof/>
+                <w:webHidden/>
+              </w:rPr>
+            </w:r>
+            <w:r>
+              <w:rPr>
+                <w:noProof/>
+                <w:webHidden/>
+              </w:rPr>
+              <w:fldChar w:fldCharType="separate"/>
+            </w:r>
+            <w:r>
+              <w:rPr>
+                <w:noProof/>
+                <w:webHidden/>
+              </w:rPr>
+              <w:t>4</w:t>
+            </w:r>
+            <w:r>
+              <w:rPr>
+                <w:noProof/>
+                <w:webHidden/>
+              </w:rPr>
+              <w:fldChar w:fldCharType="end"/>
+            </w:r>
+          </w:hyperlink>
+        </w:p>
+        <w:p>
+          <w:pPr>
+            <w:pStyle w:val="TDC2"/>
+            <w:tabs>
+              <w:tab w:val="left" w:pos="720"/>
+              <w:tab w:val="right" w:leader="dot" w:pos="8828"/>
+            </w:tabs>
+            <w:rPr>
+              <w:rFonts w:eastAsiaTheme="minorEastAsia"/>
+              <w:noProof/>
+              <w:lang/>
+            </w:rPr>
+          </w:pPr>
+          <w:hyperlink w:anchor="_Toc222395148" w:history="1">
+            <w:r>
+              <w:rPr>
+                <w:rStyle w:val="Hipervnculo"/>
+                <w:b/>
+                <w:bCs/>
+                <w:noProof/>
+              </w:rPr>
+              <w:t>1.</w:t>
+            </w:r>
+            <w:r>
+              <w:rPr>
+                <w:rFonts w:eastAsiaTheme="minorEastAsia"/>
+                <w:noProof/>
+                <w:lang/>
+              </w:rPr>
+              <w:tab/>
+            </w:r>
+            <w:r>
+              <w:rPr>
+                <w:rStyle w:val="Hipervnculo"/>
+                <w:b/>
+                <w:bCs/>
+                <w:noProof/>
+              </w:rPr>
+              <w:t>Etapa</w:t>
+            </w:r>
+            <w:r>
+              <w:rPr>
+                <w:noProof/>
+                <w:webHidden/>
+              </w:rPr>
+              <w:tab/>
+            </w:r>
+            <w:r>
+              <w:rPr>
+                <w:noProof/>
+                <w:webHidden/>
+              </w:rPr>
+              <w:fldChar w:fldCharType="begin"/>
+            </w:r>
+            <w:r>
+              <w:rPr>
+                <w:noProof/>
+                <w:webHidden/>
+              </w:rPr>
+              <w:instrText xml:space="preserve"> PAGEREF _Toc222395148 \h </w:instrText>
+            </w:r>
+            <w:r>
+              <w:rPr>
+                <w:noProof/>
+                <w:webHidden/>
+              </w:rPr>
+            </w:r>
+            <w:r>
+              <w:rPr>
+                <w:noProof/>
+                <w:webHidden/>
+              </w:rPr>
+              <w:fldChar w:fldCharType="separate"/>
+            </w:r>
+            <w:r>
+              <w:rPr>
+                <w:noProof/>
+                <w:webHidden/>
+              </w:rPr>
+              <w:t>4</w:t>
+            </w:r>
+            <w:r>
+              <w:rPr>
+                <w:noProof/>
+                <w:webHidden/>
+              </w:rPr>
+              <w:fldChar w:fldCharType="end"/>
+            </w:r>
+          </w:hyperlink>
+        </w:p>
+        <w:p>
+          <w:pPr>
+            <w:pStyle w:val="TDC1"/>
+            <w:tabs>
+              <w:tab w:val="left" w:pos="720"/>
+              <w:tab w:val="right" w:leader="dot" w:pos="8828"/>
+            </w:tabs>
+            <w:rPr>
+              <w:rFonts w:eastAsiaTheme="minorEastAsia"/>
+              <w:noProof/>
+              <w:lang/>
+            </w:rPr>
+          </w:pPr>
+          <w:hyperlink w:anchor="_Toc222395149" w:history="1">
+            <w:r>
+              <w:rPr>
+                <w:rStyle w:val="Hipervnculo"/>
+                <w:b/>
+                <w:bCs/>
+                <w:noProof/>
+              </w:rPr>
+              <w:t>III.</w:t>
+            </w:r>
+            <w:r>
+              <w:rPr>
+                <w:rFonts w:eastAsiaTheme="minorEastAsia"/>
+                <w:noProof/>
+                <w:lang/>
+              </w:rPr>
+              <w:tab/>
+            </w:r>
+            <w:r>
+              <w:rPr>
+                <w:rStyle w:val="Hipervnculo"/>
+                <w:b/>
+                <w:bCs/>
+                <w:noProof/>
+              </w:rPr>
+              <w:t>Roles y Responsabilidades</w:t>
+            </w:r>
+            <w:r>
+              <w:rPr>
+                <w:noProof/>
+                <w:webHidden/>
+              </w:rPr>
+              <w:tab/>
+            </w:r>
+            <w:r>
+              <w:rPr>
+                <w:noProof/>
+                <w:webHidden/>
+              </w:rPr>
+              <w:fldChar w:fldCharType="begin"/>
+            </w:r>
+            <w:r>
+              <w:rPr>
+                <w:noProof/>
+                <w:webHidden/>
+              </w:rPr>
+              <w:instrText xml:space="preserve"> PAGEREF _Toc222395149 \h </w:instrText>
+            </w:r>
+            <w:r>
+              <w:rPr>
+                <w:noProof/>
+                <w:webHidden/>
+              </w:rPr>
+            </w:r>
+            <w:r>
+              <w:rPr>
+                <w:noProof/>
+                <w:webHidden/>
+              </w:rPr>
+              <w:fldChar w:fldCharType="separate"/>
+            </w:r>
+            <w:r>
+              <w:rPr>
+                <w:noProof/>
+                <w:webHidden/>
+              </w:rPr>
+              <w:t>4</w:t>
+            </w:r>
+            <w:r>
+              <w:rPr>
+                <w:noProof/>
+                <w:webHidden/>
+              </w:rPr>
+              <w:fldChar w:fldCharType="end"/>
+            </w:r>
+          </w:hyperlink>
+        </w:p>
+        <w:p>
+          <w:pPr>
+            <w:pStyle w:val="TDC1"/>
+            <w:tabs>
+              <w:tab w:val="left" w:pos="720"/>
+              <w:tab w:val="right" w:leader="dot" w:pos="8828"/>
+            </w:tabs>
+            <w:rPr>
+              <w:rFonts w:eastAsiaTheme="minorEastAsia"/>
+              <w:noProof/>
+              <w:lang/>
+            </w:rPr>
+          </w:pPr>
+          <w:hyperlink w:anchor="_Toc222395150" w:history="1">
+            <w:r>
+              <w:rPr>
+                <w:rStyle w:val="Hipervnculo"/>
+                <w:b/>
+                <w:bCs/>
+                <w:noProof/>
+              </w:rPr>
+              <w:t>IV.</w:t>
+            </w:r>
+            <w:r>
+              <w:rPr>
+                <w:rFonts w:eastAsiaTheme="minorEastAsia"/>
+                <w:noProof/>
+                <w:lang/>
+              </w:rPr>
+              <w:tab/>
+            </w:r>
+            <w:r>
+              <w:rPr>
+                <w:rStyle w:val="Hipervnculo"/>
+                <w:b/>
+                <w:bCs/>
+                <w:noProof/>
+              </w:rPr>
+              <w:t>Criterio de Aceptación</w:t>
+            </w:r>
+            <w:r>
+              <w:rPr>
+                <w:noProof/>
+                <w:webHidden/>
+              </w:rPr>
+              <w:tab/>
+            </w:r>
+            <w:r>
+              <w:rPr>
+                <w:noProof/>
+                <w:webHidden/>
+              </w:rPr>
+              <w:fldChar w:fldCharType="begin"/>
+            </w:r>
+            <w:r>
+              <w:rPr>
+                <w:noProof/>
+                <w:webHidden/>
+              </w:rPr>
+              <w:instrText xml:space="preserve"> PAGEREF _Toc222395150 \h </w:instrText>
+            </w:r>
+            <w:r>
+              <w:rPr>
+                <w:noProof/>
+                <w:webHidden/>
+              </w:rPr>
+            </w:r>
+            <w:r>
+              <w:rPr>
+                <w:noProof/>
+                <w:webHidden/>
+              </w:rPr>
+              <w:fldChar w:fldCharType="separate"/>
+            </w:r>
+            <w:r>
+              <w:rPr>
+                <w:noProof/>
+                <w:webHidden/>
+              </w:rPr>
+              <w:t>5</w:t>
+            </w:r>
+            <w:r>
+              <w:rPr>
+                <w:noProof/>
+                <w:webHidden/>
+              </w:rPr>
+              <w:fldChar w:fldCharType="end"/>
+            </w:r>
+          </w:hyperlink>
+        </w:p>
+        <w:p>
+          <w:pPr>
+            <w:pStyle w:val="TDC1"/>
+            <w:tabs>
+              <w:tab w:val="left" w:pos="480"/>
+              <w:tab w:val="right" w:leader="dot" w:pos="8828"/>
+            </w:tabs>
+            <w:rPr>
+              <w:rFonts w:eastAsiaTheme="minorEastAsia"/>
+              <w:noProof/>
+              <w:lang/>
+            </w:rPr>
+          </w:pPr>
+          <w:hyperlink w:anchor="_Toc222395151" w:history="1">
+            <w:r>
+              <w:rPr>
+                <w:rStyle w:val="Hipervnculo"/>
+                <w:b/>
+                <w:bCs/>
+                <w:noProof/>
+              </w:rPr>
+              <w:t>V.</w:t>
+            </w:r>
+            <w:r>
+              <w:rPr>
+                <w:rFonts w:eastAsiaTheme="minorEastAsia"/>
+                <w:noProof/>
+                <w:lang/>
+              </w:rPr>
+              <w:tab/>
+            </w:r>
+            <w:r>
+              <w:rPr>
+                <w:rStyle w:val="Hipervnculo"/>
+                <w:b/>
+                <w:bCs/>
+                <w:noProof/>
+              </w:rPr>
+              <w:t>Indicadores de Desempeño</w:t>
+            </w:r>
+            <w:r>
+              <w:rPr>
+                <w:noProof/>
+                <w:webHidden/>
+              </w:rPr>
+              <w:tab/>
+            </w:r>
+            <w:r>
+              <w:rPr>
+                <w:noProof/>
+                <w:webHidden/>
+              </w:rPr>
+              <w:fldChar w:fldCharType="begin"/>
+            </w:r>
+            <w:r>
+              <w:rPr>
+                <w:noProof/>
+                <w:webHidden/>
+              </w:rPr>
+              <w:instrText xml:space="preserve"> PAGEREF _Toc222395151 \h </w:instrText>
+            </w:r>
+            <w:r>
+              <w:rPr>
+                <w:noProof/>
+                <w:webHidden/>
+              </w:rPr>
+            </w:r>
+            <w:r>
+              <w:rPr>
+                <w:noProof/>
+                <w:webHidden/>
+              </w:rPr>
+              <w:fldChar w:fldCharType="separate"/>
+            </w:r>
+            <w:r>
+              <w:rPr>
+                <w:noProof/>
+                <w:webHidden/>
+              </w:rPr>
+              <w:t>5</w:t>
+            </w:r>
+            <w:r>
+              <w:rPr>
+                <w:noProof/>
+                <w:webHidden/>
+              </w:rPr>
+              <w:fldChar w:fldCharType="end"/>
+            </w:r>
+          </w:hyperlink>
+        </w:p>
+        <w:p>
+          <w:pPr>
+            <w:pStyle w:val="TDC1"/>
+            <w:tabs>
+              <w:tab w:val="left" w:pos="720"/>
+              <w:tab w:val="right" w:leader="dot" w:pos="8828"/>
+            </w:tabs>
+            <w:rPr>
+              <w:rFonts w:eastAsiaTheme="minorEastAsia"/>
+              <w:noProof/>
+              <w:lang/>
+            </w:rPr>
+          </w:pPr>
+          <w:hyperlink w:anchor="_Toc222395152" w:history="1">
+            <w:r>
+              <w:rPr>
+                <w:rStyle w:val="Hipervnculo"/>
+                <w:b/>
+                <w:bCs/>
+                <w:noProof/>
+              </w:rPr>
+              <w:t>VI.</w:t>
+            </w:r>
+            <w:r>
+              <w:rPr>
+                <w:rFonts w:eastAsiaTheme="minorEastAsia"/>
+                <w:noProof/>
+                <w:lang/>
+              </w:rPr>
+              <w:tab/>
+            </w:r>
+            <w:r>
+              <w:rPr>
+                <w:rStyle w:val="Hipervnculo"/>
+                <w:b/>
+                <w:bCs/>
+                <w:noProof/>
+              </w:rPr>
+              <w:t>Riesgos</w:t>
+            </w:r>
+            <w:r>
+              <w:rPr>
+                <w:noProof/>
+                <w:webHidden/>
+              </w:rPr>
+              <w:tab/>
+            </w:r>
+            <w:r>
+              <w:rPr>
+                <w:noProof/>
+                <w:webHidden/>
+              </w:rPr>
+              <w:fldChar w:fldCharType="begin"/>
+            </w:r>
+            <w:r>
+              <w:rPr>
+                <w:noProof/>
+                <w:webHidden/>
+              </w:rPr>
+              <w:instrText xml:space="preserve"> PAGEREF _Toc222395152 \h </w:instrText>
+            </w:r>
+            <w:r>
+              <w:rPr>
+                <w:noProof/>
+                <w:webHidden/>
+              </w:rPr>
+            </w:r>
+            <w:r>
+              <w:rPr>
+                <w:noProof/>
+                <w:webHidden/>
+              </w:rPr>
+              <w:fldChar w:fldCharType="separate"/>
+            </w:r>
+            <w:r>
+              <w:rPr>
+                <w:noProof/>
+                <w:webHidden/>
+              </w:rPr>
+              <w:t>5</w:t>
+            </w:r>
+            <w:r>
+              <w:rPr>
+                <w:noProof/>
+                <w:webHidden/>
+              </w:rPr>
+              <w:fldChar w:fldCharType="end"/>
+            </w:r>
+          </w:hyperlink>
+        </w:p>
+        <w:p>
+          <w:pPr>
+            <w:pStyle w:val="TDC1"/>
+            <w:tabs>
+              <w:tab w:val="left" w:pos="720"/>
+              <w:tab w:val="right" w:leader="dot" w:pos="8828"/>
+            </w:tabs>
+            <w:rPr>
+              <w:rFonts w:eastAsiaTheme="minorEastAsia"/>
+              <w:noProof/>
+              <w:lang/>
+            </w:rPr>
+          </w:pPr>
+          <w:hyperlink w:anchor="_Toc222395153" w:history="1">
+            <w:r>
+              <w:rPr>
+                <w:rStyle w:val="Hipervnculo"/>
+                <w:b/>
+                <w:bCs/>
+                <w:noProof/>
+              </w:rPr>
+              <w:t>VII.</w:t>
+            </w:r>
+            <w:r>
+              <w:rPr>
+                <w:rFonts w:eastAsiaTheme="minorEastAsia"/>
+                <w:noProof/>
+                <w:lang/>
+              </w:rPr>
+              <w:tab/>
+            </w:r>
+            <w:r>
+              <w:rPr>
+                <w:rStyle w:val="Hipervnculo"/>
+                <w:b/>
+                <w:bCs/>
+                <w:noProof/>
+              </w:rPr>
+              <w:t>Información Documentada Mantenida (Referencias)</w:t>
+            </w:r>
+            <w:r>
+              <w:rPr>
+                <w:noProof/>
+                <w:webHidden/>
+              </w:rPr>
+              <w:tab/>
+            </w:r>
+            <w:r>
+              <w:rPr>
+                <w:noProof/>
+                <w:webHidden/>
+              </w:rPr>
+              <w:fldChar w:fldCharType="begin"/>
+            </w:r>
+            <w:r>
+              <w:rPr>
+                <w:noProof/>
+                <w:webHidden/>
+              </w:rPr>
+              <w:instrText xml:space="preserve"> PAGEREF _Toc222395153 \h </w:instrText>
+            </w:r>
+            <w:r>
+              <w:rPr>
+                <w:noProof/>
+                <w:webHidden/>
+              </w:rPr>
+            </w:r>
+            <w:r>
+              <w:rPr>
+                <w:noProof/>
+                <w:webHidden/>
+              </w:rPr>
+              <w:fldChar w:fldCharType="separate"/>
+            </w:r>
+            <w:r>
+              <w:rPr>
+                <w:noProof/>
+                <w:webHidden/>
+              </w:rPr>
+              <w:t>5</w:t>
+            </w:r>
+            <w:r>
+              <w:rPr>
+                <w:noProof/>
+                <w:webHidden/>
+              </w:rPr>
+              <w:fldChar w:fldCharType="end"/>
+            </w:r>
+          </w:hyperlink>
+        </w:p>
+        <w:p>
+          <w:pPr>
+            <w:pStyle w:val="TDC1"/>
+            <w:tabs>
+              <w:tab w:val="left" w:pos="720"/>
+              <w:tab w:val="right" w:leader="dot" w:pos="8828"/>
+            </w:tabs>
+            <w:rPr>
+              <w:rFonts w:eastAsiaTheme="minorEastAsia"/>
+              <w:noProof/>
+              <w:lang/>
+            </w:rPr>
+          </w:pPr>
+          <w:hyperlink w:anchor="_Toc222395154" w:history="1">
+            <w:r>
+              <w:rPr>
+                <w:rStyle w:val="Hipervnculo"/>
+                <w:b/>
+                <w:bCs/>
+                <w:noProof/>
+              </w:rPr>
+              <w:t>VIII.</w:t>
+            </w:r>
+            <w:r>
+              <w:rPr>
+                <w:rFonts w:eastAsiaTheme="minorEastAsia"/>
+                <w:noProof/>
+                <w:lang/>
+              </w:rPr>
+              <w:tab/>
+            </w:r>
+            <w:r>
+              <w:rPr>
+                <w:rStyle w:val="Hipervnculo"/>
+                <w:b/>
+                <w:bCs/>
+                <w:noProof/>
+              </w:rPr>
+              <w:t>Información Documentada Conservada (Registros)</w:t>
+            </w:r>
+            <w:r>
+              <w:rPr>
+                <w:noProof/>
+                <w:webHidden/>
+              </w:rPr>
+              <w:tab/>
+            </w:r>
+            <w:r>
+              <w:rPr>
+                <w:noProof/>
+                <w:webHidden/>
+              </w:rPr>
+              <w:fldChar w:fldCharType="begin"/>
+            </w:r>
+            <w:r>
+              <w:rPr>
+                <w:noProof/>
+                <w:webHidden/>
+              </w:rPr>
+              <w:instrText xml:space="preserve"> PAGEREF _Toc222395154 \h </w:instrText>
+            </w:r>
+            <w:r>
+              <w:rPr>
+                <w:noProof/>
+                <w:webHidden/>
+              </w:rPr>
+            </w:r>
+            <w:r>
+              <w:rPr>
+                <w:noProof/>
+                <w:webHidden/>
+              </w:rPr>
+              <w:fldChar w:fldCharType="separate"/>
+            </w:r>
+            <w:r>
+              <w:rPr>
+                <w:noProof/>
+                <w:webHidden/>
+              </w:rPr>
+              <w:t>6</w:t>
+            </w:r>
+            <w:r>
+              <w:rPr>
+                <w:noProof/>
+                <w:webHidden/>
+              </w:rPr>
+              <w:fldChar w:fldCharType="end"/>
+            </w:r>
+          </w:hyperlink>
+        </w:p>
+        <w:p>
+          <w:pPr>
+            <w:pStyle w:val="TDC1"/>
+            <w:tabs>
+              <w:tab w:val="left" w:pos="720"/>
+              <w:tab w:val="right" w:leader="dot" w:pos="8828"/>
+            </w:tabs>
+            <w:rPr>
+              <w:rFonts w:eastAsiaTheme="minorEastAsia"/>
+              <w:noProof/>
+              <w:lang/>
+            </w:rPr>
+          </w:pPr>
+          <w:hyperlink w:anchor="_Toc222395155" w:history="1">
+            <w:r>
+              <w:rPr>
+                <w:rStyle w:val="Hipervnculo"/>
+                <w:b/>
+                <w:bCs/>
+                <w:noProof/>
+              </w:rPr>
+              <w:t>IX.</w:t>
+            </w:r>
+            <w:r>
+              <w:rPr>
+                <w:rFonts w:eastAsiaTheme="minorEastAsia"/>
+                <w:noProof/>
+                <w:lang/>
+              </w:rPr>
+              <w:tab/>
+            </w:r>
+            <w:r>
+              <w:rPr>
+                <w:rStyle w:val="Hipervnculo"/>
+                <w:b/>
+                <w:bCs/>
+                <w:noProof/>
+              </w:rPr>
+              <w:t>Vinculación con Norma ISO 9001:2015</w:t>
+            </w:r>
+            <w:r>
+              <w:rPr>
+                <w:noProof/>
+                <w:webHidden/>
+              </w:rPr>
+              <w:tab/>
+            </w:r>
+            <w:r>
+              <w:rPr>
+                <w:noProof/>
+                <w:webHidden/>
+              </w:rPr>
+              <w:fldChar w:fldCharType="begin"/>
+            </w:r>
+            <w:r>
+              <w:rPr>
+                <w:noProof/>
+                <w:webHidden/>
+              </w:rPr>
+              <w:instrText xml:space="preserve"> PAGEREF _Toc222395155 \h </w:instrText>
+            </w:r>
+            <w:r>
+              <w:rPr>
+                <w:noProof/>
+                <w:webHidden/>
+              </w:rPr>
+            </w:r>
+            <w:r>
+              <w:rPr>
+                <w:noProof/>
+                <w:webHidden/>
+              </w:rPr>
+              <w:fldChar w:fldCharType="separate"/>
+            </w:r>
+            <w:r>
+              <w:rPr>
+                <w:noProof/>
+                <w:webHidden/>
+              </w:rPr>
+              <w:t>7</w:t>
+            </w:r>
+            <w:r>
+              <w:rPr>
+                <w:noProof/>
+                <w:webHidden/>
+              </w:rPr>
+              <w:fldChar w:fldCharType="end"/>
+            </w:r>
+          </w:hyperlink>
+        </w:p>
+        <w:p>
+          <w:pPr>
+            <w:pStyle w:val="TDC1"/>
+            <w:tabs>
+              <w:tab w:val="left" w:pos="480"/>
+              <w:tab w:val="right" w:leader="dot" w:pos="8828"/>
+            </w:tabs>
+            <w:rPr>
+              <w:rFonts w:eastAsiaTheme="minorEastAsia"/>
+              <w:noProof/>
+              <w:lang/>
+            </w:rPr>
+          </w:pPr>
+          <w:hyperlink w:anchor="_Toc222395156" w:history="1">
+            <w:r>
+              <w:rPr>
+                <w:rStyle w:val="Hipervnculo"/>
+                <w:b/>
+                <w:bCs/>
+                <w:noProof/>
+              </w:rPr>
+              <w:t>X.</w:t>
+            </w:r>
+            <w:r>
+              <w:rPr>
+                <w:rFonts w:eastAsiaTheme="minorEastAsia"/>
+                <w:noProof/>
+                <w:lang/>
+              </w:rPr>
+              <w:tab/>
+            </w:r>
+            <w:r>
+              <w:rPr>
+                <w:rStyle w:val="Hipervnculo"/>
+                <w:b/>
+                <w:bCs/>
+                <w:noProof/>
+              </w:rPr>
+              <w:t>Anexos</w:t>
+            </w:r>
+            <w:r>
+              <w:rPr>
+                <w:noProof/>
+                <w:webHidden/>
+              </w:rPr>
+              <w:tab/>
+            </w:r>
+            <w:r>
+              <w:rPr>
+                <w:noProof/>
+                <w:webHidden/>
+              </w:rPr>
+              <w:fldChar w:fldCharType="begin"/>
+            </w:r>
+            <w:r>
+              <w:rPr>
+                <w:noProof/>
+                <w:webHidden/>
+              </w:rPr>
+              <w:instrText xml:space="preserve"> PAGEREF _Toc222395156 \h </w:instrText>
+            </w:r>
+            <w:r>
+              <w:rPr>
+                <w:noProof/>
+                <w:webHidden/>
+              </w:rPr>
+            </w:r>
+            <w:r>
+              <w:rPr>
+                <w:noProof/>
+                <w:webHidden/>
+              </w:rPr>
+              <w:fldChar w:fldCharType="separate"/>
+            </w:r>
+            <w:r>
+              <w:rPr>
+                <w:noProof/>
+                <w:webHidden/>
+              </w:rPr>
+              <w:t>7</w:t>
+            </w:r>
+            <w:r>
+              <w:rPr>
+                <w:noProof/>
+                <w:webHidden/>
+              </w:rPr>
+              <w:fldChar w:fldCharType="end"/>
+            </w:r>
+          </w:hyperlink>
+        </w:p>
+        <w:p>
+          <w:pPr>
+            <w:pStyle w:val="TDC1"/>
+            <w:tabs>
+              <w:tab w:val="left" w:pos="720"/>
+              <w:tab w:val="right" w:leader="dot" w:pos="8828"/>
+            </w:tabs>
+            <w:rPr>
+              <w:rFonts w:eastAsiaTheme="minorEastAsia"/>
+              <w:noProof/>
+              <w:lang/>
+            </w:rPr>
+          </w:pPr>
+          <w:hyperlink w:anchor="_Toc222395157" w:history="1">
+            <w:r>
+              <w:rPr>
+                <w:rStyle w:val="Hipervnculo"/>
+                <w:b/>
+                <w:bCs/>
+                <w:noProof/>
+              </w:rPr>
+              <w:t>XI.</w:t>
+            </w:r>
+            <w:r>
+              <w:rPr>
+                <w:rFonts w:eastAsiaTheme="minorEastAsia"/>
+                <w:noProof/>
+                <w:lang/>
+              </w:rPr>
+              <w:tab/>
+            </w:r>
+            <w:r>
+              <w:rPr>
+                <w:rStyle w:val="Hipervnculo"/>
+                <w:b/>
+                <w:bCs/>
+                <w:noProof/>
+              </w:rPr>
+              <w:t>Registro de Cambios</w:t>
+            </w:r>
+            <w:r>
+              <w:rPr>
+                <w:noProof/>
+                <w:webHidden/>
+              </w:rPr>
+              <w:tab/>
+            </w:r>
+            <w:r>
+              <w:rPr>
+                <w:noProof/>
+                <w:webHidden/>
+              </w:rPr>
+              <w:fldChar w:fldCharType="begin"/>
+            </w:r>
+            <w:r>
+              <w:rPr>
+                <w:noProof/>
+                <w:webHidden/>
+              </w:rPr>
+              <w:instrText xml:space="preserve"> PAGEREF _Toc222395157 \h </w:instrText>
+            </w:r>
+            <w:r>
+              <w:rPr>
+                <w:noProof/>
+                <w:webHidden/>
+              </w:rPr>
+            </w:r>
+            <w:r>
+              <w:rPr>
+                <w:noProof/>
+                <w:webHidden/>
+              </w:rPr>
+              <w:fldChar w:fldCharType="separate"/>
+            </w:r>
+            <w:r>
+              <w:rPr>
+                <w:noProof/>
+                <w:webHidden/>
+              </w:rPr>
+              <w:t>7</w:t>
+            </w:r>
+            <w:r>
+              <w:rPr>
+                <w:noProof/>
+                <w:webHidden/>
+              </w:rPr>
+              <w:fldChar w:fldCharType="end"/>
+            </w:r>
+          </w:hyperlink>
+        </w:p>
+        <w:p>
+          <w:r>
+            <w:rPr>
+              <w:b/>
+              <w:bCs/>
+              <w:lang w:val="es-ES"/>
+            </w:rPr>
+            <w:fldChar w:fldCharType="end"/>
+          </w:r>
+        </w:p>
+      </w:sdtContent>
+    </w:sdt>
     <w:p/>
     <w:p>
       <w:r>
-        <w:t>{{ nombre_proceso }}</w:t>
-      </w:r>
-    </w:p>
-    <w:p/>
-    <w:p>
-      <w:r>
-        <w:t>Objetivo</w:t>
-      </w:r>
-    </w:p>
-    <w:p/>
-    <w:p>
-      <w:r>
-        <w:t>{{ objetivo }}</w:t>
-      </w:r>
-    </w:p>
-    <w:p/>
-    <w:p>
-      <w:r>
-        <w:t>Alcance</w:t>
-      </w:r>
-    </w:p>
-    <w:p/>
-    <w:p>
-      <w:r>
-        <w:t>{{ alcance }}</w:t>
-      </w:r>
-    </w:p>
-    <w:p/>
-    <w:p>
-      <w:r>
-        <w:t>Descripción general</w:t>
+        <w:br w:type="page"/>
       </w:r>
     </w:p>
     <w:p>
-      <w:r>
-        <w:t>{{ descripcion_general }}</w:t>
-      </w:r>
-    </w:p>
-    <w:p/>
-    <w:p>
-      <w:r>
-        <w:t>{% for rol in roles %}</w:t>
-      </w:r>
+      <w:pPr>
+        <w:sectPr>
+          <w:headerReference w:type="default" r:id="rId8"/>
+          <w:footerReference w:type="default" r:id="rId9"/>
+          <w:pgSz w:w="12240" w:h="15840"/>
+          <w:pgMar w:top="1417" w:right="1701" w:bottom="1417" w:left="1701" w:header="708" w:footer="708" w:gutter="0"/>
+          <w:cols w:space="708"/>
+          <w:titlePg/>
+          <w:docGrid w:linePitch="360"/>
+          <w15:footnoteColumns w:val="1"/>
+        </w:sectPr>
+      </w:pPr>
     </w:p>
     <w:p>
-      <w:r>
-        <w:t>• {{ rol }}</w:t>
-      </w:r>
+      <w:pPr>
+        <w:pStyle w:val="Ttulo1"/>
+        <w:numPr>
+          <w:ilvl w:val="0"/>
+          <w:numId w:val="6"/>
+        </w:numPr>
+        <w:rPr>
+          <w:b/>
+          <w:bCs/>
+          <w:color w:val="auto"/>
+          <w:sz w:val="24"/>
+          <w:szCs w:val="24"/>
+        </w:rPr>
+      </w:pPr>
+      <w:bookmarkStart w:id="0" w:name="_Toc222395146"/>
+      <w:r>
+        <w:rPr>
+          <w:b/>
+          <w:bCs/>
+          <w:color w:val="auto"/>
+          <w:sz w:val="24"/>
+          <w:szCs w:val="24"/>
+        </w:rPr>
+        <w:lastRenderedPageBreak/>
+        <w:t>Flujo del Proceso</w:t>
+      </w:r>
+      <w:r>
+        <w:rPr>
+          <w:rStyle w:val="Refdenotaalpie"/>
+          <w:b/>
+          <w:bCs/>
+          <w:color w:val="auto"/>
+          <w:sz w:val="24"/>
+          <w:szCs w:val="24"/>
+        </w:rPr>
+        <w:footnoteReference w:id="2"/>
+      </w:r>
+      <w:bookmarkEnd w:id="0"/>
     </w:p>
     <w:p>
-      <w:r>
-        <w:t>{% endfor %}</w:t>
-      </w:r>
+      <w:pPr>
+        <w:jc w:val="center"/>
+      </w:pPr>
     </w:p>
-    <w:p/>
     <w:p>
       <w:r>
-        <w:t>Etapas</w:t>
+        <w:br w:type="page"/>
       </w:r>
     </w:p>
-    <w:p/>
     <w:p>
-      <w:r>
-        <w:t>{% for etapa in etapas %}</w:t>
-      </w:r>
+      <w:pPr>
+        <w:sectPr>
+          <w:footerReference w:type="default" r:id="rId10"/>
+          <w:pgSz w:w="15840" w:h="12240" w:orient="landscape"/>
+          <w:pgMar w:top="1701" w:right="1418" w:bottom="1701" w:left="1418" w:header="709" w:footer="709" w:gutter="0"/>
+          <w:cols w:space="708"/>
+          <w:docGrid w:linePitch="360"/>
+          <w15:footnoteColumns w:val="1"/>
+        </w:sectPr>
+      </w:pPr>
     </w:p>
-    <w:p/>
     <w:p>
-      <w:r>
-        <w:t>{{ loop.index }}. {{ etapa.nombre }}</w:t>
-      </w:r>
+      <w:pPr>
+        <w:pStyle w:val="Ttulo1"/>
+        <w:numPr>
+          <w:ilvl w:val="0"/>
+          <w:numId w:val="6"/>
+        </w:numPr>
+        <w:rPr>
+          <w:b/>
+          <w:bCs/>
+          <w:color w:val="auto"/>
+          <w:sz w:val="24"/>
+          <w:szCs w:val="24"/>
+        </w:rPr>
+      </w:pPr>
+      <w:bookmarkStart w:id="1" w:name="_Toc222395147"/>
+      <w:r>
+        <w:rPr>
+          <w:b/>
+          <w:bCs/>
+          <w:color w:val="auto"/>
+          <w:sz w:val="24"/>
+          <w:szCs w:val="24"/>
+        </w:rPr>
+        <w:lastRenderedPageBreak/>
+        <w:t>Descripción de Actividades</w:t>
+      </w:r>
+      <w:bookmarkEnd w:id="1"/>
     </w:p>
-    <w:p/>
+    <w:p>
+      <w:r>
+        <w:t xml:space="preserve">{% </w:t>
+      </w:r>
+      <w:proofErr w:type="spellStart"/>
+      <w:r>
+        <w:t>for</w:t>
+      </w:r>
+      <w:proofErr w:type="spellEnd"/>
+      <w:r>
+        <w:t xml:space="preserve"> etapa in etapas %}</w:t>
+      </w:r>
+    </w:p>
+    <w:p>
+      <w:pPr>
+        <w:pStyle w:val="Ttulo2"/>
+        <w:numPr>
+          <w:ilvl w:val="0"/>
+          <w:numId w:val="7"/>
+        </w:numPr>
+        <w:rPr>
+          <w:b/>
+          <w:bCs/>
+          <w:color w:val="auto"/>
+          <w:sz w:val="24"/>
+          <w:szCs w:val="24"/>
+        </w:rPr>
+      </w:pPr>
+      <w:bookmarkStart w:id="2" w:name="_Toc222395148"/>
+      <w:r>
+        <w:rPr>
+          <w:b/>
+          <w:bCs/>
+          <w:color w:val="auto"/>
+          <w:sz w:val="24"/>
+          <w:szCs w:val="24"/>
+        </w:rPr>
+        <w:t>Etapa</w:t>
+      </w:r>
+      <w:bookmarkEnd w:id="2"/>
+      <w:r>
+        <w:rPr>
+          <w:b/>
+          <w:bCs/>
+          <w:color w:val="auto"/>
+          <w:sz w:val="24"/>
+          <w:szCs w:val="24"/>
+        </w:rPr>
+        <w:t xml:space="preserve"> </w:t>
+      </w:r>
+      <w:proofErr w:type="gramStart"/>
+      <w:r>
+        <w:rPr>
+          <w:b/>
+          <w:bCs/>
+          <w:color w:val="auto"/>
+          <w:sz w:val="24"/>
+          <w:szCs w:val="24"/>
+        </w:rPr>
+        <w:t xml:space="preserve">{{ </w:t>
+      </w:r>
+      <w:proofErr w:type="spellStart"/>
+      <w:r>
+        <w:rPr>
+          <w:b/>
+          <w:bCs/>
+          <w:color w:val="auto"/>
+          <w:sz w:val="24"/>
+          <w:szCs w:val="24"/>
+        </w:rPr>
+        <w:t>loop</w:t>
+      </w:r>
+      <w:proofErr w:type="gramEnd"/>
+      <w:r>
+        <w:rPr>
+          <w:b/>
+          <w:bCs/>
+          <w:color w:val="auto"/>
+          <w:sz w:val="24"/>
+          <w:szCs w:val="24"/>
+        </w:rPr>
+        <w:t>.</w:t>
+      </w:r>
+      <w:proofErr w:type="gramStart"/>
+      <w:r>
+        <w:rPr>
+          <w:b/>
+          <w:bCs/>
+          <w:color w:val="auto"/>
+          <w:sz w:val="24"/>
+          <w:szCs w:val="24"/>
+        </w:rPr>
+        <w:t>index</w:t>
+      </w:r>
+      <w:proofErr w:type="spellEnd"/>
+      <w:r>
+        <w:rPr>
+          <w:b/>
+          <w:bCs/>
+          <w:color w:val="auto"/>
+          <w:sz w:val="24"/>
+          <w:szCs w:val="24"/>
+        </w:rPr>
+        <w:t xml:space="preserve"> }</w:t>
+      </w:r>
+      <w:proofErr w:type="gramEnd"/>
+      <w:r>
+        <w:rPr>
+          <w:b/>
+          <w:bCs/>
+          <w:color w:val="auto"/>
+          <w:sz w:val="24"/>
+          <w:szCs w:val="24"/>
+        </w:rPr>
+        <w:t xml:space="preserve">}. </w:t>
+      </w:r>
+      <w:proofErr w:type="gramStart"/>
+      <w:r>
+        <w:rPr>
+          <w:b/>
+          <w:bCs/>
+          <w:color w:val="auto"/>
+          <w:sz w:val="24"/>
+          <w:szCs w:val="24"/>
+        </w:rPr>
+        <w:t xml:space="preserve">{{ </w:t>
+      </w:r>
+      <w:proofErr w:type="spellStart"/>
+      <w:r>
+        <w:rPr>
+          <w:b/>
+          <w:bCs/>
+          <w:color w:val="auto"/>
+          <w:sz w:val="24"/>
+          <w:szCs w:val="24"/>
+        </w:rPr>
+        <w:t>etapa</w:t>
+      </w:r>
+      <w:proofErr w:type="gramEnd"/>
+      <w:r>
+        <w:rPr>
+          <w:b/>
+          <w:bCs/>
+          <w:color w:val="auto"/>
+          <w:sz w:val="24"/>
+          <w:szCs w:val="24"/>
+        </w:rPr>
+        <w:t>.</w:t>
+      </w:r>
+      <w:proofErr w:type="gramStart"/>
+      <w:r>
+        <w:rPr>
+          <w:b/>
+          <w:bCs/>
+          <w:color w:val="auto"/>
+          <w:sz w:val="24"/>
+          <w:szCs w:val="24"/>
+        </w:rPr>
+        <w:t>nombre</w:t>
+      </w:r>
+      <w:proofErr w:type="spellEnd"/>
+      <w:r>
+        <w:rPr>
+          <w:b/>
+          <w:bCs/>
+          <w:color w:val="auto"/>
+          <w:sz w:val="24"/>
+          <w:szCs w:val="24"/>
+        </w:rPr>
+        <w:t xml:space="preserve"> }</w:t>
+      </w:r>
+      <w:proofErr w:type="gramEnd"/>
+      <w:r>
+        <w:rPr>
+          <w:b/>
+          <w:bCs/>
+          <w:color w:val="auto"/>
+          <w:sz w:val="24"/>
+          <w:szCs w:val="24"/>
+        </w:rPr>
+        <w:t>}</w:t>
+      </w:r>
+    </w:p>
     <w:tbl>
       <w:tblPr>
-        <w:tblStyle w:val="TableGrid"/>
+        <w:tblStyle w:val="Tablaconcuadrcula"/>
         <w:tblW w:w="0" w:type="auto"/>
         <w:tblLook w:val="04A0" w:firstRow="1" w:lastRow="0" w:firstColumn="1" w:lastColumn="0" w:noHBand="0" w:noVBand="1"/>
       </w:tblPr>
       <w:tblGrid>
-        <w:gridCol w:w="3116"/>
-        <w:gridCol w:w="3117"/>
-        <w:gridCol w:w="3117"/>
+        <w:gridCol w:w="2405"/>
+        <w:gridCol w:w="2552"/>
+        <w:gridCol w:w="3871"/>
       </w:tblGrid>
       <w:tr>
         <w:tc>
           <w:tcPr>
-            <w:tcW w:w="3116" w:type="dxa"/>
+            <w:tcW w:w="2405" w:type="dxa"/>
+            <w:shd w:val="clear" w:color="auto" w:fill="0070C0"/>
           </w:tcPr>
           <w:p>
-            <w:r>
-              <w:t>Objetivo de la etapa</w:t>
+            <w:pPr>
+              <w:spacing w:before="240"/>
+              <w:jc w:val="center"/>
+              <w:rPr>
+                <w:b/>
+                <w:bCs/>
+              </w:rPr>
+            </w:pPr>
+            <w:r>
+              <w:rPr>
+                <w:b/>
+                <w:bCs/>
+              </w:rPr>
+              <w:t>Entradas</w:t>
             </w:r>
           </w:p>
-          <w:p/>
         </w:tc>
         <w:tc>
           <w:tcPr>
-            <w:tcW w:w="3117" w:type="dxa"/>
+            <w:tcW w:w="2552" w:type="dxa"/>
+            <w:shd w:val="clear" w:color="auto" w:fill="0070C0"/>
           </w:tcPr>
           <w:p>
-            <w:r>
-              <w:t>Entradas</w:t>
+            <w:pPr>
+              <w:spacing w:before="240"/>
+              <w:jc w:val="center"/>
+              <w:rPr>
+                <w:b/>
+                <w:bCs/>
+              </w:rPr>
+            </w:pPr>
+            <w:r>
+              <w:rPr>
+                <w:b/>
+                <w:bCs/>
+              </w:rPr>
+              <w:t>Salidas</w:t>
             </w:r>
           </w:p>
-          <w:p/>
         </w:tc>
         <w:tc>
           <w:tcPr>
-            <w:tcW w:w="3117" w:type="dxa"/>
+            <w:tcW w:w="3871" w:type="dxa"/>
+            <w:shd w:val="clear" w:color="auto" w:fill="0070C0"/>
           </w:tcPr>
           <w:p>
-            <w:r>
-              <w:t>Salidas</w:t>
+            <w:pPr>
+              <w:spacing w:before="240"/>
+              <w:jc w:val="center"/>
+              <w:rPr>
+                <w:b/>
+                <w:bCs/>
+              </w:rPr>
+            </w:pPr>
+            <w:r>
+              <w:rPr>
+                <w:b/>
+                <w:bCs/>
+              </w:rPr>
+              <w:t>Objetivo de la Etapa</w:t>
             </w:r>
           </w:p>
-          <w:p/>
         </w:tc>
       </w:tr>
       <w:tr>
         <w:tc>
           <w:tcPr>
-            <w:tcW w:w="3116" w:type="dxa"/>
+            <w:tcW w:w="2405" w:type="dxa"/>
           </w:tcPr>
           <w:p>
-            <w:r>
-              <w:t>{{ etapa.objetivo }}</w:t>
+            <w:pPr>
+              <w:spacing w:before="240"/>
+              <w:jc w:val="both"/>
+            </w:pPr>
+            <w:proofErr w:type="gramStart"/>
+            <w:r>
+              <w:t xml:space="preserve">{{ </w:t>
+            </w:r>
+            <w:proofErr w:type="spellStart"/>
+            <w:r>
+              <w:t>etapa</w:t>
+            </w:r>
+            <w:proofErr w:type="gramEnd"/>
+            <w:r>
+              <w:t>.entrada</w:t>
+            </w:r>
+            <w:proofErr w:type="spellEnd"/>
+            <w:r>
+              <w:t xml:space="preserve"> }}</w:t>
             </w:r>
           </w:p>
-          <w:p/>
         </w:tc>
         <w:tc>
           <w:tcPr>
-            <w:tcW w:w="3117" w:type="dxa"/>
+            <w:tcW w:w="2552" w:type="dxa"/>
           </w:tcPr>
           <w:p>
-            <w:r>
-              <w:t>{{ etapa.entrada }}</w:t>
+            <w:pPr>
+              <w:spacing w:before="240"/>
+              <w:jc w:val="both"/>
+            </w:pPr>
+            <w:proofErr w:type="gramStart"/>
+            <w:r>
+              <w:t xml:space="preserve">{{ </w:t>
+            </w:r>
+            <w:proofErr w:type="spellStart"/>
+            <w:r>
+              <w:t>etapa</w:t>
+            </w:r>
+            <w:proofErr w:type="gramEnd"/>
+            <w:r>
+              <w:t>.salida</w:t>
+            </w:r>
+            <w:proofErr w:type="spellEnd"/>
+            <w:r>
+              <w:t xml:space="preserve"> }}</w:t>
             </w:r>
           </w:p>
-          <w:p/>
         </w:tc>
         <w:tc>
           <w:tcPr>
-            <w:tcW w:w="3117" w:type="dxa"/>
+            <w:tcW w:w="3871" w:type="dxa"/>
           </w:tcPr>
           <w:p>
-            <w:r>
-              <w:t>{{ etapa.salida }}</w:t>
+            <w:pPr>
+              <w:spacing w:before="240"/>
+              <w:jc w:val="both"/>
+            </w:pPr>
+            <w:proofErr w:type="gramStart"/>
+            <w:r>
+              <w:t xml:space="preserve">{{ </w:t>
+            </w:r>
+            <w:proofErr w:type="spellStart"/>
+            <w:r>
+              <w:t>etapa</w:t>
+            </w:r>
+            <w:proofErr w:type="gramEnd"/>
+            <w:r>
+              <w:t>.objetivo</w:t>
+            </w:r>
+            <w:proofErr w:type="spellEnd"/>
+            <w:r>
+              <w:t xml:space="preserve"> }}</w:t>
             </w:r>
           </w:p>
-          <w:p/>
         </w:tc>
       </w:tr>
     </w:tbl>
-    <w:p/>
     <w:p>
-      <w:r>
-        <w:t>Descripción de la etapa</w:t>
-      </w:r>
+      <w:pPr>
+        <w:pStyle w:val="ParrafosporEtapa"/>
+        <w:numPr>
+          <w:ilvl w:val="0"/>
+          <w:numId w:val="0"/>
+        </w:numPr>
+      </w:pPr>
+    </w:p>
+    <w:p>
+      <w:proofErr w:type="gramStart"/>
+      <w:r>
+        <w:t xml:space="preserve">{{ </w:t>
+      </w:r>
+      <w:proofErr w:type="spellStart"/>
+      <w:r>
+        <w:t>etapa</w:t>
+      </w:r>
+      <w:proofErr w:type="gramEnd"/>
+      <w:r>
+        <w:t>.descripcion_</w:t>
+      </w:r>
+      <w:proofErr w:type="gramStart"/>
+      <w:r>
+        <w:t>narrativa</w:t>
+      </w:r>
+      <w:proofErr w:type="spellEnd"/>
+      <w:r>
+        <w:t xml:space="preserve"> }</w:t>
+      </w:r>
+      <w:proofErr w:type="gramEnd"/>
+      <w:r>
+        <w:t>}</w:t>
+      </w:r>
+    </w:p>
+    <w:p>
+      <w:r>
+        <w:t xml:space="preserve">{% </w:t>
+      </w:r>
+      <w:proofErr w:type="spellStart"/>
+      <w:r>
+        <w:t>endfor</w:t>
+      </w:r>
+      <w:proofErr w:type="spellEnd"/>
+      <w:r>
+        <w:t xml:space="preserve"> %}</w:t>
+      </w:r>
+      <w:r>
+        <w:br w:type="page"/>
+      </w:r>
+    </w:p>
+    <w:p>
+      <w:pPr>
+        <w:pStyle w:val="ParrafosporEtapa"/>
+        <w:numPr>
+          <w:ilvl w:val="0"/>
+          <w:numId w:val="0"/>
+        </w:numPr>
+      </w:pPr>
+    </w:p>
+    <w:p>
+      <w:pPr>
+        <w:pStyle w:val="Ttulo1"/>
+        <w:numPr>
+          <w:ilvl w:val="0"/>
+          <w:numId w:val="6"/>
+        </w:numPr>
+        <w:rPr>
+          <w:b/>
+          <w:bCs/>
+          <w:color w:val="auto"/>
+          <w:sz w:val="24"/>
+          <w:szCs w:val="24"/>
+        </w:rPr>
+      </w:pPr>
+      <w:bookmarkStart w:id="3" w:name="_Toc222395149"/>
+      <w:r>
+        <w:rPr>
+          <w:b/>
+          <w:bCs/>
+          <w:color w:val="auto"/>
+          <w:sz w:val="24"/>
+          <w:szCs w:val="24"/>
+        </w:rPr>
+        <w:t>Roles y Responsabilidades</w:t>
+      </w:r>
+      <w:bookmarkEnd w:id="3"/>
+    </w:p>
+    <w:p>
+      <w:r>
+        <w:t>Matriz RECI</w:t>
+      </w:r>
+    </w:p>
+    <w:p>
+      <w:pPr>
+        <w:jc w:val="both"/>
+      </w:pPr>
+    </w:p>
+    <w:p>
+      <w:pPr>
+        <w:rPr>
+          <w:rFonts w:asciiTheme="majorHAnsi" w:eastAsiaTheme="majorEastAsia" w:hAnsiTheme="majorHAnsi" w:cstheme="majorBidi"/>
+          <w:b/>
+          <w:bCs/>
+        </w:rPr>
+      </w:pPr>
+      <w:r>
+        <w:rPr>
+          <w:b/>
+          <w:bCs/>
+        </w:rPr>
+        <w:br w:type="page"/>
+      </w:r>
+    </w:p>
+    <w:p>
+      <w:pPr>
+        <w:pStyle w:val="Ttulo1"/>
+        <w:numPr>
+          <w:ilvl w:val="0"/>
+          <w:numId w:val="6"/>
+        </w:numPr>
+        <w:rPr>
+          <w:b/>
+          <w:bCs/>
+          <w:color w:val="auto"/>
+          <w:sz w:val="24"/>
+          <w:szCs w:val="24"/>
+        </w:rPr>
+      </w:pPr>
+      <w:bookmarkStart w:id="4" w:name="_Toc222395150"/>
+      <w:r>
+        <w:rPr>
+          <w:b/>
+          <w:bCs/>
+          <w:color w:val="auto"/>
+          <w:sz w:val="24"/>
+          <w:szCs w:val="24"/>
+        </w:rPr>
+        <w:lastRenderedPageBreak/>
+        <w:t>Criterio de Aceptación</w:t>
+      </w:r>
+      <w:bookmarkEnd w:id="4"/>
+    </w:p>
+    <w:tbl>
+      <w:tblPr>
+        <w:tblStyle w:val="Tablaconcuadrcula"/>
+        <w:tblW w:w="0" w:type="auto"/>
+        <w:tblLook w:val="04A0" w:firstRow="1" w:lastRow="0" w:firstColumn="1" w:lastColumn="0" w:noHBand="0" w:noVBand="1"/>
+      </w:tblPr>
+      <w:tblGrid>
+        <w:gridCol w:w="2689"/>
+        <w:gridCol w:w="6139"/>
+      </w:tblGrid>
+      <w:tr>
+        <w:tc>
+          <w:tcPr>
+            <w:tcW w:w="2689" w:type="dxa"/>
+            <w:shd w:val="clear" w:color="auto" w:fill="215E99" w:themeFill="text2" w:themeFillTint="BF"/>
+          </w:tcPr>
+          <w:p>
+            <w:pPr>
+              <w:rPr>
+                <w:b/>
+                <w:bCs/>
+              </w:rPr>
+            </w:pPr>
+            <w:r>
+              <w:rPr>
+                <w:b/>
+                <w:bCs/>
+              </w:rPr>
+              <w:t>Pro</w:t>
+            </w:r>
+            <w:r>
+              <w:rPr>
+                <w:b/>
+                <w:bCs/>
+              </w:rPr>
+              <w:t>ceso</w:t>
+            </w:r>
+          </w:p>
+        </w:tc>
+        <w:tc>
+          <w:tcPr>
+            <w:tcW w:w="6139" w:type="dxa"/>
+            <w:shd w:val="clear" w:color="auto" w:fill="215E99" w:themeFill="text2" w:themeFillTint="BF"/>
+          </w:tcPr>
+          <w:p>
+            <w:pPr>
+              <w:rPr>
+                <w:b/>
+                <w:bCs/>
+              </w:rPr>
+            </w:pPr>
+            <w:r>
+              <w:rPr>
+                <w:b/>
+                <w:bCs/>
+              </w:rPr>
+              <w:t>Criterio de Aceptación</w:t>
+            </w:r>
+          </w:p>
+        </w:tc>
+      </w:tr>
+      <w:tr>
+        <w:tc>
+          <w:tcPr>
+            <w:tcW w:w="2689" w:type="dxa"/>
+          </w:tcPr>
+          <w:p>
+            <w:pPr>
+              <w:jc w:val="both"/>
+            </w:pPr>
+          </w:p>
+        </w:tc>
+        <w:tc>
+          <w:tcPr>
+            <w:tcW w:w="6139" w:type="dxa"/>
+          </w:tcPr>
+          <w:p>
+            <w:pPr>
+              <w:jc w:val="both"/>
+            </w:pPr>
+            <w:r>
+              <w:t xml:space="preserve">{% </w:t>
+            </w:r>
+            <w:proofErr w:type="spellStart"/>
+            <w:r>
+              <w:t>for</w:t>
+            </w:r>
+            <w:proofErr w:type="spellEnd"/>
+            <w:r>
+              <w:t xml:space="preserve"> criterio in </w:t>
+            </w:r>
+            <w:proofErr w:type="spellStart"/>
+            <w:r>
+              <w:t>criterios_aceptacion</w:t>
+            </w:r>
+            <w:proofErr w:type="spellEnd"/>
+            <w:r>
+              <w:t xml:space="preserve"> %}</w:t>
+            </w:r>
+          </w:p>
+          <w:p>
+            <w:pPr>
+              <w:jc w:val="both"/>
+            </w:pPr>
+            <w:r>
+              <w:t xml:space="preserve">• </w:t>
+            </w:r>
+            <w:proofErr w:type="gramStart"/>
+            <w:r>
+              <w:t>{{ criterio</w:t>
+            </w:r>
+            <w:proofErr w:type="gramEnd"/>
+            <w:r>
+              <w:t xml:space="preserve"> }}</w:t>
+            </w:r>
+            <w:r>
+              <w:br/>
+              <w:t xml:space="preserve">{% </w:t>
+            </w:r>
+            <w:proofErr w:type="spellStart"/>
+            <w:r>
+              <w:t>endfor</w:t>
+            </w:r>
+            <w:proofErr w:type="spellEnd"/>
+            <w:r>
+              <w:t xml:space="preserve"> %}</w:t>
+            </w:r>
+          </w:p>
+        </w:tc>
+      </w:tr>
+    </w:tbl>
+    <w:p>
+      <w:pPr>
+        <w:spacing w:before="240"/>
+        <w:jc w:val="both"/>
+        <w:rPr>
+          <w:b/>
+          <w:bCs/>
+        </w:rPr>
+      </w:pPr>
+    </w:p>
+    <w:p>
+      <w:pPr>
+        <w:pStyle w:val="Ttulo1"/>
+        <w:numPr>
+          <w:ilvl w:val="0"/>
+          <w:numId w:val="6"/>
+        </w:numPr>
+        <w:rPr>
+          <w:b/>
+          <w:bCs/>
+          <w:color w:val="auto"/>
+          <w:sz w:val="24"/>
+          <w:szCs w:val="24"/>
+        </w:rPr>
+      </w:pPr>
+      <w:bookmarkStart w:id="5" w:name="_Toc222395151"/>
+      <w:r>
+        <w:rPr>
+          <w:b/>
+          <w:bCs/>
+          <w:color w:val="auto"/>
+          <w:sz w:val="24"/>
+          <w:szCs w:val="24"/>
+        </w:rPr>
+        <w:t>Indicadores de Desempeño</w:t>
+      </w:r>
+      <w:bookmarkEnd w:id="5"/>
+    </w:p>
+    <w:tbl>
+      <w:tblPr>
+        <w:tblStyle w:val="Tablaconcuadrcula"/>
+        <w:tblW w:w="11283" w:type="dxa"/>
+        <w:tblInd w:w="-1223" w:type="dxa"/>
+        <w:tblLook w:val="04A0" w:firstRow="1" w:lastRow="0" w:firstColumn="1" w:lastColumn="0" w:noHBand="0" w:noVBand="1"/>
+      </w:tblPr>
+      <w:tblGrid>
+        <w:gridCol w:w="1833"/>
+        <w:gridCol w:w="1033"/>
+        <w:gridCol w:w="865"/>
+        <w:gridCol w:w="1363"/>
+        <w:gridCol w:w="1327"/>
+        <w:gridCol w:w="1404"/>
+        <w:gridCol w:w="1064"/>
+        <w:gridCol w:w="2394"/>
+      </w:tblGrid>
+      <w:tr>
+        <w:tc>
+          <w:tcPr>
+            <w:tcW w:w="1104" w:type="dxa"/>
+            <w:shd w:val="clear" w:color="auto" w:fill="215E99" w:themeFill="text2" w:themeFillTint="BF"/>
+          </w:tcPr>
+          <w:p>
+            <w:pPr>
+              <w:jc w:val="center"/>
+              <w:rPr>
+                <w:b/>
+                <w:bCs/>
+                <w:sz w:val="20"/>
+                <w:szCs w:val="20"/>
+              </w:rPr>
+            </w:pPr>
+            <w:r>
+              <w:rPr>
+                <w:b/>
+                <w:bCs/>
+                <w:sz w:val="20"/>
+                <w:szCs w:val="20"/>
+              </w:rPr>
+              <w:t>Nombre</w:t>
+            </w:r>
+          </w:p>
+        </w:tc>
+        <w:tc>
+          <w:tcPr>
+            <w:tcW w:w="1104" w:type="dxa"/>
+            <w:shd w:val="clear" w:color="auto" w:fill="215E99" w:themeFill="text2" w:themeFillTint="BF"/>
+          </w:tcPr>
+          <w:p>
+            <w:pPr>
+              <w:jc w:val="center"/>
+              <w:rPr>
+                <w:b/>
+                <w:bCs/>
+                <w:sz w:val="20"/>
+                <w:szCs w:val="20"/>
+              </w:rPr>
+            </w:pPr>
+            <w:r>
+              <w:rPr>
+                <w:b/>
+                <w:bCs/>
+                <w:sz w:val="20"/>
+                <w:szCs w:val="20"/>
+              </w:rPr>
+              <w:t>Fórmula de Cálculo</w:t>
+            </w:r>
+          </w:p>
+        </w:tc>
+        <w:tc>
+          <w:tcPr>
+            <w:tcW w:w="1103" w:type="dxa"/>
+            <w:shd w:val="clear" w:color="auto" w:fill="215E99" w:themeFill="text2" w:themeFillTint="BF"/>
+          </w:tcPr>
+          <w:p>
+            <w:pPr>
+              <w:jc w:val="center"/>
+              <w:rPr>
+                <w:b/>
+                <w:bCs/>
+                <w:sz w:val="20"/>
+                <w:szCs w:val="20"/>
+              </w:rPr>
+            </w:pPr>
+            <w:r>
+              <w:rPr>
+                <w:b/>
+                <w:bCs/>
+                <w:sz w:val="20"/>
+                <w:szCs w:val="20"/>
+              </w:rPr>
+              <w:t>Meta</w:t>
+            </w:r>
+          </w:p>
+        </w:tc>
+        <w:tc>
+          <w:tcPr>
+            <w:tcW w:w="1103" w:type="dxa"/>
+            <w:shd w:val="clear" w:color="auto" w:fill="215E99" w:themeFill="text2" w:themeFillTint="BF"/>
+          </w:tcPr>
+          <w:p>
+            <w:pPr>
+              <w:jc w:val="center"/>
+              <w:rPr>
+                <w:b/>
+                <w:bCs/>
+                <w:sz w:val="20"/>
+                <w:szCs w:val="20"/>
+              </w:rPr>
+            </w:pPr>
+            <w:r>
+              <w:rPr>
+                <w:b/>
+                <w:bCs/>
+                <w:sz w:val="20"/>
+                <w:szCs w:val="20"/>
+              </w:rPr>
+              <w:t>Periodicidad</w:t>
+            </w:r>
+          </w:p>
+        </w:tc>
+        <w:tc>
+          <w:tcPr>
+            <w:tcW w:w="1103" w:type="dxa"/>
+            <w:shd w:val="clear" w:color="auto" w:fill="215E99" w:themeFill="text2" w:themeFillTint="BF"/>
+          </w:tcPr>
+          <w:p>
+            <w:pPr>
+              <w:jc w:val="center"/>
+              <w:rPr>
+                <w:b/>
+                <w:bCs/>
+                <w:sz w:val="20"/>
+                <w:szCs w:val="20"/>
+              </w:rPr>
+            </w:pPr>
+            <w:r>
+              <w:rPr>
+                <w:b/>
+                <w:bCs/>
+                <w:sz w:val="20"/>
+                <w:szCs w:val="20"/>
+              </w:rPr>
+              <w:t>Fuente de Información</w:t>
+            </w:r>
+          </w:p>
+        </w:tc>
+        <w:tc>
+          <w:tcPr>
+            <w:tcW w:w="1103" w:type="dxa"/>
+            <w:shd w:val="clear" w:color="auto" w:fill="215E99" w:themeFill="text2" w:themeFillTint="BF"/>
+          </w:tcPr>
+          <w:p>
+            <w:pPr>
+              <w:jc w:val="center"/>
+              <w:rPr>
+                <w:b/>
+                <w:bCs/>
+                <w:sz w:val="20"/>
+                <w:szCs w:val="20"/>
+              </w:rPr>
+            </w:pPr>
+            <w:r>
+              <w:rPr>
+                <w:b/>
+                <w:bCs/>
+                <w:sz w:val="20"/>
+                <w:szCs w:val="20"/>
+              </w:rPr>
+              <w:t>Responsable de Información</w:t>
+            </w:r>
+          </w:p>
+        </w:tc>
+        <w:tc>
+          <w:tcPr>
+            <w:tcW w:w="1104" w:type="dxa"/>
+            <w:shd w:val="clear" w:color="auto" w:fill="215E99" w:themeFill="text2" w:themeFillTint="BF"/>
+          </w:tcPr>
+          <w:p>
+            <w:pPr>
+              <w:jc w:val="center"/>
+              <w:rPr>
+                <w:b/>
+                <w:bCs/>
+                <w:sz w:val="20"/>
+                <w:szCs w:val="20"/>
+              </w:rPr>
+            </w:pPr>
+            <w:r>
+              <w:rPr>
+                <w:b/>
+                <w:bCs/>
+                <w:sz w:val="20"/>
+                <w:szCs w:val="20"/>
+              </w:rPr>
+              <w:t>Estándar de Calidad</w:t>
+            </w:r>
+          </w:p>
+        </w:tc>
+        <w:tc>
+          <w:tcPr>
+            <w:tcW w:w="3559" w:type="dxa"/>
+            <w:shd w:val="clear" w:color="auto" w:fill="215E99" w:themeFill="text2" w:themeFillTint="BF"/>
+          </w:tcPr>
+          <w:p>
+            <w:pPr>
+              <w:jc w:val="center"/>
+              <w:rPr>
+                <w:b/>
+                <w:bCs/>
+                <w:sz w:val="20"/>
+                <w:szCs w:val="20"/>
+              </w:rPr>
+            </w:pPr>
+            <w:r>
+              <w:rPr>
+                <w:b/>
+                <w:bCs/>
+                <w:sz w:val="20"/>
+                <w:szCs w:val="20"/>
+              </w:rPr>
+              <w:t>Observación /</w:t>
+            </w:r>
+          </w:p>
+          <w:p>
+            <w:pPr>
+              <w:jc w:val="center"/>
+              <w:rPr>
+                <w:b/>
+                <w:bCs/>
+                <w:sz w:val="20"/>
+                <w:szCs w:val="20"/>
+              </w:rPr>
+            </w:pPr>
+            <w:r>
+              <w:rPr>
+                <w:b/>
+                <w:bCs/>
+                <w:sz w:val="20"/>
+                <w:szCs w:val="20"/>
+              </w:rPr>
+              <w:t>Nota Metodológica</w:t>
+            </w:r>
+          </w:p>
+        </w:tc>
+      </w:tr>
+      <w:tr>
+        <w:tc>
+          <w:tcPr>
+            <w:tcW w:w="1104" w:type="dxa"/>
+            <w:shd w:val="clear" w:color="auto" w:fill="D9D9D9" w:themeFill="background1" w:themeFillShade="D9"/>
+          </w:tcPr>
+          <w:p>
+            <w:pPr>
+              <w:jc w:val="center"/>
+              <w:rPr>
+                <w:b/>
+                <w:bCs/>
+                <w:sz w:val="20"/>
+                <w:szCs w:val="20"/>
+              </w:rPr>
+            </w:pPr>
+            <w:r>
+              <w:rPr>
+                <w:b/>
+                <w:bCs/>
+                <w:sz w:val="20"/>
+                <w:szCs w:val="20"/>
+              </w:rPr>
+              <w:t xml:space="preserve">{% </w:t>
+            </w:r>
+            <w:proofErr w:type="spellStart"/>
+            <w:r>
+              <w:rPr>
+                <w:b/>
+                <w:bCs/>
+                <w:sz w:val="20"/>
+                <w:szCs w:val="20"/>
+              </w:rPr>
+              <w:t>for</w:t>
+            </w:r>
+            <w:proofErr w:type="spellEnd"/>
+            <w:r>
+              <w:rPr>
+                <w:b/>
+                <w:bCs/>
+                <w:sz w:val="20"/>
+                <w:szCs w:val="20"/>
+              </w:rPr>
+              <w:t xml:space="preserve"> indicador </w:t>
+            </w:r>
+            <w:proofErr w:type="gramStart"/>
+            <w:r>
+              <w:rPr>
+                <w:b/>
+                <w:bCs/>
+                <w:sz w:val="20"/>
+                <w:szCs w:val="20"/>
+              </w:rPr>
+              <w:t>in indicadores</w:t>
+            </w:r>
+            <w:proofErr w:type="gramEnd"/>
+            <w:r>
+              <w:rPr>
+                <w:b/>
+                <w:bCs/>
+                <w:sz w:val="20"/>
+                <w:szCs w:val="20"/>
+              </w:rPr>
+              <w:t xml:space="preserve"> %}</w:t>
+            </w:r>
+          </w:p>
+          <w:p>
+            <w:pPr>
+              <w:jc w:val="center"/>
+              <w:rPr>
+                <w:b/>
+                <w:bCs/>
+                <w:sz w:val="20"/>
+                <w:szCs w:val="20"/>
+              </w:rPr>
+            </w:pPr>
+            <w:proofErr w:type="gramStart"/>
+            <w:r>
+              <w:rPr>
+                <w:b/>
+                <w:bCs/>
+                <w:sz w:val="20"/>
+                <w:szCs w:val="20"/>
+              </w:rPr>
+              <w:t xml:space="preserve">{{ </w:t>
+            </w:r>
+            <w:proofErr w:type="spellStart"/>
+            <w:r>
+              <w:rPr>
+                <w:b/>
+                <w:bCs/>
+                <w:sz w:val="20"/>
+                <w:szCs w:val="20"/>
+              </w:rPr>
+              <w:t>indicador</w:t>
+            </w:r>
+            <w:proofErr w:type="gramEnd"/>
+            <w:r>
+              <w:rPr>
+                <w:b/>
+                <w:bCs/>
+                <w:sz w:val="20"/>
+                <w:szCs w:val="20"/>
+              </w:rPr>
+              <w:t>.</w:t>
+            </w:r>
+            <w:proofErr w:type="gramStart"/>
+            <w:r>
+              <w:rPr>
+                <w:b/>
+                <w:bCs/>
+                <w:sz w:val="20"/>
+                <w:szCs w:val="20"/>
+              </w:rPr>
+              <w:t>nombre</w:t>
+            </w:r>
+            <w:proofErr w:type="spellEnd"/>
+            <w:r>
+              <w:rPr>
+                <w:b/>
+                <w:bCs/>
+                <w:sz w:val="20"/>
+                <w:szCs w:val="20"/>
+              </w:rPr>
+              <w:t xml:space="preserve"> }</w:t>
+            </w:r>
+            <w:proofErr w:type="gramEnd"/>
+            <w:r>
+              <w:rPr>
+                <w:b/>
+                <w:bCs/>
+                <w:sz w:val="20"/>
+                <w:szCs w:val="20"/>
+              </w:rPr>
+              <w:t>}</w:t>
+            </w:r>
+          </w:p>
+          <w:p>
+            <w:pPr>
+              <w:jc w:val="center"/>
+              <w:rPr>
+                <w:b/>
+                <w:bCs/>
+                <w:sz w:val="20"/>
+                <w:szCs w:val="20"/>
+              </w:rPr>
+            </w:pPr>
+            <w:r>
+              <w:rPr>
+                <w:b/>
+                <w:bCs/>
+                <w:sz w:val="20"/>
+                <w:szCs w:val="20"/>
+              </w:rPr>
+              <w:t xml:space="preserve">{% </w:t>
+            </w:r>
+            <w:proofErr w:type="spellStart"/>
+            <w:r>
+              <w:rPr>
+                <w:b/>
+                <w:bCs/>
+                <w:sz w:val="20"/>
+                <w:szCs w:val="20"/>
+              </w:rPr>
+              <w:t>endfor</w:t>
+            </w:r>
+            <w:proofErr w:type="spellEnd"/>
+            <w:r>
+              <w:rPr>
+                <w:b/>
+                <w:bCs/>
+                <w:sz w:val="20"/>
+                <w:szCs w:val="20"/>
+              </w:rPr>
+              <w:t xml:space="preserve"> %}</w:t>
+            </w:r>
+          </w:p>
+        </w:tc>
+        <w:tc>
+          <w:tcPr>
+            <w:tcW w:w="1104" w:type="dxa"/>
+          </w:tcPr>
+          <w:p>
+            <w:pPr>
+              <w:jc w:val="center"/>
+              <w:rPr>
+                <w:sz w:val="20"/>
+                <w:szCs w:val="20"/>
+              </w:rPr>
+            </w:pPr>
+          </w:p>
+        </w:tc>
+        <w:tc>
+          <w:tcPr>
+            <w:tcW w:w="1103" w:type="dxa"/>
+          </w:tcPr>
+          <w:p>
+            <w:pPr>
+              <w:jc w:val="center"/>
+              <w:rPr>
+                <w:sz w:val="20"/>
+                <w:szCs w:val="20"/>
+              </w:rPr>
+            </w:pPr>
+          </w:p>
+        </w:tc>
+        <w:tc>
+          <w:tcPr>
+            <w:tcW w:w="1103" w:type="dxa"/>
+          </w:tcPr>
+          <w:p>
+            <w:pPr>
+              <w:jc w:val="center"/>
+              <w:rPr>
+                <w:sz w:val="20"/>
+                <w:szCs w:val="20"/>
+              </w:rPr>
+            </w:pPr>
+          </w:p>
+        </w:tc>
+        <w:tc>
+          <w:tcPr>
+            <w:tcW w:w="1103" w:type="dxa"/>
+          </w:tcPr>
+          <w:p>
+            <w:pPr>
+              <w:jc w:val="center"/>
+              <w:rPr>
+                <w:sz w:val="20"/>
+                <w:szCs w:val="20"/>
+              </w:rPr>
+            </w:pPr>
+          </w:p>
+        </w:tc>
+        <w:tc>
+          <w:tcPr>
+            <w:tcW w:w="1103" w:type="dxa"/>
+          </w:tcPr>
+          <w:p>
+            <w:pPr>
+              <w:jc w:val="center"/>
+              <w:rPr>
+                <w:sz w:val="20"/>
+                <w:szCs w:val="20"/>
+              </w:rPr>
+            </w:pPr>
+          </w:p>
+        </w:tc>
+        <w:tc>
+          <w:tcPr>
+            <w:tcW w:w="1104" w:type="dxa"/>
+          </w:tcPr>
+          <w:p>
+            <w:pPr>
+              <w:jc w:val="center"/>
+              <w:rPr>
+                <w:sz w:val="20"/>
+                <w:szCs w:val="20"/>
+              </w:rPr>
+            </w:pPr>
+          </w:p>
+        </w:tc>
+        <w:tc>
+          <w:tcPr>
+            <w:tcW w:w="3559" w:type="dxa"/>
+          </w:tcPr>
+          <w:p>
+            <w:pPr>
+              <w:jc w:val="center"/>
+              <w:rPr>
+                <w:sz w:val="20"/>
+                <w:szCs w:val="20"/>
+              </w:rPr>
+            </w:pPr>
+          </w:p>
+        </w:tc>
+      </w:tr>
+    </w:tbl>
+    <w:p>
+      <w:pPr>
+        <w:spacing w:before="240"/>
+        <w:jc w:val="both"/>
+        <w:rPr>
+          <w:b/>
+          <w:bCs/>
+        </w:rPr>
+      </w:pPr>
+    </w:p>
+    <w:p>
+      <w:pPr>
+        <w:pStyle w:val="Ttulo1"/>
+        <w:numPr>
+          <w:ilvl w:val="0"/>
+          <w:numId w:val="6"/>
+        </w:numPr>
+        <w:rPr>
+          <w:b/>
+          <w:bCs/>
+          <w:color w:val="auto"/>
+          <w:sz w:val="24"/>
+          <w:szCs w:val="24"/>
+        </w:rPr>
+      </w:pPr>
+      <w:bookmarkStart w:id="6" w:name="_Toc222395152"/>
+      <w:r>
+        <w:rPr>
+          <w:b/>
+          <w:bCs/>
+          <w:color w:val="auto"/>
+          <w:sz w:val="24"/>
+          <w:szCs w:val="24"/>
+        </w:rPr>
+        <w:t>Riesgos</w:t>
+      </w:r>
+      <w:bookmarkEnd w:id="6"/>
     </w:p>
     <w:p/>
     <w:p>
-      <w:r>
-        <w:t>{{ etapa.descripcion_narrativa }}</w:t>
-      </w:r>
-    </w:p>
-    <w:p/>
-    <w:p>
-      <w:r>
-        <w:t>{% endfor %}</w:t>
-      </w:r>
-    </w:p>
-    <w:p/>
-    <w:p>
-      <w:r>
-        <w:t>Riesgos</w:t>
-      </w:r>
+      <w:pPr>
+        <w:pStyle w:val="Ttulo1"/>
+        <w:numPr>
+          <w:ilvl w:val="0"/>
+          <w:numId w:val="6"/>
+        </w:numPr>
+        <w:rPr>
+          <w:b/>
+          <w:bCs/>
+          <w:color w:val="auto"/>
+          <w:sz w:val="24"/>
+          <w:szCs w:val="24"/>
+        </w:rPr>
+      </w:pPr>
+      <w:bookmarkStart w:id="7" w:name="_Toc222395153"/>
+      <w:r>
+        <w:rPr>
+          <w:b/>
+          <w:bCs/>
+          <w:color w:val="auto"/>
+          <w:sz w:val="24"/>
+          <w:szCs w:val="24"/>
+        </w:rPr>
+        <w:t>Información Documentada Mantenida (Referencias)</w:t>
+      </w:r>
+      <w:bookmarkEnd w:id="7"/>
     </w:p>
     <w:p>
-      <w:r>
-        <w:t>{% for riesgo in riesgos %}</w:t>
+      <w:pPr>
+        <w:pStyle w:val="Prrafodelista"/>
+        <w:numPr>
+          <w:ilvl w:val="0"/>
+          <w:numId w:val="3"/>
+        </w:numPr>
+        <w:spacing w:before="240"/>
+        <w:jc w:val="both"/>
+      </w:pPr>
+      <w:r>
+        <w:t>Norma ISO 9001:2015.</w:t>
       </w:r>
     </w:p>
     <w:p>
-      <w:r>
-        <w:t>• {{ riesgo }}</w:t>
+      <w:pPr>
+        <w:pStyle w:val="Prrafodelista"/>
+        <w:numPr>
+          <w:ilvl w:val="0"/>
+          <w:numId w:val="3"/>
+        </w:numPr>
+        <w:spacing w:before="240"/>
+        <w:jc w:val="both"/>
+      </w:pPr>
+      <w:r>
+        <w:t>Estatuto Interno de la Dirección ChileCompra vigente.</w:t>
       </w:r>
     </w:p>
     <w:p>
-      <w:r>
-        <w:t>{% endfor %}</w:t>
-      </w:r>
-    </w:p>
-    <w:p/>
-    <w:p>
-      <w:r>
-        <w:t>Criterios de aceptación</w:t>
+      <w:pPr>
+        <w:pStyle w:val="Prrafodelista"/>
+        <w:numPr>
+          <w:ilvl w:val="0"/>
+          <w:numId w:val="3"/>
+        </w:numPr>
+        <w:spacing w:before="240"/>
+        <w:jc w:val="both"/>
+      </w:pPr>
+      <w:r>
+        <w:t>Mapa de Partes Interesadas de la Dirección ChileCompra.</w:t>
       </w:r>
     </w:p>
     <w:p>
-      <w:r>
-        <w:t>{% for criterio in criterios_aceptacion %}</w:t>
-      </w:r>
+      <w:pPr>
+        <w:spacing w:before="240"/>
+        <w:jc w:val="both"/>
+      </w:pPr>
     </w:p>
     <w:p>
-      <w:r>
-        <w:t>• {{ criterio }}</w:t>
+      <w:pPr>
+        <w:rPr>
+          <w:rFonts w:asciiTheme="majorHAnsi" w:eastAsiaTheme="majorEastAsia" w:hAnsiTheme="majorHAnsi" w:cstheme="majorBidi"/>
+          <w:b/>
+          <w:bCs/>
+        </w:rPr>
+      </w:pPr>
+      <w:r>
+        <w:rPr>
+          <w:b/>
+          <w:bCs/>
+        </w:rPr>
+        <w:br w:type="page"/>
       </w:r>
     </w:p>
     <w:p>
-      <w:r>
-        <w:t>{% endfor %}</w:t>
-      </w:r>
+      <w:pPr>
+        <w:pStyle w:val="Ttulo1"/>
+        <w:numPr>
+          <w:ilvl w:val="0"/>
+          <w:numId w:val="6"/>
+        </w:numPr>
+        <w:rPr>
+          <w:b/>
+          <w:bCs/>
+          <w:color w:val="auto"/>
+          <w:sz w:val="24"/>
+          <w:szCs w:val="24"/>
+        </w:rPr>
+      </w:pPr>
+      <w:bookmarkStart w:id="8" w:name="_Toc222395154"/>
+      <w:r>
+        <w:rPr>
+          <w:b/>
+          <w:bCs/>
+          <w:color w:val="auto"/>
+          <w:sz w:val="24"/>
+          <w:szCs w:val="24"/>
+        </w:rPr>
+        <w:lastRenderedPageBreak/>
+        <w:t>Información Documentada Conservada (Registros)</w:t>
+      </w:r>
+      <w:bookmarkEnd w:id="8"/>
     </w:p>
     <w:p>
-      <w:r>
-        <w:br w:type="page"/>
-      </w:r>
-    </w:p>
-    <w:p/>
-    <w:p>
-      <w:r>
-        <w:t>{% for documento in documentos_referencia %}</w:t>
+      <w:pPr>
+        <w:spacing w:before="240"/>
+        <w:jc w:val="both"/>
+      </w:pPr>
+      <w:r>
+        <w:t xml:space="preserve">{% </w:t>
+      </w:r>
+      <w:proofErr w:type="spellStart"/>
+      <w:r>
+        <w:t>for</w:t>
+      </w:r>
+      <w:proofErr w:type="spellEnd"/>
+      <w:r>
+        <w:t xml:space="preserve"> registro in registros %}</w:t>
+      </w:r>
+      <w:r>
+        <w:br/>
+        <w:t xml:space="preserve">• </w:t>
+      </w:r>
+      <w:proofErr w:type="gramStart"/>
+      <w:r>
+        <w:t>{{ registro</w:t>
+      </w:r>
+      <w:proofErr w:type="gramEnd"/>
+      <w:r>
+        <w:t xml:space="preserve"> }}</w:t>
+      </w:r>
+      <w:r>
+        <w:br/>
+        <w:t xml:space="preserve">{% </w:t>
+      </w:r>
+      <w:proofErr w:type="spellStart"/>
+      <w:r>
+        <w:t>endfor</w:t>
+      </w:r>
+      <w:proofErr w:type="spellEnd"/>
+      <w:r>
+        <w:t xml:space="preserve"> %}</w:t>
       </w:r>
     </w:p>
     <w:p>
-      <w:r>
-        <w:t>• {{ documento }}</w:t>
+      <w:pPr>
+        <w:rPr>
+          <w:rFonts w:asciiTheme="majorHAnsi" w:eastAsiaTheme="majorEastAsia" w:hAnsiTheme="majorHAnsi" w:cstheme="majorBidi"/>
+          <w:b/>
+          <w:bCs/>
+        </w:rPr>
+      </w:pPr>
+      <w:r>
+        <w:rPr>
+          <w:b/>
+          <w:bCs/>
+        </w:rPr>
+        <w:br w:type="page"/>
       </w:r>
     </w:p>
     <w:p>
-      <w:r>
-        <w:t>{% endfor %}</w:t>
-      </w:r>
+      <w:pPr>
+        <w:pStyle w:val="Ttulo1"/>
+        <w:numPr>
+          <w:ilvl w:val="0"/>
+          <w:numId w:val="6"/>
+        </w:numPr>
+        <w:rPr>
+          <w:b/>
+          <w:bCs/>
+          <w:color w:val="auto"/>
+          <w:sz w:val="24"/>
+          <w:szCs w:val="24"/>
+        </w:rPr>
+      </w:pPr>
+      <w:bookmarkStart w:id="9" w:name="_Toc222395155"/>
+      <w:r>
+        <w:rPr>
+          <w:b/>
+          <w:bCs/>
+          <w:color w:val="auto"/>
+          <w:sz w:val="24"/>
+          <w:szCs w:val="24"/>
+        </w:rPr>
+        <w:lastRenderedPageBreak/>
+        <w:t>Vinculación con Norma ISO 9001:2015</w:t>
+      </w:r>
+      <w:bookmarkEnd w:id="9"/>
     </w:p>
-    <w:p/>
-    <w:p/>
+    <w:tbl>
+      <w:tblPr>
+        <w:tblStyle w:val="Tablaconcuadrcula"/>
+        <w:tblW w:w="0" w:type="auto"/>
+        <w:tblLook w:val="04A0" w:firstRow="1" w:lastRow="0" w:firstColumn="1" w:lastColumn="0" w:noHBand="0" w:noVBand="1"/>
+      </w:tblPr>
+      <w:tblGrid>
+        <w:gridCol w:w="4414"/>
+        <w:gridCol w:w="4414"/>
+      </w:tblGrid>
+      <w:tr>
+        <w:tc>
+          <w:tcPr>
+            <w:tcW w:w="4414" w:type="dxa"/>
+            <w:shd w:val="clear" w:color="auto" w:fill="0070C0"/>
+          </w:tcPr>
+          <w:p>
+            <w:pPr>
+              <w:spacing w:before="240"/>
+              <w:jc w:val="center"/>
+              <w:rPr>
+                <w:b/>
+                <w:bCs/>
+                <w:sz w:val="20"/>
+                <w:szCs w:val="20"/>
+              </w:rPr>
+            </w:pPr>
+            <w:r>
+              <w:rPr>
+                <w:b/>
+                <w:bCs/>
+                <w:sz w:val="20"/>
+                <w:szCs w:val="20"/>
+              </w:rPr>
+              <w:t>Requisitos Transversales de la Norma</w:t>
+            </w:r>
+          </w:p>
+        </w:tc>
+        <w:tc>
+          <w:tcPr>
+            <w:tcW w:w="4414" w:type="dxa"/>
+            <w:shd w:val="clear" w:color="auto" w:fill="0070C0"/>
+          </w:tcPr>
+          <w:p>
+            <w:pPr>
+              <w:spacing w:before="240"/>
+              <w:jc w:val="center"/>
+              <w:rPr>
+                <w:b/>
+                <w:bCs/>
+                <w:sz w:val="20"/>
+                <w:szCs w:val="20"/>
+              </w:rPr>
+            </w:pPr>
+            <w:r>
+              <w:rPr>
+                <w:b/>
+                <w:bCs/>
+                <w:sz w:val="20"/>
+                <w:szCs w:val="20"/>
+              </w:rPr>
+              <w:t>Requisitos Específicos de la Norma</w:t>
+            </w:r>
+          </w:p>
+        </w:tc>
+      </w:tr>
+      <w:tr>
+        <w:tc>
+          <w:tcPr>
+            <w:tcW w:w="4414" w:type="dxa"/>
+          </w:tcPr>
+          <w:p>
+            <w:pPr>
+              <w:spacing w:before="240"/>
+              <w:jc w:val="both"/>
+              <w:rPr>
+                <w:sz w:val="20"/>
+                <w:szCs w:val="20"/>
+              </w:rPr>
+            </w:pPr>
+            <w:r>
+              <w:rPr>
+                <w:sz w:val="20"/>
+                <w:szCs w:val="20"/>
+              </w:rPr>
+              <w:t>7.5. Información Documentada</w:t>
+            </w:r>
+          </w:p>
+        </w:tc>
+        <w:tc>
+          <w:tcPr>
+            <w:tcW w:w="4414" w:type="dxa"/>
+          </w:tcPr>
+          <w:p>
+            <w:pPr>
+              <w:spacing w:before="240"/>
+              <w:jc w:val="both"/>
+              <w:rPr>
+                <w:sz w:val="20"/>
+                <w:szCs w:val="20"/>
+              </w:rPr>
+            </w:pPr>
+          </w:p>
+        </w:tc>
+      </w:tr>
+      <w:tr>
+        <w:tc>
+          <w:tcPr>
+            <w:tcW w:w="4414" w:type="dxa"/>
+          </w:tcPr>
+          <w:p>
+            <w:pPr>
+              <w:spacing w:before="240"/>
+              <w:jc w:val="both"/>
+              <w:rPr>
+                <w:sz w:val="20"/>
+                <w:szCs w:val="20"/>
+              </w:rPr>
+            </w:pPr>
+            <w:r>
+              <w:rPr>
+                <w:sz w:val="20"/>
+                <w:szCs w:val="20"/>
+              </w:rPr>
+              <w:t>8.7. Control de Salidas No Conforme</w:t>
+            </w:r>
+          </w:p>
+        </w:tc>
+        <w:tc>
+          <w:tcPr>
+            <w:tcW w:w="4414" w:type="dxa"/>
+          </w:tcPr>
+          <w:p>
+            <w:pPr>
+              <w:spacing w:before="240"/>
+              <w:jc w:val="both"/>
+              <w:rPr>
+                <w:sz w:val="20"/>
+                <w:szCs w:val="20"/>
+              </w:rPr>
+            </w:pPr>
+          </w:p>
+        </w:tc>
+      </w:tr>
+      <w:tr>
+        <w:tc>
+          <w:tcPr>
+            <w:tcW w:w="4414" w:type="dxa"/>
+          </w:tcPr>
+          <w:p>
+            <w:pPr>
+              <w:spacing w:before="240"/>
+              <w:jc w:val="both"/>
+              <w:rPr>
+                <w:sz w:val="20"/>
+                <w:szCs w:val="20"/>
+              </w:rPr>
+            </w:pPr>
+            <w:r>
+              <w:rPr>
+                <w:sz w:val="20"/>
+                <w:szCs w:val="20"/>
+              </w:rPr>
+              <w:t>10.2. No Conformidad y Acción Correctiva</w:t>
+            </w:r>
+          </w:p>
+        </w:tc>
+        <w:tc>
+          <w:tcPr>
+            <w:tcW w:w="4414" w:type="dxa"/>
+          </w:tcPr>
+          <w:p>
+            <w:pPr>
+              <w:spacing w:before="240"/>
+              <w:jc w:val="both"/>
+              <w:rPr>
+                <w:sz w:val="20"/>
+                <w:szCs w:val="20"/>
+              </w:rPr>
+            </w:pPr>
+          </w:p>
+        </w:tc>
+      </w:tr>
+      <w:tr>
+        <w:trPr>
+          <w:trHeight w:val="661"/>
+        </w:trPr>
+        <w:tc>
+          <w:tcPr>
+            <w:tcW w:w="4414" w:type="dxa"/>
+          </w:tcPr>
+          <w:p>
+            <w:pPr>
+              <w:spacing w:before="240"/>
+              <w:jc w:val="both"/>
+              <w:rPr>
+                <w:sz w:val="20"/>
+                <w:szCs w:val="20"/>
+              </w:rPr>
+            </w:pPr>
+            <w:r>
+              <w:rPr>
+                <w:sz w:val="20"/>
+                <w:szCs w:val="20"/>
+              </w:rPr>
+              <w:t>10.3. Mejora Continua</w:t>
+            </w:r>
+          </w:p>
+        </w:tc>
+        <w:tc>
+          <w:tcPr>
+            <w:tcW w:w="4414" w:type="dxa"/>
+          </w:tcPr>
+          <w:p>
+            <w:pPr>
+              <w:spacing w:before="240"/>
+              <w:jc w:val="both"/>
+              <w:rPr>
+                <w:sz w:val="20"/>
+                <w:szCs w:val="20"/>
+              </w:rPr>
+            </w:pPr>
+          </w:p>
+        </w:tc>
+      </w:tr>
+    </w:tbl>
     <w:p>
-      <w:r>
-        <w:t>{% for registro in registros %}</w:t>
+      <w:pPr>
+        <w:spacing w:before="240"/>
+        <w:jc w:val="both"/>
+      </w:pPr>
+      <w:r>
+        <w:rPr>
+          <w:i/>
+          <w:iCs/>
+        </w:rPr>
+        <w:t>Nota:</w:t>
+      </w:r>
+      <w:r>
+        <w:t xml:space="preserve"> Es importante considerar que, a</w:t>
+      </w:r>
+      <w:r>
+        <w:t xml:space="preserve">nte un incumplimiento del proceso en cuanto al flujo de actividades a seguir por cada uno de los roles participantes o ante un desempeño deficiente del proceso según lo estipulado en las metas definidas para cada indicador, se está en presencia de una No Conformidad según la Norma ISO 9001:2015. Para analizar y dar tratamiento a esta No Conformidad, se deben seguir los pasos estipulados en el proceso </w:t>
+      </w:r>
+      <w:r>
+        <w:rPr>
+          <w:b/>
+          <w:bCs/>
+        </w:rPr>
+        <w:t>P-CAL-005 “Control de Servicio No Conforme”</w:t>
+      </w:r>
+      <w:r>
+        <w:t>.</w:t>
       </w:r>
     </w:p>
     <w:p>
       <w:r>
-        <w:t>• {{ registro }}</w:t>
+        <w:br w:type="page"/>
       </w:r>
     </w:p>
     <w:p>
-      <w:r>
-        <w:t>{% endfor %}</w:t>
-      </w:r>
+      <w:pPr>
+        <w:spacing w:before="240"/>
+        <w:jc w:val="both"/>
+      </w:pPr>
     </w:p>
-    <w:p/>
-    <w:p/>
+    <w:p>
+      <w:pPr>
+        <w:pStyle w:val="Ttulo1"/>
+        <w:numPr>
+          <w:ilvl w:val="0"/>
+          <w:numId w:val="6"/>
+        </w:numPr>
+        <w:rPr>
+          <w:b/>
+          <w:bCs/>
+          <w:color w:val="auto"/>
+          <w:sz w:val="24"/>
+          <w:szCs w:val="24"/>
+        </w:rPr>
+      </w:pPr>
+      <w:bookmarkStart w:id="10" w:name="_Toc222395156"/>
+      <w:r>
+        <w:rPr>
+          <w:b/>
+          <w:bCs/>
+          <w:color w:val="auto"/>
+          <w:sz w:val="24"/>
+          <w:szCs w:val="24"/>
+        </w:rPr>
+        <w:t>Anexos</w:t>
+      </w:r>
+      <w:bookmarkEnd w:id="10"/>
+    </w:p>
+    <w:p>
+      <w:r>
+        <w:br w:type="page"/>
+      </w:r>
+    </w:p>
+    <w:p>
+      <w:pPr>
+        <w:spacing w:before="240"/>
+        <w:jc w:val="both"/>
+      </w:pPr>
+    </w:p>
+    <w:p>
+      <w:pPr>
+        <w:pStyle w:val="Ttulo1"/>
+        <w:numPr>
+          <w:ilvl w:val="0"/>
+          <w:numId w:val="6"/>
+        </w:numPr>
+        <w:rPr>
+          <w:b/>
+          <w:bCs/>
+          <w:color w:val="auto"/>
+          <w:sz w:val="24"/>
+          <w:szCs w:val="24"/>
+        </w:rPr>
+      </w:pPr>
+      <w:bookmarkStart w:id="11" w:name="_Toc222395157"/>
+      <w:r>
+        <w:rPr>
+          <w:b/>
+          <w:bCs/>
+          <w:color w:val="auto"/>
+          <w:sz w:val="24"/>
+          <w:szCs w:val="24"/>
+        </w:rPr>
+        <w:t>Registro de Cambios</w:t>
+      </w:r>
+      <w:bookmarkEnd w:id="11"/>
+    </w:p>
+    <w:tbl>
+      <w:tblPr>
+        <w:tblW w:w="9098" w:type="dxa"/>
+        <w:tblInd w:w="108" w:type="dxa"/>
+        <w:tblBorders>
+          <w:top w:val="single" w:sz="6" w:space="0" w:color="auto"/>
+          <w:left w:val="single" w:sz="6" w:space="0" w:color="auto"/>
+          <w:bottom w:val="single" w:sz="6" w:space="0" w:color="auto"/>
+          <w:right w:val="single" w:sz="6" w:space="0" w:color="auto"/>
+          <w:insideH w:val="single" w:sz="6" w:space="0" w:color="auto"/>
+          <w:insideV w:val="single" w:sz="6" w:space="0" w:color="auto"/>
+        </w:tblBorders>
+        <w:tblLayout w:type="fixed"/>
+        <w:tblLook w:val="0000" w:firstRow="0" w:lastRow="0" w:firstColumn="0" w:lastColumn="0" w:noHBand="0" w:noVBand="0"/>
+      </w:tblPr>
+      <w:tblGrid>
+        <w:gridCol w:w="720"/>
+        <w:gridCol w:w="3700"/>
+        <w:gridCol w:w="1418"/>
+        <w:gridCol w:w="3260"/>
+      </w:tblGrid>
+      <w:tr>
+        <w:tc>
+          <w:tcPr>
+            <w:tcW w:w="720" w:type="dxa"/>
+            <w:tcBorders>
+              <w:bottom w:val="double" w:sz="6" w:space="0" w:color="auto"/>
+            </w:tcBorders>
+            <w:shd w:val="clear" w:color="auto" w:fill="215E99" w:themeFill="text2" w:themeFillTint="BF"/>
+          </w:tcPr>
+          <w:p>
+            <w:pPr>
+              <w:rPr>
+                <w:rFonts w:cs="Arial"/>
+                <w:b/>
+                <w:bCs/>
+                <w:sz w:val="20"/>
+                <w:szCs w:val="20"/>
+              </w:rPr>
+            </w:pPr>
+            <w:r>
+              <w:rPr>
+                <w:rFonts w:cs="Arial"/>
+                <w:b/>
+                <w:bCs/>
+                <w:sz w:val="20"/>
+                <w:szCs w:val="20"/>
+              </w:rPr>
+              <w:t>Rev.</w:t>
+            </w:r>
+          </w:p>
+        </w:tc>
+        <w:tc>
+          <w:tcPr>
+            <w:tcW w:w="3700" w:type="dxa"/>
+            <w:tcBorders>
+              <w:bottom w:val="double" w:sz="6" w:space="0" w:color="auto"/>
+            </w:tcBorders>
+            <w:shd w:val="clear" w:color="auto" w:fill="215E99" w:themeFill="text2" w:themeFillTint="BF"/>
+          </w:tcPr>
+          <w:p>
+            <w:pPr>
+              <w:rPr>
+                <w:rFonts w:cs="Arial"/>
+                <w:b/>
+                <w:bCs/>
+                <w:sz w:val="20"/>
+                <w:szCs w:val="20"/>
+              </w:rPr>
+            </w:pPr>
+            <w:r>
+              <w:rPr>
+                <w:rFonts w:cs="Arial"/>
+                <w:b/>
+                <w:bCs/>
+                <w:sz w:val="20"/>
+                <w:szCs w:val="20"/>
+              </w:rPr>
+              <w:t>Cambios</w:t>
+            </w:r>
+          </w:p>
+        </w:tc>
+        <w:tc>
+          <w:tcPr>
+            <w:tcW w:w="1418" w:type="dxa"/>
+            <w:tcBorders>
+              <w:bottom w:val="double" w:sz="6" w:space="0" w:color="auto"/>
+            </w:tcBorders>
+            <w:shd w:val="clear" w:color="auto" w:fill="215E99" w:themeFill="text2" w:themeFillTint="BF"/>
+          </w:tcPr>
+          <w:p>
+            <w:pPr>
+              <w:rPr>
+                <w:rFonts w:cs="Arial"/>
+                <w:b/>
+                <w:bCs/>
+                <w:sz w:val="20"/>
+                <w:szCs w:val="20"/>
+              </w:rPr>
+            </w:pPr>
+            <w:r>
+              <w:rPr>
+                <w:rFonts w:cs="Arial"/>
+                <w:b/>
+                <w:bCs/>
+                <w:sz w:val="20"/>
+                <w:szCs w:val="20"/>
+              </w:rPr>
+              <w:t>Fecha</w:t>
+            </w:r>
+          </w:p>
+        </w:tc>
+        <w:tc>
+          <w:tcPr>
+            <w:tcW w:w="3260" w:type="dxa"/>
+            <w:tcBorders>
+              <w:bottom w:val="double" w:sz="6" w:space="0" w:color="auto"/>
+            </w:tcBorders>
+            <w:shd w:val="clear" w:color="auto" w:fill="215E99" w:themeFill="text2" w:themeFillTint="BF"/>
+          </w:tcPr>
+          <w:p>
+            <w:pPr>
+              <w:rPr>
+                <w:rFonts w:cs="Arial"/>
+                <w:b/>
+                <w:bCs/>
+                <w:sz w:val="20"/>
+                <w:szCs w:val="20"/>
+              </w:rPr>
+            </w:pPr>
+            <w:r>
+              <w:rPr>
+                <w:rFonts w:cs="Arial"/>
+                <w:b/>
+                <w:bCs/>
+                <w:sz w:val="20"/>
+                <w:szCs w:val="20"/>
+              </w:rPr>
+              <w:t>Realizado por:</w:t>
+            </w:r>
+          </w:p>
+        </w:tc>
+      </w:tr>
+      <w:tr>
+        <w:tc>
+          <w:tcPr>
+            <w:tcW w:w="720" w:type="dxa"/>
+          </w:tcPr>
+          <w:p>
+            <w:pPr>
+              <w:rPr>
+                <w:rFonts w:cs="Arial"/>
+                <w:sz w:val="20"/>
+                <w:szCs w:val="20"/>
+              </w:rPr>
+            </w:pPr>
+            <w:r>
+              <w:rPr>
+                <w:rFonts w:cs="Arial"/>
+                <w:sz w:val="20"/>
+                <w:szCs w:val="20"/>
+              </w:rPr>
+              <w:t>1.0</w:t>
+            </w:r>
+          </w:p>
+        </w:tc>
+        <w:tc>
+          <w:tcPr>
+            <w:tcW w:w="3700" w:type="dxa"/>
+          </w:tcPr>
+          <w:p>
+            <w:pPr>
+              <w:rPr>
+                <w:rFonts w:cs="Arial"/>
+                <w:sz w:val="20"/>
+                <w:szCs w:val="20"/>
+              </w:rPr>
+            </w:pPr>
+            <w:r>
+              <w:rPr>
+                <w:rFonts w:cs="Arial"/>
+                <w:sz w:val="20"/>
+                <w:szCs w:val="20"/>
+              </w:rPr>
+              <w:t>Creación del documento</w:t>
+            </w:r>
+          </w:p>
+        </w:tc>
+        <w:tc>
+          <w:tcPr>
+            <w:tcW w:w="1418" w:type="dxa"/>
+          </w:tcPr>
+          <w:p>
+            <w:pPr>
+              <w:rPr>
+                <w:rFonts w:cs="Arial"/>
+                <w:sz w:val="20"/>
+                <w:szCs w:val="20"/>
+              </w:rPr>
+            </w:pPr>
+            <w:r>
+              <w:rPr>
+                <w:rFonts w:cs="Arial"/>
+                <w:sz w:val="20"/>
+                <w:szCs w:val="20"/>
+              </w:rPr>
+              <w:fldChar w:fldCharType="begin"/>
+            </w:r>
+            <w:r>
+              <w:rPr>
+                <w:rFonts w:cs="Arial"/>
+                <w:sz w:val="20"/>
+                <w:szCs w:val="20"/>
+              </w:rPr>
+              <w:instrText xml:space="preserve"> TIME \@ "dd-MM-yyyy" </w:instrText>
+            </w:r>
+            <w:r>
+              <w:rPr>
+                <w:rFonts w:cs="Arial"/>
+                <w:sz w:val="20"/>
+                <w:szCs w:val="20"/>
+              </w:rPr>
+              <w:fldChar w:fldCharType="separate"/>
+            </w:r>
+            <w:r>
+              <w:rPr>
+                <w:rFonts w:cs="Arial"/>
+                <w:noProof/>
+                <w:sz w:val="20"/>
+                <w:szCs w:val="20"/>
+              </w:rPr>
+              <w:t>10-06-2026</w:t>
+            </w:r>
+            <w:r>
+              <w:rPr>
+                <w:rFonts w:cs="Arial"/>
+                <w:sz w:val="20"/>
+                <w:szCs w:val="20"/>
+              </w:rPr>
+              <w:fldChar w:fldCharType="end"/>
+            </w:r>
+          </w:p>
+        </w:tc>
+        <w:tc>
+          <w:tcPr>
+            <w:tcW w:w="3260" w:type="dxa"/>
+          </w:tcPr>
+          <w:p>
+            <w:pPr>
+              <w:rPr>
+                <w:rFonts w:cs="Arial"/>
+                <w:sz w:val="20"/>
+                <w:szCs w:val="20"/>
+              </w:rPr>
+            </w:pPr>
+          </w:p>
+        </w:tc>
+      </w:tr>
+      <w:tr>
+        <w:tc>
+          <w:tcPr>
+            <w:tcW w:w="720" w:type="dxa"/>
+          </w:tcPr>
+          <w:p>
+            <w:pPr>
+              <w:rPr>
+                <w:rFonts w:cs="Arial"/>
+                <w:sz w:val="20"/>
+                <w:szCs w:val="20"/>
+              </w:rPr>
+            </w:pPr>
+          </w:p>
+        </w:tc>
+        <w:tc>
+          <w:tcPr>
+            <w:tcW w:w="3700" w:type="dxa"/>
+          </w:tcPr>
+          <w:p>
+            <w:pPr>
+              <w:rPr>
+                <w:rFonts w:cs="Arial"/>
+                <w:sz w:val="20"/>
+                <w:szCs w:val="20"/>
+              </w:rPr>
+            </w:pPr>
+          </w:p>
+        </w:tc>
+        <w:tc>
+          <w:tcPr>
+            <w:tcW w:w="1418" w:type="dxa"/>
+          </w:tcPr>
+          <w:p>
+            <w:pPr>
+              <w:rPr>
+                <w:rFonts w:cs="Arial"/>
+                <w:sz w:val="20"/>
+                <w:szCs w:val="20"/>
+              </w:rPr>
+            </w:pPr>
+          </w:p>
+        </w:tc>
+        <w:tc>
+          <w:tcPr>
+            <w:tcW w:w="3260" w:type="dxa"/>
+          </w:tcPr>
+          <w:p>
+            <w:pPr>
+              <w:rPr>
+                <w:rFonts w:cs="Arial"/>
+                <w:sz w:val="20"/>
+                <w:szCs w:val="20"/>
+              </w:rPr>
+            </w:pPr>
+          </w:p>
+        </w:tc>
+      </w:tr>
+      <w:tr>
+        <w:tc>
+          <w:tcPr>
+            <w:tcW w:w="720" w:type="dxa"/>
+          </w:tcPr>
+          <w:p>
+            <w:pPr>
+              <w:rPr>
+                <w:rFonts w:cs="Arial"/>
+                <w:sz w:val="20"/>
+                <w:szCs w:val="20"/>
+              </w:rPr>
+            </w:pPr>
+          </w:p>
+        </w:tc>
+        <w:tc>
+          <w:tcPr>
+            <w:tcW w:w="3700" w:type="dxa"/>
+          </w:tcPr>
+          <w:p>
+            <w:pPr>
+              <w:rPr>
+                <w:rFonts w:cs="Arial"/>
+                <w:sz w:val="20"/>
+                <w:szCs w:val="20"/>
+              </w:rPr>
+            </w:pPr>
+          </w:p>
+        </w:tc>
+        <w:tc>
+          <w:tcPr>
+            <w:tcW w:w="1418" w:type="dxa"/>
+          </w:tcPr>
+          <w:p>
+            <w:pPr>
+              <w:rPr>
+                <w:rFonts w:cs="Arial"/>
+                <w:sz w:val="20"/>
+                <w:szCs w:val="20"/>
+              </w:rPr>
+            </w:pPr>
+          </w:p>
+        </w:tc>
+        <w:tc>
+          <w:tcPr>
+            <w:tcW w:w="3260" w:type="dxa"/>
+          </w:tcPr>
+          <w:p>
+            <w:pPr>
+              <w:rPr>
+                <w:rFonts w:cs="Arial"/>
+                <w:sz w:val="20"/>
+                <w:szCs w:val="20"/>
+              </w:rPr>
+            </w:pPr>
+          </w:p>
+        </w:tc>
+      </w:tr>
+      <w:tr>
+        <w:tc>
+          <w:tcPr>
+            <w:tcW w:w="720" w:type="dxa"/>
+          </w:tcPr>
+          <w:p>
+            <w:pPr>
+              <w:rPr>
+                <w:rFonts w:cs="Arial"/>
+                <w:sz w:val="20"/>
+                <w:szCs w:val="20"/>
+              </w:rPr>
+            </w:pPr>
+          </w:p>
+        </w:tc>
+        <w:tc>
+          <w:tcPr>
+            <w:tcW w:w="3700" w:type="dxa"/>
+          </w:tcPr>
+          <w:p>
+            <w:pPr>
+              <w:rPr>
+                <w:rFonts w:cs="Arial"/>
+                <w:sz w:val="20"/>
+                <w:szCs w:val="20"/>
+              </w:rPr>
+            </w:pPr>
+          </w:p>
+        </w:tc>
+        <w:tc>
+          <w:tcPr>
+            <w:tcW w:w="1418" w:type="dxa"/>
+          </w:tcPr>
+          <w:p>
+            <w:pPr>
+              <w:rPr>
+                <w:rFonts w:cs="Arial"/>
+                <w:sz w:val="20"/>
+                <w:szCs w:val="20"/>
+              </w:rPr>
+            </w:pPr>
+          </w:p>
+        </w:tc>
+        <w:tc>
+          <w:tcPr>
+            <w:tcW w:w="3260" w:type="dxa"/>
+          </w:tcPr>
+          <w:p>
+            <w:pPr>
+              <w:rPr>
+                <w:rFonts w:cs="Arial"/>
+                <w:sz w:val="20"/>
+                <w:szCs w:val="20"/>
+              </w:rPr>
+            </w:pPr>
+          </w:p>
+        </w:tc>
+      </w:tr>
+      <w:tr>
+        <w:tc>
+          <w:tcPr>
+            <w:tcW w:w="720" w:type="dxa"/>
+          </w:tcPr>
+          <w:p>
+            <w:pPr>
+              <w:rPr>
+                <w:rFonts w:cs="Arial"/>
+                <w:sz w:val="20"/>
+                <w:szCs w:val="20"/>
+              </w:rPr>
+            </w:pPr>
+          </w:p>
+        </w:tc>
+        <w:tc>
+          <w:tcPr>
+            <w:tcW w:w="3700" w:type="dxa"/>
+          </w:tcPr>
+          <w:p>
+            <w:pPr>
+              <w:rPr>
+                <w:rFonts w:cs="Arial"/>
+                <w:sz w:val="20"/>
+                <w:szCs w:val="20"/>
+              </w:rPr>
+            </w:pPr>
+          </w:p>
+        </w:tc>
+        <w:tc>
+          <w:tcPr>
+            <w:tcW w:w="1418" w:type="dxa"/>
+          </w:tcPr>
+          <w:p>
+            <w:pPr>
+              <w:rPr>
+                <w:rFonts w:cs="Arial"/>
+                <w:sz w:val="20"/>
+                <w:szCs w:val="20"/>
+              </w:rPr>
+            </w:pPr>
+          </w:p>
+        </w:tc>
+        <w:tc>
+          <w:tcPr>
+            <w:tcW w:w="3260" w:type="dxa"/>
+          </w:tcPr>
+          <w:p>
+            <w:pPr>
+              <w:rPr>
+                <w:rFonts w:cs="Arial"/>
+                <w:sz w:val="20"/>
+                <w:szCs w:val="20"/>
+              </w:rPr>
+            </w:pPr>
+          </w:p>
+        </w:tc>
+      </w:tr>
+      <w:tr>
+        <w:tc>
+          <w:tcPr>
+            <w:tcW w:w="720" w:type="dxa"/>
+          </w:tcPr>
+          <w:p>
+            <w:pPr>
+              <w:rPr>
+                <w:sz w:val="20"/>
+                <w:szCs w:val="20"/>
+              </w:rPr>
+            </w:pPr>
+          </w:p>
+        </w:tc>
+        <w:tc>
+          <w:tcPr>
+            <w:tcW w:w="3700" w:type="dxa"/>
+          </w:tcPr>
+          <w:p>
+            <w:pPr>
+              <w:rPr>
+                <w:sz w:val="20"/>
+                <w:szCs w:val="20"/>
+              </w:rPr>
+            </w:pPr>
+          </w:p>
+        </w:tc>
+        <w:tc>
+          <w:tcPr>
+            <w:tcW w:w="1418" w:type="dxa"/>
+          </w:tcPr>
+          <w:p>
+            <w:pPr>
+              <w:rPr>
+                <w:rFonts w:cs="Arial"/>
+                <w:sz w:val="20"/>
+                <w:szCs w:val="20"/>
+              </w:rPr>
+            </w:pPr>
+          </w:p>
+        </w:tc>
+        <w:tc>
+          <w:tcPr>
+            <w:tcW w:w="3260" w:type="dxa"/>
+          </w:tcPr>
+          <w:p>
+            <w:pPr>
+              <w:rPr>
+                <w:rFonts w:cs="Arial"/>
+                <w:sz w:val="20"/>
+                <w:szCs w:val="20"/>
+              </w:rPr>
+            </w:pPr>
+          </w:p>
+        </w:tc>
+      </w:tr>
+    </w:tbl>
+    <w:p>
+      <w:pPr>
+        <w:spacing w:before="240"/>
+        <w:jc w:val="both"/>
+      </w:pPr>
+    </w:p>
     <w:sectPr>
       <w:pgSz w:w="12240" w:h="15840"/>
-      <w:pgMar w:top="1440" w:right="1440" w:bottom="1440" w:left="1440" w:header="708" w:footer="708" w:gutter="0"/>
+      <w:pgMar w:top="1418" w:right="1701" w:bottom="1418" w:left="1701" w:header="709" w:footer="709" w:gutter="0"/>
       <w:cols w:space="708"/>
       <w:docGrid w:linePitch="360"/>
+      <w15:footnoteColumns w:val="1"/>
     </w:sectPr>
   </w:body>
 </w:document>
+</file>
+
+<file path=word/endnotes.xml><?xml version="1.0" encoding="utf-8"?>
+<w:endnotes xmlns:wpc="http://schemas.microsoft.com/office/word/2010/wordprocessingCanvas" xmlns:cx="http://schemas.microsoft.com/office/drawing/2014/chartex" xmlns:cx1="http://schemas.microsoft.com/office/drawing/2015/9/8/chartex" xmlns:cx2="http://schemas.microsoft.com/office/drawing/2015/10/21/chartex" xmlns:cx3="http://schemas.microsoft.com/office/drawing/2016/5/9/chartex" xmlns:cx4="http://schemas.microsoft.com/office/drawing/2016/5/10/chartex" xmlns:cx5="http://schemas.microsoft.com/office/drawing/2016/5/11/chartex" xmlns:cx6="http://schemas.microsoft.com/office/drawing/2016/5/12/chartex" xmlns:cx7="http://schemas.microsoft.com/office/drawing/2016/5/13/chartex" xmlns:cx8="http://schemas.microsoft.com/office/drawing/2016/5/14/chartex" xmlns:mc="http://schemas.openxmlformats.org/markup-compatibility/2006" xmlns:aink="http://schemas.microsoft.com/office/drawing/2016/ink" xmlns:am3d="http://schemas.microsoft.com/office/drawing/2017/model3d" xmlns:o="urn:schemas-microsoft-com:office:office" xmlns:oel="http://schemas.microsoft.com/office/2019/extlst" xmlns:r="http://schemas.openxmlformats.org/officeDocument/2006/relationships" xmlns:m="http://schemas.openxmlformats.org/officeDocument/2006/math" xmlns:v="urn:schemas-microsoft-com:vml" xmlns:wp14="http://schemas.microsoft.com/office/word/2010/wordprocessingDrawing" xmlns:wp="http://schemas.openxmlformats.org/drawingml/2006/wordprocessingDrawing" xmlns:w10="urn:schemas-microsoft-com:office:word" xmlns:w="http://schemas.openxmlformats.org/wordprocessingml/2006/main" xmlns:w14="http://schemas.microsoft.com/office/word/2010/wordml" xmlns:w15="http://schemas.microsoft.com/office/word/2012/wordml" xmlns:w16cex="http://schemas.microsoft.com/office/word/2018/wordml/cex" xmlns:w16cid="http://schemas.microsoft.com/office/word/2016/wordml/cid" xmlns:w16="http://schemas.microsoft.com/office/word/2018/wordml" xmlns:w16du="http://schemas.microsoft.com/office/word/2023/wordml/word16du" xmlns:w16sdtdh="http://schemas.microsoft.com/office/word/2020/wordml/sdtdatahash" xmlns:w16sdtfl="http://schemas.microsoft.com/office/word/2024/wordml/sdtformatlock" xmlns:w16se="http://schemas.microsoft.com/office/word/2015/wordml/symex" xmlns:wpg="http://schemas.microsoft.com/office/word/2010/wordprocessingGroup" xmlns:wpi="http://schemas.microsoft.com/office/word/2010/wordprocessingInk" xmlns:wne="http://schemas.microsoft.com/office/word/2006/wordml" xmlns:wps="http://schemas.microsoft.com/office/word/2010/wordprocessingShape" mc:Ignorable="w14 w15 w16se w16cid w16 w16cex w16sdtdh w16sdtfl w16du wp14">
+  <w:endnote w:type="separator" w:id="-1">
+    <w:p>
+      <w:pPr>
+        <w:spacing w:after="0" w:line="240" w:lineRule="auto"/>
+      </w:pPr>
+      <w:r>
+        <w:separator/>
+      </w:r>
+    </w:p>
+    <w:p/>
+  </w:endnote>
+  <w:endnote w:type="continuationSeparator" w:id="0">
+    <w:p>
+      <w:pPr>
+        <w:spacing w:after="0" w:line="240" w:lineRule="auto"/>
+      </w:pPr>
+      <w:r>
+        <w:continuationSeparator/>
+      </w:r>
+    </w:p>
+    <w:p/>
+  </w:endnote>
+  <w:endnote w:type="continuationNotice" w:id="1">
+    <w:p>
+      <w:pPr>
+        <w:spacing w:after="0" w:line="240" w:lineRule="auto"/>
+      </w:pPr>
+    </w:p>
+    <w:p/>
+  </w:endnote>
+</w:endnotes>
+</file>
+
+<file path=word/footer1.xml><?xml version="1.0" encoding="utf-8"?>
+<w:ftr xmlns:wpc="http://schemas.microsoft.com/office/word/2010/wordprocessingCanvas" xmlns:cx="http://schemas.microsoft.com/office/drawing/2014/chartex" xmlns:cx1="http://schemas.microsoft.com/office/drawing/2015/9/8/chartex" xmlns:cx2="http://schemas.microsoft.com/office/drawing/2015/10/21/chartex" xmlns:cx3="http://schemas.microsoft.com/office/drawing/2016/5/9/chartex" xmlns:cx4="http://schemas.microsoft.com/office/drawing/2016/5/10/chartex" xmlns:cx5="http://schemas.microsoft.com/office/drawing/2016/5/11/chartex" xmlns:cx6="http://schemas.microsoft.com/office/drawing/2016/5/12/chartex" xmlns:cx7="http://schemas.microsoft.com/office/drawing/2016/5/13/chartex" xmlns:cx8="http://schemas.microsoft.com/office/drawing/2016/5/14/chartex" xmlns:mc="http://schemas.openxmlformats.org/markup-compatibility/2006" xmlns:aink="http://schemas.microsoft.com/office/drawing/2016/ink" xmlns:am3d="http://schemas.microsoft.com/office/drawing/2017/model3d" xmlns:o="urn:schemas-microsoft-com:office:office" xmlns:oel="http://schemas.microsoft.com/office/2019/extlst" xmlns:r="http://schemas.openxmlformats.org/officeDocument/2006/relationships" xmlns:m="http://schemas.openxmlformats.org/officeDocument/2006/math" xmlns:v="urn:schemas-microsoft-com:vml" xmlns:wp14="http://schemas.microsoft.com/office/word/2010/wordprocessingDrawing" xmlns:wp="http://schemas.openxmlformats.org/drawingml/2006/wordprocessingDrawing" xmlns:w10="urn:schemas-microsoft-com:office:word" xmlns:w="http://schemas.openxmlformats.org/wordprocessingml/2006/main" xmlns:w14="http://schemas.microsoft.com/office/word/2010/wordml" xmlns:w15="http://schemas.microsoft.com/office/word/2012/wordml" xmlns:w16cex="http://schemas.microsoft.com/office/word/2018/wordml/cex" xmlns:w16cid="http://schemas.microsoft.com/office/word/2016/wordml/cid" xmlns:w16="http://schemas.microsoft.com/office/word/2018/wordml" xmlns:w16du="http://schemas.microsoft.com/office/word/2023/wordml/word16du" xmlns:w16sdtdh="http://schemas.microsoft.com/office/word/2020/wordml/sdtdatahash" xmlns:w16sdtfl="http://schemas.microsoft.com/office/word/2024/wordml/sdtformatlock" xmlns:w16se="http://schemas.microsoft.com/office/word/2015/wordml/symex" xmlns:wpg="http://schemas.microsoft.com/office/word/2010/wordprocessingGroup" xmlns:wpi="http://schemas.microsoft.com/office/word/2010/wordprocessingInk" xmlns:wne="http://schemas.microsoft.com/office/word/2006/wordml" xmlns:wps="http://schemas.microsoft.com/office/word/2010/wordprocessingShape" mc:Ignorable="w14 w15 w16se w16cid w16 w16cex w16sdtdh w16sdtfl w16du wp14">
+  <w:tbl>
+    <w:tblPr>
+      <w:tblW w:w="9472" w:type="dxa"/>
+      <w:tblInd w:w="-321" w:type="dxa"/>
+      <w:tblBorders>
+        <w:top w:val="single" w:sz="4" w:space="0" w:color="auto"/>
+        <w:left w:val="single" w:sz="4" w:space="0" w:color="auto"/>
+        <w:bottom w:val="single" w:sz="4" w:space="0" w:color="auto"/>
+        <w:right w:val="single" w:sz="4" w:space="0" w:color="auto"/>
+        <w:insideH w:val="single" w:sz="4" w:space="0" w:color="auto"/>
+        <w:insideV w:val="single" w:sz="4" w:space="0" w:color="auto"/>
+      </w:tblBorders>
+      <w:tblLayout w:type="fixed"/>
+      <w:tblCellMar>
+        <w:left w:w="70" w:type="dxa"/>
+        <w:right w:w="70" w:type="dxa"/>
+      </w:tblCellMar>
+      <w:tblLook w:val="0000" w:firstRow="0" w:lastRow="0" w:firstColumn="0" w:lastColumn="0" w:noHBand="0" w:noVBand="0"/>
+    </w:tblPr>
+    <w:tblGrid>
+      <w:gridCol w:w="1965"/>
+      <w:gridCol w:w="2517"/>
+      <w:gridCol w:w="2563"/>
+      <w:gridCol w:w="2427"/>
+    </w:tblGrid>
+    <w:tr>
+      <w:tc>
+        <w:tcPr>
+          <w:tcW w:w="1965" w:type="dxa"/>
+        </w:tcPr>
+        <w:p>
+          <w:pPr>
+            <w:pStyle w:val="Piedepgina"/>
+            <w:jc w:val="center"/>
+            <w:rPr>
+              <w:sz w:val="18"/>
+              <w:szCs w:val="18"/>
+            </w:rPr>
+          </w:pPr>
+          <w:r>
+            <w:rPr>
+              <w:sz w:val="18"/>
+              <w:szCs w:val="18"/>
+            </w:rPr>
+            <w:t>Proceso</w:t>
+          </w:r>
+        </w:p>
+      </w:tc>
+      <w:tc>
+        <w:tcPr>
+          <w:tcW w:w="2517" w:type="dxa"/>
+        </w:tcPr>
+        <w:p>
+          <w:pPr>
+            <w:pStyle w:val="Piedepgina"/>
+            <w:jc w:val="center"/>
+            <w:rPr>
+              <w:sz w:val="18"/>
+              <w:szCs w:val="18"/>
+            </w:rPr>
+          </w:pPr>
+          <w:r>
+            <w:rPr>
+              <w:sz w:val="18"/>
+              <w:szCs w:val="18"/>
+            </w:rPr>
+            <w:t>Elaborado por:</w:t>
+          </w:r>
+        </w:p>
+      </w:tc>
+      <w:tc>
+        <w:tcPr>
+          <w:tcW w:w="2563" w:type="dxa"/>
+        </w:tcPr>
+        <w:p>
+          <w:pPr>
+            <w:pStyle w:val="Piedepgina"/>
+            <w:jc w:val="center"/>
+            <w:rPr>
+              <w:sz w:val="18"/>
+              <w:szCs w:val="18"/>
+            </w:rPr>
+          </w:pPr>
+          <w:r>
+            <w:rPr>
+              <w:sz w:val="18"/>
+              <w:szCs w:val="18"/>
+            </w:rPr>
+            <w:t>Revisado y Corregido por:</w:t>
+          </w:r>
+        </w:p>
+      </w:tc>
+      <w:tc>
+        <w:tcPr>
+          <w:tcW w:w="2427" w:type="dxa"/>
+        </w:tcPr>
+        <w:p>
+          <w:pPr>
+            <w:pStyle w:val="Piedepgina"/>
+            <w:jc w:val="center"/>
+            <w:rPr>
+              <w:sz w:val="18"/>
+              <w:szCs w:val="18"/>
+            </w:rPr>
+          </w:pPr>
+          <w:r>
+            <w:rPr>
+              <w:sz w:val="18"/>
+              <w:szCs w:val="18"/>
+            </w:rPr>
+            <w:t>Aprobado por:</w:t>
+          </w:r>
+        </w:p>
+      </w:tc>
+    </w:tr>
+    <w:tr>
+      <w:trPr>
+        <w:trHeight w:val="592"/>
+      </w:trPr>
+      <w:tc>
+        <w:tcPr>
+          <w:tcW w:w="1965" w:type="dxa"/>
+          <w:vAlign w:val="center"/>
+        </w:tcPr>
+        <w:p>
+          <w:pPr>
+            <w:pStyle w:val="Piedepgina"/>
+            <w:jc w:val="center"/>
+            <w:rPr>
+              <w:sz w:val="18"/>
+              <w:szCs w:val="18"/>
+            </w:rPr>
+          </w:pPr>
+          <w:r>
+            <w:rPr>
+              <w:sz w:val="18"/>
+              <w:szCs w:val="18"/>
+            </w:rPr>
+            <w:t>Nombre</w:t>
+          </w:r>
+        </w:p>
+      </w:tc>
+      <w:tc>
+        <w:tcPr>
+          <w:tcW w:w="2517" w:type="dxa"/>
+          <w:vAlign w:val="center"/>
+        </w:tcPr>
+        <w:p>
+          <w:pPr>
+            <w:pStyle w:val="Piedepgina"/>
+            <w:jc w:val="center"/>
+            <w:rPr>
+              <w:sz w:val="20"/>
+            </w:rPr>
+          </w:pPr>
+        </w:p>
+      </w:tc>
+      <w:tc>
+        <w:tcPr>
+          <w:tcW w:w="2563" w:type="dxa"/>
+          <w:vAlign w:val="center"/>
+        </w:tcPr>
+        <w:p>
+          <w:pPr>
+            <w:pStyle w:val="Piedepgina"/>
+            <w:jc w:val="center"/>
+            <w:rPr>
+              <w:sz w:val="20"/>
+            </w:rPr>
+          </w:pPr>
+        </w:p>
+      </w:tc>
+      <w:tc>
+        <w:tcPr>
+          <w:tcW w:w="2427" w:type="dxa"/>
+          <w:vAlign w:val="center"/>
+        </w:tcPr>
+        <w:p>
+          <w:pPr>
+            <w:pStyle w:val="Piedepgina"/>
+            <w:jc w:val="center"/>
+            <w:rPr>
+              <w:sz w:val="20"/>
+            </w:rPr>
+          </w:pPr>
+        </w:p>
+      </w:tc>
+    </w:tr>
+    <w:tr>
+      <w:tc>
+        <w:tcPr>
+          <w:tcW w:w="1965" w:type="dxa"/>
+        </w:tcPr>
+        <w:p>
+          <w:pPr>
+            <w:pStyle w:val="Piedepgina"/>
+            <w:jc w:val="center"/>
+            <w:rPr>
+              <w:sz w:val="18"/>
+              <w:szCs w:val="18"/>
+            </w:rPr>
+          </w:pPr>
+          <w:r>
+            <w:rPr>
+              <w:sz w:val="18"/>
+              <w:szCs w:val="18"/>
+            </w:rPr>
+            <w:t>Área</w:t>
+          </w:r>
+        </w:p>
+      </w:tc>
+      <w:tc>
+        <w:tcPr>
+          <w:tcW w:w="2517" w:type="dxa"/>
+        </w:tcPr>
+        <w:p>
+          <w:pPr>
+            <w:pStyle w:val="Piedepgina"/>
+            <w:jc w:val="center"/>
+            <w:rPr>
+              <w:sz w:val="20"/>
+            </w:rPr>
+          </w:pPr>
+        </w:p>
+      </w:tc>
+      <w:tc>
+        <w:tcPr>
+          <w:tcW w:w="2563" w:type="dxa"/>
+        </w:tcPr>
+        <w:p>
+          <w:pPr>
+            <w:pStyle w:val="Piedepgina"/>
+            <w:jc w:val="center"/>
+            <w:rPr>
+              <w:sz w:val="20"/>
+            </w:rPr>
+          </w:pPr>
+        </w:p>
+      </w:tc>
+      <w:tc>
+        <w:tcPr>
+          <w:tcW w:w="2427" w:type="dxa"/>
+        </w:tcPr>
+        <w:p>
+          <w:pPr>
+            <w:pStyle w:val="Piedepgina"/>
+            <w:jc w:val="center"/>
+            <w:rPr>
+              <w:sz w:val="20"/>
+            </w:rPr>
+          </w:pPr>
+        </w:p>
+      </w:tc>
+    </w:tr>
+    <w:tr>
+      <w:tc>
+        <w:tcPr>
+          <w:tcW w:w="1965" w:type="dxa"/>
+        </w:tcPr>
+        <w:p>
+          <w:pPr>
+            <w:pStyle w:val="Piedepgina"/>
+            <w:jc w:val="center"/>
+            <w:rPr>
+              <w:sz w:val="18"/>
+              <w:szCs w:val="18"/>
+            </w:rPr>
+          </w:pPr>
+          <w:r>
+            <w:rPr>
+              <w:sz w:val="18"/>
+              <w:szCs w:val="18"/>
+            </w:rPr>
+            <w:t>Fecha</w:t>
+          </w:r>
+        </w:p>
+      </w:tc>
+      <w:tc>
+        <w:tcPr>
+          <w:tcW w:w="2517" w:type="dxa"/>
+        </w:tcPr>
+        <w:p>
+          <w:pPr>
+            <w:pStyle w:val="Piedepgina"/>
+            <w:jc w:val="center"/>
+            <w:rPr>
+              <w:sz w:val="20"/>
+            </w:rPr>
+          </w:pPr>
+          <w:r>
+            <w:rPr>
+              <w:sz w:val="20"/>
+            </w:rPr>
+            <w:fldChar w:fldCharType="begin"/>
+          </w:r>
+          <w:r>
+            <w:rPr>
+              <w:sz w:val="20"/>
+            </w:rPr>
+            <w:instrText xml:space="preserve"> TIME \@ "dd-MM-yyyy" </w:instrText>
+          </w:r>
+          <w:r>
+            <w:rPr>
+              <w:sz w:val="20"/>
+            </w:rPr>
+            <w:fldChar w:fldCharType="separate"/>
+          </w:r>
+          <w:r>
+            <w:rPr>
+              <w:noProof/>
+              <w:sz w:val="20"/>
+            </w:rPr>
+            <w:t>10-06-2026</w:t>
+          </w:r>
+          <w:r>
+            <w:rPr>
+              <w:sz w:val="20"/>
+            </w:rPr>
+            <w:fldChar w:fldCharType="end"/>
+          </w:r>
+        </w:p>
+      </w:tc>
+      <w:tc>
+        <w:tcPr>
+          <w:tcW w:w="2563" w:type="dxa"/>
+        </w:tcPr>
+        <w:p>
+          <w:pPr>
+            <w:pStyle w:val="Piedepgina"/>
+            <w:jc w:val="center"/>
+            <w:rPr>
+              <w:rFonts w:cs="Arial"/>
+              <w:sz w:val="20"/>
+            </w:rPr>
+          </w:pPr>
+        </w:p>
+      </w:tc>
+      <w:tc>
+        <w:tcPr>
+          <w:tcW w:w="2427" w:type="dxa"/>
+        </w:tcPr>
+        <w:p>
+          <w:pPr>
+            <w:jc w:val="center"/>
+            <w:rPr>
+              <w:rFonts w:cs="Arial"/>
+              <w:sz w:val="20"/>
+              <w:szCs w:val="20"/>
+            </w:rPr>
+          </w:pPr>
+        </w:p>
+      </w:tc>
+    </w:tr>
+  </w:tbl>
+  <w:p>
+    <w:pPr>
+      <w:pStyle w:val="Piedepgina"/>
+      <w:jc w:val="center"/>
+    </w:pPr>
+  </w:p>
+</w:ftr>
+</file>
+
+<file path=word/footer2.xml><?xml version="1.0" encoding="utf-8"?>
+<w:ftr xmlns:wpc="http://schemas.microsoft.com/office/word/2010/wordprocessingCanvas" xmlns:cx="http://schemas.microsoft.com/office/drawing/2014/chartex" xmlns:cx1="http://schemas.microsoft.com/office/drawing/2015/9/8/chartex" xmlns:cx2="http://schemas.microsoft.com/office/drawing/2015/10/21/chartex" xmlns:cx3="http://schemas.microsoft.com/office/drawing/2016/5/9/chartex" xmlns:cx4="http://schemas.microsoft.com/office/drawing/2016/5/10/chartex" xmlns:cx5="http://schemas.microsoft.com/office/drawing/2016/5/11/chartex" xmlns:cx6="http://schemas.microsoft.com/office/drawing/2016/5/12/chartex" xmlns:cx7="http://schemas.microsoft.com/office/drawing/2016/5/13/chartex" xmlns:cx8="http://schemas.microsoft.com/office/drawing/2016/5/14/chartex" xmlns:mc="http://schemas.openxmlformats.org/markup-compatibility/2006" xmlns:aink="http://schemas.microsoft.com/office/drawing/2016/ink" xmlns:am3d="http://schemas.microsoft.com/office/drawing/2017/model3d" xmlns:o="urn:schemas-microsoft-com:office:office" xmlns:oel="http://schemas.microsoft.com/office/2019/extlst" xmlns:r="http://schemas.openxmlformats.org/officeDocument/2006/relationships" xmlns:m="http://schemas.openxmlformats.org/officeDocument/2006/math" xmlns:v="urn:schemas-microsoft-com:vml" xmlns:wp14="http://schemas.microsoft.com/office/word/2010/wordprocessingDrawing" xmlns:wp="http://schemas.openxmlformats.org/drawingml/2006/wordprocessingDrawing" xmlns:w10="urn:schemas-microsoft-com:office:word" xmlns:w="http://schemas.openxmlformats.org/wordprocessingml/2006/main" xmlns:w14="http://schemas.microsoft.com/office/word/2010/wordml" xmlns:w15="http://schemas.microsoft.com/office/word/2012/wordml" xmlns:w16cex="http://schemas.microsoft.com/office/word/2018/wordml/cex" xmlns:w16cid="http://schemas.microsoft.com/office/word/2016/wordml/cid" xmlns:w16="http://schemas.microsoft.com/office/word/2018/wordml" xmlns:w16du="http://schemas.microsoft.com/office/word/2023/wordml/word16du" xmlns:w16sdtdh="http://schemas.microsoft.com/office/word/2020/wordml/sdtdatahash" xmlns:w16sdtfl="http://schemas.microsoft.com/office/word/2024/wordml/sdtformatlock" xmlns:w16se="http://schemas.microsoft.com/office/word/2015/wordml/symex" xmlns:wpg="http://schemas.microsoft.com/office/word/2010/wordprocessingGroup" xmlns:wpi="http://schemas.microsoft.com/office/word/2010/wordprocessingInk" xmlns:wne="http://schemas.microsoft.com/office/word/2006/wordml" xmlns:wps="http://schemas.microsoft.com/office/word/2010/wordprocessingShape" mc:Ignorable="w14 w15 w16se w16cid w16 w16cex w16sdtdh w16sdtfl w16du wp14">
+  <w:p>
+    <w:pPr>
+      <w:pStyle w:val="Piedepgina"/>
+      <w:jc w:val="center"/>
+    </w:pPr>
+  </w:p>
+</w:ftr>
+</file>
+
+<file path=word/footnotes.xml><?xml version="1.0" encoding="utf-8"?>
+<w:footnotes xmlns:wpc="http://schemas.microsoft.com/office/word/2010/wordprocessingCanvas" xmlns:cx="http://schemas.microsoft.com/office/drawing/2014/chartex" xmlns:cx1="http://schemas.microsoft.com/office/drawing/2015/9/8/chartex" xmlns:cx2="http://schemas.microsoft.com/office/drawing/2015/10/21/chartex" xmlns:cx3="http://schemas.microsoft.com/office/drawing/2016/5/9/chartex" xmlns:cx4="http://schemas.microsoft.com/office/drawing/2016/5/10/chartex" xmlns:cx5="http://schemas.microsoft.com/office/drawing/2016/5/11/chartex" xmlns:cx6="http://schemas.microsoft.com/office/drawing/2016/5/12/chartex" xmlns:cx7="http://schemas.microsoft.com/office/drawing/2016/5/13/chartex" xmlns:cx8="http://schemas.microsoft.com/office/drawing/2016/5/14/chartex" xmlns:mc="http://schemas.openxmlformats.org/markup-compatibility/2006" xmlns:aink="http://schemas.microsoft.com/office/drawing/2016/ink" xmlns:am3d="http://schemas.microsoft.com/office/drawing/2017/model3d" xmlns:o="urn:schemas-microsoft-com:office:office" xmlns:oel="http://schemas.microsoft.com/office/2019/extlst" xmlns:r="http://schemas.openxmlformats.org/officeDocument/2006/relationships" xmlns:m="http://schemas.openxmlformats.org/officeDocument/2006/math" xmlns:v="urn:schemas-microsoft-com:vml" xmlns:wp14="http://schemas.microsoft.com/office/word/2010/wordprocessingDrawing" xmlns:wp="http://schemas.openxmlformats.org/drawingml/2006/wordprocessingDrawing" xmlns:w10="urn:schemas-microsoft-com:office:word" xmlns:w="http://schemas.openxmlformats.org/wordprocessingml/2006/main" xmlns:w14="http://schemas.microsoft.com/office/word/2010/wordml" xmlns:w15="http://schemas.microsoft.com/office/word/2012/wordml" xmlns:w16cex="http://schemas.microsoft.com/office/word/2018/wordml/cex" xmlns:w16cid="http://schemas.microsoft.com/office/word/2016/wordml/cid" xmlns:w16="http://schemas.microsoft.com/office/word/2018/wordml" xmlns:w16du="http://schemas.microsoft.com/office/word/2023/wordml/word16du" xmlns:w16sdtdh="http://schemas.microsoft.com/office/word/2020/wordml/sdtdatahash" xmlns:w16sdtfl="http://schemas.microsoft.com/office/word/2024/wordml/sdtformatlock" xmlns:w16se="http://schemas.microsoft.com/office/word/2015/wordml/symex" xmlns:wpg="http://schemas.microsoft.com/office/word/2010/wordprocessingGroup" xmlns:wpi="http://schemas.microsoft.com/office/word/2010/wordprocessingInk" xmlns:wne="http://schemas.microsoft.com/office/word/2006/wordml" xmlns:wps="http://schemas.microsoft.com/office/word/2010/wordprocessingShape" mc:Ignorable="w14 w15 w16se w16cid w16 w16cex w16sdtdh w16sdtfl w16du wp14">
+  <w:footnote w:type="separator" w:id="-1">
+    <w:p>
+      <w:pPr>
+        <w:spacing w:after="0" w:line="240" w:lineRule="auto"/>
+      </w:pPr>
+      <w:r>
+        <w:separator/>
+      </w:r>
+    </w:p>
+    <w:p/>
+  </w:footnote>
+  <w:footnote w:type="continuationSeparator" w:id="0">
+    <w:p>
+      <w:pPr>
+        <w:spacing w:after="0" w:line="240" w:lineRule="auto"/>
+      </w:pPr>
+      <w:r>
+        <w:continuationSeparator/>
+      </w:r>
+    </w:p>
+    <w:p/>
+  </w:footnote>
+  <w:footnote w:type="continuationNotice" w:id="1">
+    <w:p>
+      <w:pPr>
+        <w:spacing w:after="0" w:line="240" w:lineRule="auto"/>
+      </w:pPr>
+    </w:p>
+    <w:p/>
+  </w:footnote>
+  <w:footnote w:id="2">
+    <w:p>
+      <w:pPr>
+        <w:pStyle w:val="Textonotapie"/>
+      </w:pPr>
+      <w:r>
+        <w:rPr>
+          <w:rStyle w:val="Refdenotaalpie"/>
+        </w:rPr>
+        <w:footnoteRef/>
+      </w:r>
+      <w:r>
+        <w:t xml:space="preserve"> </w:t>
+      </w:r>
+    </w:p>
+  </w:footnote>
+</w:footnotes>
+</file>
+
+<file path=word/header1.xml><?xml version="1.0" encoding="utf-8"?>
+<w:hdr xmlns:wpc="http://schemas.microsoft.com/office/word/2010/wordprocessingCanvas" xmlns:cx="http://schemas.microsoft.com/office/drawing/2014/chartex" xmlns:cx1="http://schemas.microsoft.com/office/drawing/2015/9/8/chartex" xmlns:cx2="http://schemas.microsoft.com/office/drawing/2015/10/21/chartex" xmlns:cx3="http://schemas.microsoft.com/office/drawing/2016/5/9/chartex" xmlns:cx4="http://schemas.microsoft.com/office/drawing/2016/5/10/chartex" xmlns:cx5="http://schemas.microsoft.com/office/drawing/2016/5/11/chartex" xmlns:cx6="http://schemas.microsoft.com/office/drawing/2016/5/12/chartex" xmlns:cx7="http://schemas.microsoft.com/office/drawing/2016/5/13/chartex" xmlns:cx8="http://schemas.microsoft.com/office/drawing/2016/5/14/chartex" xmlns:mc="http://schemas.openxmlformats.org/markup-compatibility/2006" xmlns:aink="http://schemas.microsoft.com/office/drawing/2016/ink" xmlns:am3d="http://schemas.microsoft.com/office/drawing/2017/model3d" xmlns:o="urn:schemas-microsoft-com:office:office" xmlns:oel="http://schemas.microsoft.com/office/2019/extlst" xmlns:r="http://schemas.openxmlformats.org/officeDocument/2006/relationships" xmlns:m="http://schemas.openxmlformats.org/officeDocument/2006/math" xmlns:v="urn:schemas-microsoft-com:vml" xmlns:wp14="http://schemas.microsoft.com/office/word/2010/wordprocessingDrawing" xmlns:wp="http://schemas.openxmlformats.org/drawingml/2006/wordprocessingDrawing" xmlns:w10="urn:schemas-microsoft-com:office:word" xmlns:w="http://schemas.openxmlformats.org/wordprocessingml/2006/main" xmlns:w14="http://schemas.microsoft.com/office/word/2010/wordml" xmlns:w15="http://schemas.microsoft.com/office/word/2012/wordml" xmlns:w16cex="http://schemas.microsoft.com/office/word/2018/wordml/cex" xmlns:w16cid="http://schemas.microsoft.com/office/word/2016/wordml/cid" xmlns:w16="http://schemas.microsoft.com/office/word/2018/wordml" xmlns:w16du="http://schemas.microsoft.com/office/word/2023/wordml/word16du" xmlns:w16sdtdh="http://schemas.microsoft.com/office/word/2020/wordml/sdtdatahash" xmlns:w16sdtfl="http://schemas.microsoft.com/office/word/2024/wordml/sdtformatlock" xmlns:w16se="http://schemas.microsoft.com/office/word/2015/wordml/symex" xmlns:wpg="http://schemas.microsoft.com/office/word/2010/wordprocessingGroup" xmlns:wpi="http://schemas.microsoft.com/office/word/2010/wordprocessingInk" xmlns:wne="http://schemas.microsoft.com/office/word/2006/wordml" xmlns:wps="http://schemas.microsoft.com/office/word/2010/wordprocessingShape" mc:Ignorable="w14 w15 w16se w16cid w16 w16cex w16sdtdh w16sdtfl w16du wp14">
+  <w:tbl>
+    <w:tblPr>
+      <w:tblW w:w="9480" w:type="dxa"/>
+      <w:jc w:val="center"/>
+      <w:tblBorders>
+        <w:top w:val="single" w:sz="8" w:space="0" w:color="auto"/>
+        <w:left w:val="single" w:sz="8" w:space="0" w:color="auto"/>
+        <w:bottom w:val="single" w:sz="8" w:space="0" w:color="auto"/>
+        <w:right w:val="single" w:sz="8" w:space="0" w:color="auto"/>
+        <w:insideH w:val="single" w:sz="8" w:space="0" w:color="auto"/>
+        <w:insideV w:val="single" w:sz="8" w:space="0" w:color="auto"/>
+      </w:tblBorders>
+      <w:tblLayout w:type="fixed"/>
+      <w:tblCellMar>
+        <w:left w:w="70" w:type="dxa"/>
+        <w:right w:w="70" w:type="dxa"/>
+      </w:tblCellMar>
+      <w:tblLook w:val="0000" w:firstRow="0" w:lastRow="0" w:firstColumn="0" w:lastColumn="0" w:noHBand="0" w:noVBand="0"/>
+    </w:tblPr>
+    <w:tblGrid>
+      <w:gridCol w:w="2251"/>
+      <w:gridCol w:w="4705"/>
+      <w:gridCol w:w="2524"/>
+    </w:tblGrid>
+    <w:tr>
+      <w:trPr>
+        <w:cantSplit/>
+        <w:trHeight w:val="413"/>
+        <w:jc w:val="center"/>
+      </w:trPr>
+      <w:tc>
+        <w:tcPr>
+          <w:tcW w:w="2251" w:type="dxa"/>
+          <w:vMerge w:val="restart"/>
+          <w:tcBorders>
+            <w:top w:val="single" w:sz="8" w:space="0" w:color="auto"/>
+            <w:left w:val="single" w:sz="8" w:space="0" w:color="auto"/>
+            <w:right w:val="single" w:sz="8" w:space="0" w:color="auto"/>
+          </w:tcBorders>
+          <w:vAlign w:val="center"/>
+        </w:tcPr>
+        <w:p>
+          <w:pPr>
+            <w:spacing w:after="0" w:line="240" w:lineRule="auto"/>
+            <w:jc w:val="center"/>
+            <w:rPr>
+              <w:rFonts w:ascii="Verdana Pro" w:eastAsia="Times New Roman" w:hAnsi="Verdana Pro" w:cs="Times New Roman"/>
+              <w:kern w:val="0"/>
+              <w:lang w:val="en-US" w:eastAsia="es-ES"/>
+              <w14:ligatures w14:val="none"/>
+            </w:rPr>
+          </w:pPr>
+          <w:r>
+            <w:rPr>
+              <w:rFonts w:ascii="Verdana Pro" w:eastAsia="Times New Roman" w:hAnsi="Verdana Pro" w:cs="Times New Roman"/>
+              <w:noProof/>
+              <w:color w:val="1F497D"/>
+              <w:kern w:val="0"/>
+              <w:lang w:eastAsia="es-CL"/>
+              <w14:ligatures w14:val="none"/>
+            </w:rPr>
+            <w:drawing>
+              <wp:inline distT="0" distB="0" distL="0" distR="0" wp14:anchorId="0951803F" wp14:editId="16B1A437">
+                <wp:extent cx="1293495" cy="510540"/>
+                <wp:effectExtent l="0" t="0" r="1905" b="3810"/>
+                <wp:docPr id="1592232774" name="Picture 6" descr="cid:image001.png@01CFCB7E.36A31910"/>
+                <wp:cNvGraphicFramePr>
+                  <a:graphicFrameLocks xmlns:a="http://schemas.openxmlformats.org/drawingml/2006/main" noChangeAspect="1"/>
+                </wp:cNvGraphicFramePr>
+                <a:graphic xmlns:a="http://schemas.openxmlformats.org/drawingml/2006/main">
+                  <a:graphicData uri="http://schemas.openxmlformats.org/drawingml/2006/picture">
+                    <pic:pic xmlns:pic="http://schemas.openxmlformats.org/drawingml/2006/picture">
+                      <pic:nvPicPr>
+                        <pic:cNvPr id="0" name="Imagen 1" descr="cid:image001.png@01CFCB7E.36A31910"/>
+                        <pic:cNvPicPr>
+                          <a:picLocks noChangeAspect="1" noChangeArrowheads="1"/>
+                        </pic:cNvPicPr>
+                      </pic:nvPicPr>
+                      <pic:blipFill>
+                        <a:blip r:embed="rId1" r:link="rId2">
+                          <a:extLst>
+                            <a:ext uri="{28A0092B-C50C-407E-A947-70E740481C1C}">
+                              <a14:useLocalDpi xmlns:a14="http://schemas.microsoft.com/office/drawing/2010/main" val="0"/>
+                            </a:ext>
+                          </a:extLst>
+                        </a:blip>
+                        <a:srcRect/>
+                        <a:stretch>
+                          <a:fillRect/>
+                        </a:stretch>
+                      </pic:blipFill>
+                      <pic:spPr bwMode="auto">
+                        <a:xfrm>
+                          <a:off x="0" y="0"/>
+                          <a:ext cx="1304610" cy="514927"/>
+                        </a:xfrm>
+                        <a:prstGeom prst="rect">
+                          <a:avLst/>
+                        </a:prstGeom>
+                        <a:noFill/>
+                        <a:ln>
+                          <a:noFill/>
+                        </a:ln>
+                      </pic:spPr>
+                    </pic:pic>
+                  </a:graphicData>
+                </a:graphic>
+              </wp:inline>
+            </w:drawing>
+          </w:r>
+        </w:p>
+      </w:tc>
+      <w:tc>
+        <w:tcPr>
+          <w:tcW w:w="4705" w:type="dxa"/>
+          <w:tcBorders>
+            <w:top w:val="single" w:sz="8" w:space="0" w:color="auto"/>
+            <w:left w:val="single" w:sz="8" w:space="0" w:color="auto"/>
+            <w:bottom w:val="single" w:sz="8" w:space="0" w:color="auto"/>
+            <w:right w:val="single" w:sz="8" w:space="0" w:color="auto"/>
+          </w:tcBorders>
+          <w:vAlign w:val="center"/>
+        </w:tcPr>
+        <w:p>
+          <w:pPr>
+            <w:spacing w:after="0" w:line="240" w:lineRule="auto"/>
+            <w:jc w:val="center"/>
+            <w:rPr>
+              <w:rFonts w:eastAsia="Times New Roman" w:cs="Times New Roman"/>
+              <w:kern w:val="0"/>
+              <w:sz w:val="22"/>
+              <w:szCs w:val="22"/>
+              <w:lang w:val="es-ES" w:eastAsia="es-ES"/>
+              <w14:ligatures w14:val="none"/>
+            </w:rPr>
+          </w:pPr>
+          <w:r>
+            <w:rPr>
+              <w:rFonts w:eastAsia="Times New Roman" w:cs="Times New Roman"/>
+              <w:kern w:val="0"/>
+              <w:sz w:val="22"/>
+              <w:szCs w:val="22"/>
+              <w:lang w:val="es-ES" w:eastAsia="es-ES"/>
+              <w14:ligatures w14:val="none"/>
+            </w:rPr>
+            <w:t>PROCEDIMIENTO</w:t>
+          </w:r>
+        </w:p>
+      </w:tc>
+      <w:tc>
+        <w:tcPr>
+          <w:tcW w:w="2524" w:type="dxa"/>
+          <w:vMerge w:val="restart"/>
+          <w:tcBorders>
+            <w:top w:val="single" w:sz="8" w:space="0" w:color="auto"/>
+            <w:left w:val="single" w:sz="8" w:space="0" w:color="auto"/>
+            <w:right w:val="single" w:sz="8" w:space="0" w:color="auto"/>
+          </w:tcBorders>
+          <w:vAlign w:val="center"/>
+        </w:tcPr>
+        <w:p>
+          <w:pPr>
+            <w:spacing w:after="0" w:line="240" w:lineRule="auto"/>
+            <w:rPr>
+              <w:rFonts w:eastAsia="Times New Roman" w:cs="Times New Roman"/>
+              <w:kern w:val="0"/>
+              <w:sz w:val="22"/>
+              <w:lang w:val="es-ES" w:eastAsia="es-ES"/>
+              <w14:ligatures w14:val="none"/>
+            </w:rPr>
+          </w:pPr>
+          <w:r>
+            <w:rPr>
+              <w:rFonts w:eastAsia="Times New Roman" w:cs="Times New Roman"/>
+              <w:kern w:val="0"/>
+              <w:sz w:val="22"/>
+              <w:lang w:val="es-ES" w:eastAsia="es-ES"/>
+              <w14:ligatures w14:val="none"/>
+            </w:rPr>
+            <w:t xml:space="preserve">Código: </w:t>
+          </w:r>
+          <w:r>
+            <w:rPr>
+              <w:rFonts w:eastAsia="Times New Roman" w:cs="Times New Roman"/>
+              <w:kern w:val="0"/>
+              <w:sz w:val="22"/>
+              <w:lang w:val="es-ES" w:eastAsia="es-ES"/>
+              <w14:ligatures w14:val="none"/>
+            </w:rPr>
+            <w:t>P-</w:t>
+          </w:r>
+        </w:p>
+        <w:p>
+          <w:pPr>
+            <w:spacing w:after="0" w:line="240" w:lineRule="auto"/>
+            <w:rPr>
+              <w:rFonts w:eastAsia="Times New Roman" w:cs="Times New Roman"/>
+              <w:kern w:val="0"/>
+              <w:sz w:val="22"/>
+              <w:lang w:val="es-ES" w:eastAsia="es-ES"/>
+              <w14:ligatures w14:val="none"/>
+            </w:rPr>
+          </w:pPr>
+          <w:r>
+            <w:rPr>
+              <w:rFonts w:eastAsia="Times New Roman" w:cs="Times New Roman"/>
+              <w:kern w:val="0"/>
+              <w:sz w:val="22"/>
+              <w:lang w:val="es-ES" w:eastAsia="es-ES"/>
+              <w14:ligatures w14:val="none"/>
+            </w:rPr>
+            <w:t>Versión: .0</w:t>
+          </w:r>
+        </w:p>
+        <w:p>
+          <w:pPr>
+            <w:spacing w:after="0" w:line="240" w:lineRule="auto"/>
+            <w:rPr>
+              <w:rFonts w:ascii="Verdana Pro" w:eastAsia="Times New Roman" w:hAnsi="Verdana Pro" w:cs="Times New Roman"/>
+              <w:kern w:val="0"/>
+              <w:lang w:val="es-ES" w:eastAsia="es-ES"/>
+              <w14:ligatures w14:val="none"/>
+            </w:rPr>
+          </w:pPr>
+          <w:r>
+            <w:rPr>
+              <w:rFonts w:eastAsia="Times New Roman" w:cs="Times New Roman"/>
+              <w:kern w:val="0"/>
+              <w:sz w:val="22"/>
+              <w:lang w:val="es-ES" w:eastAsia="es-ES"/>
+              <w14:ligatures w14:val="none"/>
+            </w:rPr>
+            <w:t xml:space="preserve">Página </w:t>
+          </w:r>
+          <w:r>
+            <w:rPr>
+              <w:rFonts w:eastAsia="Times New Roman" w:cs="Times New Roman"/>
+              <w:bCs/>
+              <w:kern w:val="0"/>
+              <w:lang w:val="es-ES" w:eastAsia="es-ES"/>
+              <w14:ligatures w14:val="none"/>
+            </w:rPr>
+            <w:fldChar w:fldCharType="begin"/>
+          </w:r>
+          <w:r>
+            <w:rPr>
+              <w:rFonts w:eastAsia="Times New Roman" w:cs="Times New Roman"/>
+              <w:bCs/>
+              <w:kern w:val="0"/>
+              <w:lang w:val="es-ES" w:eastAsia="es-ES"/>
+              <w14:ligatures w14:val="none"/>
+            </w:rPr>
+            <w:instrText>PAGE  \* Arabic  \* MERGEFORMAT</w:instrText>
+          </w:r>
+          <w:r>
+            <w:rPr>
+              <w:rFonts w:eastAsia="Times New Roman" w:cs="Times New Roman"/>
+              <w:bCs/>
+              <w:kern w:val="0"/>
+              <w:lang w:val="es-ES" w:eastAsia="es-ES"/>
+              <w14:ligatures w14:val="none"/>
+            </w:rPr>
+            <w:fldChar w:fldCharType="separate"/>
+          </w:r>
+          <w:r>
+            <w:rPr>
+              <w:rFonts w:eastAsia="Times New Roman" w:cs="Times New Roman"/>
+              <w:bCs/>
+              <w:noProof/>
+              <w:kern w:val="0"/>
+              <w:lang w:val="es-ES" w:eastAsia="es-ES"/>
+              <w14:ligatures w14:val="none"/>
+            </w:rPr>
+            <w:t>6</w:t>
+          </w:r>
+          <w:r>
+            <w:rPr>
+              <w:rFonts w:eastAsia="Times New Roman" w:cs="Times New Roman"/>
+              <w:bCs/>
+              <w:kern w:val="0"/>
+              <w:lang w:val="es-ES" w:eastAsia="es-ES"/>
+              <w14:ligatures w14:val="none"/>
+            </w:rPr>
+            <w:fldChar w:fldCharType="end"/>
+          </w:r>
+          <w:r>
+            <w:rPr>
+              <w:rFonts w:eastAsia="Times New Roman" w:cs="Times New Roman"/>
+              <w:kern w:val="0"/>
+              <w:lang w:val="es-ES" w:eastAsia="es-ES"/>
+              <w14:ligatures w14:val="none"/>
+            </w:rPr>
+            <w:t xml:space="preserve"> de </w:t>
+          </w:r>
+          <w:r>
+            <w:rPr>
+              <w:rFonts w:eastAsia="Times New Roman" w:cs="Times New Roman"/>
+              <w:kern w:val="0"/>
+              <w:lang w:val="es-ES" w:eastAsia="es-ES"/>
+              <w14:ligatures w14:val="none"/>
+            </w:rPr>
+            <w:fldChar w:fldCharType="begin"/>
+          </w:r>
+          <w:r>
+            <w:rPr>
+              <w:rFonts w:eastAsia="Times New Roman" w:cs="Times New Roman"/>
+              <w:kern w:val="0"/>
+              <w:lang w:val="es-ES" w:eastAsia="es-ES"/>
+              <w14:ligatures w14:val="none"/>
+            </w:rPr>
+            <w:instrText>NUMPAGES  \* Arabic  \* MERGEFORMAT</w:instrText>
+          </w:r>
+          <w:r>
+            <w:rPr>
+              <w:rFonts w:eastAsia="Times New Roman" w:cs="Times New Roman"/>
+              <w:kern w:val="0"/>
+              <w:lang w:val="es-ES" w:eastAsia="es-ES"/>
+              <w14:ligatures w14:val="none"/>
+            </w:rPr>
+            <w:fldChar w:fldCharType="separate"/>
+          </w:r>
+          <w:r>
+            <w:rPr>
+              <w:rFonts w:eastAsia="Times New Roman" w:cs="Times New Roman"/>
+              <w:bCs/>
+              <w:noProof/>
+              <w:kern w:val="0"/>
+              <w:lang w:val="es-ES" w:eastAsia="es-ES"/>
+              <w14:ligatures w14:val="none"/>
+            </w:rPr>
+            <w:t>6</w:t>
+          </w:r>
+          <w:r>
+            <w:rPr>
+              <w:rFonts w:eastAsia="Times New Roman" w:cs="Times New Roman"/>
+              <w:bCs/>
+              <w:noProof/>
+              <w:kern w:val="0"/>
+              <w:lang w:val="es-ES" w:eastAsia="es-ES"/>
+              <w14:ligatures w14:val="none"/>
+            </w:rPr>
+            <w:fldChar w:fldCharType="end"/>
+          </w:r>
+        </w:p>
+      </w:tc>
+    </w:tr>
+    <w:tr>
+      <w:trPr>
+        <w:cantSplit/>
+        <w:trHeight w:val="963"/>
+        <w:jc w:val="center"/>
+      </w:trPr>
+      <w:tc>
+        <w:tcPr>
+          <w:tcW w:w="2251" w:type="dxa"/>
+          <w:vMerge/>
+          <w:tcBorders>
+            <w:left w:val="single" w:sz="8" w:space="0" w:color="auto"/>
+            <w:bottom w:val="single" w:sz="8" w:space="0" w:color="auto"/>
+            <w:right w:val="single" w:sz="8" w:space="0" w:color="auto"/>
+          </w:tcBorders>
+        </w:tcPr>
+        <w:p>
+          <w:pPr>
+            <w:spacing w:after="0" w:line="240" w:lineRule="auto"/>
+            <w:jc w:val="center"/>
+            <w:rPr>
+              <w:rFonts w:ascii="Arial" w:eastAsia="Times New Roman" w:hAnsi="Arial" w:cs="Times New Roman"/>
+              <w:kern w:val="0"/>
+              <w:lang w:val="es-ES" w:eastAsia="es-ES"/>
+              <w14:ligatures w14:val="none"/>
+            </w:rPr>
+          </w:pPr>
+        </w:p>
+      </w:tc>
+      <w:tc>
+        <w:tcPr>
+          <w:tcW w:w="4705" w:type="dxa"/>
+          <w:tcBorders>
+            <w:top w:val="single" w:sz="8" w:space="0" w:color="auto"/>
+            <w:left w:val="single" w:sz="8" w:space="0" w:color="auto"/>
+            <w:bottom w:val="single" w:sz="8" w:space="0" w:color="auto"/>
+            <w:right w:val="single" w:sz="8" w:space="0" w:color="auto"/>
+          </w:tcBorders>
+          <w:vAlign w:val="center"/>
+        </w:tcPr>
+        <w:p>
+          <w:pPr>
+            <w:spacing w:after="0" w:line="240" w:lineRule="auto"/>
+            <w:jc w:val="center"/>
+            <w:rPr>
+              <w:rFonts w:eastAsia="Times New Roman" w:cs="Times New Roman"/>
+              <w:b/>
+              <w:kern w:val="0"/>
+              <w:lang w:val="es-ES" w:eastAsia="es-ES"/>
+              <w14:ligatures w14:val="none"/>
+            </w:rPr>
+          </w:pPr>
+          <w:r>
+            <w:rPr>
+              <w:rFonts w:eastAsia="Times New Roman" w:cs="Times New Roman"/>
+              <w:b/>
+              <w:kern w:val="0"/>
+              <w:lang w:eastAsia="es-ES"/>
+              <w14:ligatures w14:val="none"/>
+            </w:rPr>
+            <w:t xml:space="preserve">{{ </w:t>
+          </w:r>
+          <w:proofErr w:type="spellStart"/>
+          <w:r>
+            <w:rPr>
+              <w:rFonts w:eastAsia="Times New Roman" w:cs="Times New Roman"/>
+              <w:b/>
+              <w:kern w:val="0"/>
+              <w:lang w:eastAsia="es-ES"/>
+              <w14:ligatures w14:val="none"/>
+            </w:rPr>
+            <w:t>nombre_proceso</w:t>
+          </w:r>
+          <w:proofErr w:type="spellEnd"/>
+          <w:r>
+            <w:rPr>
+              <w:rFonts w:eastAsia="Times New Roman" w:cs="Times New Roman"/>
+              <w:b/>
+              <w:kern w:val="0"/>
+              <w:lang w:eastAsia="es-ES"/>
+              <w14:ligatures w14:val="none"/>
+            </w:rPr>
+            <w:t xml:space="preserve"> }}</w:t>
+          </w:r>
+        </w:p>
+      </w:tc>
+      <w:tc>
+        <w:tcPr>
+          <w:tcW w:w="2524" w:type="dxa"/>
+          <w:vMerge/>
+          <w:tcBorders>
+            <w:left w:val="single" w:sz="8" w:space="0" w:color="auto"/>
+            <w:bottom w:val="single" w:sz="8" w:space="0" w:color="auto"/>
+            <w:right w:val="single" w:sz="8" w:space="0" w:color="auto"/>
+          </w:tcBorders>
+          <w:vAlign w:val="center"/>
+        </w:tcPr>
+        <w:p>
+          <w:pPr>
+            <w:spacing w:after="0" w:line="240" w:lineRule="auto"/>
+            <w:rPr>
+              <w:rFonts w:ascii="Arial" w:eastAsia="Times New Roman" w:hAnsi="Arial" w:cs="Times New Roman"/>
+              <w:kern w:val="0"/>
+              <w:lang w:val="es-ES" w:eastAsia="es-ES"/>
+              <w14:ligatures w14:val="none"/>
+            </w:rPr>
+          </w:pPr>
+        </w:p>
+      </w:tc>
+    </w:tr>
+  </w:tbl>
+  <w:p>
+    <w:pPr>
+      <w:pStyle w:val="Encabezado"/>
+      <w:jc w:val="center"/>
+    </w:pPr>
+  </w:p>
+</w:hdr>
+</file>
+
+<file path=word/numbering.xml><?xml version="1.0" encoding="utf-8"?>
+<w:numbering xmlns:wpc="http://schemas.microsoft.com/office/word/2010/wordprocessingCanvas" xmlns:cx="http://schemas.microsoft.com/office/drawing/2014/chartex" xmlns:cx1="http://schemas.microsoft.com/office/drawing/2015/9/8/chartex" xmlns:cx2="http://schemas.microsoft.com/office/drawing/2015/10/21/chartex" xmlns:cx3="http://schemas.microsoft.com/office/drawing/2016/5/9/chartex" xmlns:cx4="http://schemas.microsoft.com/office/drawing/2016/5/10/chartex" xmlns:cx5="http://schemas.microsoft.com/office/drawing/2016/5/11/chartex" xmlns:cx6="http://schemas.microsoft.com/office/drawing/2016/5/12/chartex" xmlns:cx7="http://schemas.microsoft.com/office/drawing/2016/5/13/chartex" xmlns:cx8="http://schemas.microsoft.com/office/drawing/2016/5/14/chartex" xmlns:mc="http://schemas.openxmlformats.org/markup-compatibility/2006" xmlns:aink="http://schemas.microsoft.com/office/drawing/2016/ink" xmlns:am3d="http://schemas.microsoft.com/office/drawing/2017/model3d" xmlns:o="urn:schemas-microsoft-com:office:office" xmlns:oel="http://schemas.microsoft.com/office/2019/extlst" xmlns:r="http://schemas.openxmlformats.org/officeDocument/2006/relationships" xmlns:m="http://schemas.openxmlformats.org/officeDocument/2006/math" xmlns:v="urn:schemas-microsoft-com:vml" xmlns:wp14="http://schemas.microsoft.com/office/word/2010/wordprocessingDrawing" xmlns:wp="http://schemas.openxmlformats.org/drawingml/2006/wordprocessingDrawing" xmlns:w10="urn:schemas-microsoft-com:office:word" xmlns:w="http://schemas.openxmlformats.org/wordprocessingml/2006/main" xmlns:w14="http://schemas.microsoft.com/office/word/2010/wordml" xmlns:w15="http://schemas.microsoft.com/office/word/2012/wordml" xmlns:w16cex="http://schemas.microsoft.com/office/word/2018/wordml/cex" xmlns:w16cid="http://schemas.microsoft.com/office/word/2016/wordml/cid" xmlns:w16="http://schemas.microsoft.com/office/word/2018/wordml" xmlns:w16du="http://schemas.microsoft.com/office/word/2023/wordml/word16du" xmlns:w16sdtdh="http://schemas.microsoft.com/office/word/2020/wordml/sdtdatahash" xmlns:w16sdtfl="http://schemas.microsoft.com/office/word/2024/wordml/sdtformatlock" xmlns:w16se="http://schemas.microsoft.com/office/word/2015/wordml/symex" xmlns:wpg="http://schemas.microsoft.com/office/word/2010/wordprocessingGroup" xmlns:wpi="http://schemas.microsoft.com/office/word/2010/wordprocessingInk" xmlns:wne="http://schemas.microsoft.com/office/word/2006/wordml" xmlns:wps="http://schemas.microsoft.com/office/word/2010/wordprocessingShape" mc:Ignorable="w14 w15 w16se w16cid w16 w16cex w16sdtdh w16sdtfl w16du wp14">
+  <w:abstractNum w:abstractNumId="0" w15:restartNumberingAfterBreak="0">
+    <w:nsid w:val="11A342AF"/>
+    <w:multiLevelType w:val="multilevel"/>
+    <w:tmpl w:val="11C4D17A"/>
+    <w:lvl w:ilvl="0">
+      <w:start w:val="1"/>
+      <w:numFmt w:val="bullet"/>
+      <w:lvlText w:val=""/>
+      <w:lvlJc w:val="left"/>
+      <w:pPr>
+        <w:tabs>
+          <w:tab w:val="num" w:pos="720"/>
+        </w:tabs>
+        <w:ind w:left="720" w:hanging="360"/>
+      </w:pPr>
+      <w:rPr>
+        <w:rFonts w:ascii="Symbol" w:hAnsi="Symbol" w:hint="default"/>
+        <w:sz w:val="20"/>
+      </w:rPr>
+    </w:lvl>
+    <w:lvl w:ilvl="1" w:tentative="1">
+      <w:start w:val="1"/>
+      <w:numFmt w:val="bullet"/>
+      <w:lvlText w:val="o"/>
+      <w:lvlJc w:val="left"/>
+      <w:pPr>
+        <w:tabs>
+          <w:tab w:val="num" w:pos="1440"/>
+        </w:tabs>
+        <w:ind w:left="1440" w:hanging="360"/>
+      </w:pPr>
+      <w:rPr>
+        <w:rFonts w:ascii="Courier New" w:hAnsi="Courier New" w:hint="default"/>
+        <w:sz w:val="20"/>
+      </w:rPr>
+    </w:lvl>
+    <w:lvl w:ilvl="2" w:tentative="1">
+      <w:start w:val="1"/>
+      <w:numFmt w:val="bullet"/>
+      <w:lvlText w:val=""/>
+      <w:lvlJc w:val="left"/>
+      <w:pPr>
+        <w:tabs>
+          <w:tab w:val="num" w:pos="2160"/>
+        </w:tabs>
+        <w:ind w:left="2160" w:hanging="360"/>
+      </w:pPr>
+      <w:rPr>
+        <w:rFonts w:ascii="Wingdings" w:hAnsi="Wingdings" w:hint="default"/>
+        <w:sz w:val="20"/>
+      </w:rPr>
+    </w:lvl>
+    <w:lvl w:ilvl="3" w:tentative="1">
+      <w:start w:val="1"/>
+      <w:numFmt w:val="bullet"/>
+      <w:lvlText w:val=""/>
+      <w:lvlJc w:val="left"/>
+      <w:pPr>
+        <w:tabs>
+          <w:tab w:val="num" w:pos="2880"/>
+        </w:tabs>
+        <w:ind w:left="2880" w:hanging="360"/>
+      </w:pPr>
+      <w:rPr>
+        <w:rFonts w:ascii="Wingdings" w:hAnsi="Wingdings" w:hint="default"/>
+        <w:sz w:val="20"/>
+      </w:rPr>
+    </w:lvl>
+    <w:lvl w:ilvl="4" w:tentative="1">
+      <w:start w:val="1"/>
+      <w:numFmt w:val="bullet"/>
+      <w:lvlText w:val=""/>
+      <w:lvlJc w:val="left"/>
+      <w:pPr>
+        <w:tabs>
+          <w:tab w:val="num" w:pos="3600"/>
+        </w:tabs>
+        <w:ind w:left="3600" w:hanging="360"/>
+      </w:pPr>
+      <w:rPr>
+        <w:rFonts w:ascii="Wingdings" w:hAnsi="Wingdings" w:hint="default"/>
+        <w:sz w:val="20"/>
+      </w:rPr>
+    </w:lvl>
+    <w:lvl w:ilvl="5" w:tentative="1">
+      <w:start w:val="1"/>
+      <w:numFmt w:val="bullet"/>
+      <w:lvlText w:val=""/>
+      <w:lvlJc w:val="left"/>
+      <w:pPr>
+        <w:tabs>
+          <w:tab w:val="num" w:pos="4320"/>
+        </w:tabs>
+        <w:ind w:left="4320" w:hanging="360"/>
+      </w:pPr>
+      <w:rPr>
+        <w:rFonts w:ascii="Wingdings" w:hAnsi="Wingdings" w:hint="default"/>
+        <w:sz w:val="20"/>
+      </w:rPr>
+    </w:lvl>
+    <w:lvl w:ilvl="6" w:tentative="1">
+      <w:start w:val="1"/>
+      <w:numFmt w:val="bullet"/>
+      <w:lvlText w:val=""/>
+      <w:lvlJc w:val="left"/>
+      <w:pPr>
+        <w:tabs>
+          <w:tab w:val="num" w:pos="5040"/>
+        </w:tabs>
+        <w:ind w:left="5040" w:hanging="360"/>
+      </w:pPr>
+      <w:rPr>
+        <w:rFonts w:ascii="Wingdings" w:hAnsi="Wingdings" w:hint="default"/>
+        <w:sz w:val="20"/>
+      </w:rPr>
+    </w:lvl>
+    <w:lvl w:ilvl="7" w:tentative="1">
+      <w:start w:val="1"/>
+      <w:numFmt w:val="bullet"/>
+      <w:lvlText w:val=""/>
+      <w:lvlJc w:val="left"/>
+      <w:pPr>
+        <w:tabs>
+          <w:tab w:val="num" w:pos="5760"/>
+        </w:tabs>
+        <w:ind w:left="5760" w:hanging="360"/>
+      </w:pPr>
+      <w:rPr>
+        <w:rFonts w:ascii="Wingdings" w:hAnsi="Wingdings" w:hint="default"/>
+        <w:sz w:val="20"/>
+      </w:rPr>
+    </w:lvl>
+    <w:lvl w:ilvl="8" w:tentative="1">
+      <w:start w:val="1"/>
+      <w:numFmt w:val="bullet"/>
+      <w:lvlText w:val=""/>
+      <w:lvlJc w:val="left"/>
+      <w:pPr>
+        <w:tabs>
+          <w:tab w:val="num" w:pos="6480"/>
+        </w:tabs>
+        <w:ind w:left="6480" w:hanging="360"/>
+      </w:pPr>
+      <w:rPr>
+        <w:rFonts w:ascii="Wingdings" w:hAnsi="Wingdings" w:hint="default"/>
+        <w:sz w:val="20"/>
+      </w:rPr>
+    </w:lvl>
+  </w:abstractNum>
+  <w:abstractNum w:abstractNumId="1" w15:restartNumberingAfterBreak="0">
+    <w:nsid w:val="1E9B5919"/>
+    <w:multiLevelType w:val="multilevel"/>
+    <w:tmpl w:val="BB425112"/>
+    <w:lvl w:ilvl="0">
+      <w:start w:val="1"/>
+      <w:numFmt w:val="bullet"/>
+      <w:lvlText w:val=""/>
+      <w:lvlJc w:val="left"/>
+      <w:pPr>
+        <w:tabs>
+          <w:tab w:val="num" w:pos="720"/>
+        </w:tabs>
+        <w:ind w:left="720" w:hanging="360"/>
+      </w:pPr>
+      <w:rPr>
+        <w:rFonts w:ascii="Symbol" w:hAnsi="Symbol" w:hint="default"/>
+        <w:sz w:val="20"/>
+      </w:rPr>
+    </w:lvl>
+    <w:lvl w:ilvl="1" w:tentative="1">
+      <w:start w:val="1"/>
+      <w:numFmt w:val="bullet"/>
+      <w:lvlText w:val="o"/>
+      <w:lvlJc w:val="left"/>
+      <w:pPr>
+        <w:tabs>
+          <w:tab w:val="num" w:pos="1440"/>
+        </w:tabs>
+        <w:ind w:left="1440" w:hanging="360"/>
+      </w:pPr>
+      <w:rPr>
+        <w:rFonts w:ascii="Courier New" w:hAnsi="Courier New" w:hint="default"/>
+        <w:sz w:val="20"/>
+      </w:rPr>
+    </w:lvl>
+    <w:lvl w:ilvl="2" w:tentative="1">
+      <w:start w:val="1"/>
+      <w:numFmt w:val="bullet"/>
+      <w:lvlText w:val=""/>
+      <w:lvlJc w:val="left"/>
+      <w:pPr>
+        <w:tabs>
+          <w:tab w:val="num" w:pos="2160"/>
+        </w:tabs>
+        <w:ind w:left="2160" w:hanging="360"/>
+      </w:pPr>
+      <w:rPr>
+        <w:rFonts w:ascii="Wingdings" w:hAnsi="Wingdings" w:hint="default"/>
+        <w:sz w:val="20"/>
+      </w:rPr>
+    </w:lvl>
+    <w:lvl w:ilvl="3" w:tentative="1">
+      <w:start w:val="1"/>
+      <w:numFmt w:val="bullet"/>
+      <w:lvlText w:val=""/>
+      <w:lvlJc w:val="left"/>
+      <w:pPr>
+        <w:tabs>
+          <w:tab w:val="num" w:pos="2880"/>
+        </w:tabs>
+        <w:ind w:left="2880" w:hanging="360"/>
+      </w:pPr>
+      <w:rPr>
+        <w:rFonts w:ascii="Wingdings" w:hAnsi="Wingdings" w:hint="default"/>
+        <w:sz w:val="20"/>
+      </w:rPr>
+    </w:lvl>
+    <w:lvl w:ilvl="4" w:tentative="1">
+      <w:start w:val="1"/>
+      <w:numFmt w:val="bullet"/>
+      <w:lvlText w:val=""/>
+      <w:lvlJc w:val="left"/>
+      <w:pPr>
+        <w:tabs>
+          <w:tab w:val="num" w:pos="3600"/>
+        </w:tabs>
+        <w:ind w:left="3600" w:hanging="360"/>
+      </w:pPr>
+      <w:rPr>
+        <w:rFonts w:ascii="Wingdings" w:hAnsi="Wingdings" w:hint="default"/>
+        <w:sz w:val="20"/>
+      </w:rPr>
+    </w:lvl>
+    <w:lvl w:ilvl="5" w:tentative="1">
+      <w:start w:val="1"/>
+      <w:numFmt w:val="bullet"/>
+      <w:lvlText w:val=""/>
+      <w:lvlJc w:val="left"/>
+      <w:pPr>
+        <w:tabs>
+          <w:tab w:val="num" w:pos="4320"/>
+        </w:tabs>
+        <w:ind w:left="4320" w:hanging="360"/>
+      </w:pPr>
+      <w:rPr>
+        <w:rFonts w:ascii="Wingdings" w:hAnsi="Wingdings" w:hint="default"/>
+        <w:sz w:val="20"/>
+      </w:rPr>
+    </w:lvl>
+    <w:lvl w:ilvl="6" w:tentative="1">
+      <w:start w:val="1"/>
+      <w:numFmt w:val="bullet"/>
+      <w:lvlText w:val=""/>
+      <w:lvlJc w:val="left"/>
+      <w:pPr>
+        <w:tabs>
+          <w:tab w:val="num" w:pos="5040"/>
+        </w:tabs>
+        <w:ind w:left="5040" w:hanging="360"/>
+      </w:pPr>
+      <w:rPr>
+        <w:rFonts w:ascii="Wingdings" w:hAnsi="Wingdings" w:hint="default"/>
+        <w:sz w:val="20"/>
+      </w:rPr>
+    </w:lvl>
+    <w:lvl w:ilvl="7" w:tentative="1">
+      <w:start w:val="1"/>
+      <w:numFmt w:val="bullet"/>
+      <w:lvlText w:val=""/>
+      <w:lvlJc w:val="left"/>
+      <w:pPr>
+        <w:tabs>
+          <w:tab w:val="num" w:pos="5760"/>
+        </w:tabs>
+        <w:ind w:left="5760" w:hanging="360"/>
+      </w:pPr>
+      <w:rPr>
+        <w:rFonts w:ascii="Wingdings" w:hAnsi="Wingdings" w:hint="default"/>
+        <w:sz w:val="20"/>
+      </w:rPr>
+    </w:lvl>
+    <w:lvl w:ilvl="8" w:tentative="1">
+      <w:start w:val="1"/>
+      <w:numFmt w:val="bullet"/>
+      <w:lvlText w:val=""/>
+      <w:lvlJc w:val="left"/>
+      <w:pPr>
+        <w:tabs>
+          <w:tab w:val="num" w:pos="6480"/>
+        </w:tabs>
+        <w:ind w:left="6480" w:hanging="360"/>
+      </w:pPr>
+      <w:rPr>
+        <w:rFonts w:ascii="Wingdings" w:hAnsi="Wingdings" w:hint="default"/>
+        <w:sz w:val="20"/>
+      </w:rPr>
+    </w:lvl>
+  </w:abstractNum>
+  <w:abstractNum w:abstractNumId="2" w15:restartNumberingAfterBreak="0">
+    <w:nsid w:val="2BE11D9D"/>
+    <w:multiLevelType w:val="hybridMultilevel"/>
+    <w:tmpl w:val="5486EB28"/>
+    <w:lvl w:ilvl="0" w:tplc="340A000F">
+      <w:start w:val="1"/>
+      <w:numFmt w:val="decimal"/>
+      <w:lvlText w:val="%1."/>
+      <w:lvlJc w:val="left"/>
+      <w:pPr>
+        <w:ind w:left="720" w:hanging="360"/>
+      </w:pPr>
+      <w:rPr>
+        <w:rFonts w:hint="default"/>
+      </w:rPr>
+    </w:lvl>
+    <w:lvl w:ilvl="1" w:tplc="340A0019" w:tentative="1">
+      <w:start w:val="1"/>
+      <w:numFmt w:val="lowerLetter"/>
+      <w:lvlText w:val="%2."/>
+      <w:lvlJc w:val="left"/>
+      <w:pPr>
+        <w:ind w:left="1440" w:hanging="360"/>
+      </w:pPr>
+    </w:lvl>
+    <w:lvl w:ilvl="2" w:tplc="340A001B" w:tentative="1">
+      <w:start w:val="1"/>
+      <w:numFmt w:val="lowerRoman"/>
+      <w:lvlText w:val="%3."/>
+      <w:lvlJc w:val="right"/>
+      <w:pPr>
+        <w:ind w:left="2160" w:hanging="180"/>
+      </w:pPr>
+    </w:lvl>
+    <w:lvl w:ilvl="3" w:tplc="340A000F" w:tentative="1">
+      <w:start w:val="1"/>
+      <w:numFmt w:val="decimal"/>
+      <w:lvlText w:val="%4."/>
+      <w:lvlJc w:val="left"/>
+      <w:pPr>
+        <w:ind w:left="2880" w:hanging="360"/>
+      </w:pPr>
+    </w:lvl>
+    <w:lvl w:ilvl="4" w:tplc="340A0019" w:tentative="1">
+      <w:start w:val="1"/>
+      <w:numFmt w:val="lowerLetter"/>
+      <w:lvlText w:val="%5."/>
+      <w:lvlJc w:val="left"/>
+      <w:pPr>
+        <w:ind w:left="3600" w:hanging="360"/>
+      </w:pPr>
+    </w:lvl>
+    <w:lvl w:ilvl="5" w:tplc="340A001B" w:tentative="1">
+      <w:start w:val="1"/>
+      <w:numFmt w:val="lowerRoman"/>
+      <w:lvlText w:val="%6."/>
+      <w:lvlJc w:val="right"/>
+      <w:pPr>
+        <w:ind w:left="4320" w:hanging="180"/>
+      </w:pPr>
+    </w:lvl>
+    <w:lvl w:ilvl="6" w:tplc="340A000F" w:tentative="1">
+      <w:start w:val="1"/>
+      <w:numFmt w:val="decimal"/>
+      <w:lvlText w:val="%7."/>
+      <w:lvlJc w:val="left"/>
+      <w:pPr>
+        <w:ind w:left="5040" w:hanging="360"/>
+      </w:pPr>
+    </w:lvl>
+    <w:lvl w:ilvl="7" w:tplc="340A0019" w:tentative="1">
+      <w:start w:val="1"/>
+      <w:numFmt w:val="lowerLetter"/>
+      <w:lvlText w:val="%8."/>
+      <w:lvlJc w:val="left"/>
+      <w:pPr>
+        <w:ind w:left="5760" w:hanging="360"/>
+      </w:pPr>
+    </w:lvl>
+    <w:lvl w:ilvl="8" w:tplc="340A001B" w:tentative="1">
+      <w:start w:val="1"/>
+      <w:numFmt w:val="lowerRoman"/>
+      <w:lvlText w:val="%9."/>
+      <w:lvlJc w:val="right"/>
+      <w:pPr>
+        <w:ind w:left="6480" w:hanging="180"/>
+      </w:pPr>
+    </w:lvl>
+  </w:abstractNum>
+  <w:abstractNum w:abstractNumId="3" w15:restartNumberingAfterBreak="0">
+    <w:nsid w:val="2DC35BE3"/>
+    <w:multiLevelType w:val="hybridMultilevel"/>
+    <w:tmpl w:val="A7723676"/>
+    <w:lvl w:ilvl="0" w:tplc="340A000F">
+      <w:start w:val="1"/>
+      <w:numFmt w:val="decimal"/>
+      <w:lvlText w:val="%1."/>
+      <w:lvlJc w:val="left"/>
+      <w:pPr>
+        <w:ind w:left="720" w:hanging="360"/>
+      </w:pPr>
+      <w:rPr>
+        <w:rFonts w:hint="default"/>
+      </w:rPr>
+    </w:lvl>
+    <w:lvl w:ilvl="1" w:tplc="340A0019" w:tentative="1">
+      <w:start w:val="1"/>
+      <w:numFmt w:val="lowerLetter"/>
+      <w:lvlText w:val="%2."/>
+      <w:lvlJc w:val="left"/>
+      <w:pPr>
+        <w:ind w:left="1440" w:hanging="360"/>
+      </w:pPr>
+    </w:lvl>
+    <w:lvl w:ilvl="2" w:tplc="340A001B" w:tentative="1">
+      <w:start w:val="1"/>
+      <w:numFmt w:val="lowerRoman"/>
+      <w:lvlText w:val="%3."/>
+      <w:lvlJc w:val="right"/>
+      <w:pPr>
+        <w:ind w:left="2160" w:hanging="180"/>
+      </w:pPr>
+    </w:lvl>
+    <w:lvl w:ilvl="3" w:tplc="340A000F" w:tentative="1">
+      <w:start w:val="1"/>
+      <w:numFmt w:val="decimal"/>
+      <w:lvlText w:val="%4."/>
+      <w:lvlJc w:val="left"/>
+      <w:pPr>
+        <w:ind w:left="2880" w:hanging="360"/>
+      </w:pPr>
+    </w:lvl>
+    <w:lvl w:ilvl="4" w:tplc="340A0019" w:tentative="1">
+      <w:start w:val="1"/>
+      <w:numFmt w:val="lowerLetter"/>
+      <w:lvlText w:val="%5."/>
+      <w:lvlJc w:val="left"/>
+      <w:pPr>
+        <w:ind w:left="3600" w:hanging="360"/>
+      </w:pPr>
+    </w:lvl>
+    <w:lvl w:ilvl="5" w:tplc="340A001B" w:tentative="1">
+      <w:start w:val="1"/>
+      <w:numFmt w:val="lowerRoman"/>
+      <w:lvlText w:val="%6."/>
+      <w:lvlJc w:val="right"/>
+      <w:pPr>
+        <w:ind w:left="4320" w:hanging="180"/>
+      </w:pPr>
+    </w:lvl>
+    <w:lvl w:ilvl="6" w:tplc="340A000F" w:tentative="1">
+      <w:start w:val="1"/>
+      <w:numFmt w:val="decimal"/>
+      <w:lvlText w:val="%7."/>
+      <w:lvlJc w:val="left"/>
+      <w:pPr>
+        <w:ind w:left="5040" w:hanging="360"/>
+      </w:pPr>
+    </w:lvl>
+    <w:lvl w:ilvl="7" w:tplc="340A0019" w:tentative="1">
+      <w:start w:val="1"/>
+      <w:numFmt w:val="lowerLetter"/>
+      <w:lvlText w:val="%8."/>
+      <w:lvlJc w:val="left"/>
+      <w:pPr>
+        <w:ind w:left="5760" w:hanging="360"/>
+      </w:pPr>
+    </w:lvl>
+    <w:lvl w:ilvl="8" w:tplc="340A001B" w:tentative="1">
+      <w:start w:val="1"/>
+      <w:numFmt w:val="lowerRoman"/>
+      <w:lvlText w:val="%9."/>
+      <w:lvlJc w:val="right"/>
+      <w:pPr>
+        <w:ind w:left="6480" w:hanging="180"/>
+      </w:pPr>
+    </w:lvl>
+  </w:abstractNum>
+  <w:abstractNum w:abstractNumId="4" w15:restartNumberingAfterBreak="0">
+    <w:nsid w:val="33A15229"/>
+    <w:multiLevelType w:val="hybridMultilevel"/>
+    <w:tmpl w:val="C3983C18"/>
+    <w:lvl w:ilvl="0" w:tplc="0A7EE354">
+      <w:start w:val="1"/>
+      <w:numFmt w:val="upperRoman"/>
+      <w:lvlText w:val="%1."/>
+      <w:lvlJc w:val="left"/>
+      <w:pPr>
+        <w:ind w:left="1080" w:hanging="720"/>
+      </w:pPr>
+      <w:rPr>
+        <w:rFonts w:hint="default"/>
+      </w:rPr>
+    </w:lvl>
+    <w:lvl w:ilvl="1" w:tplc="340A0019" w:tentative="1">
+      <w:start w:val="1"/>
+      <w:numFmt w:val="lowerLetter"/>
+      <w:lvlText w:val="%2."/>
+      <w:lvlJc w:val="left"/>
+      <w:pPr>
+        <w:ind w:left="1440" w:hanging="360"/>
+      </w:pPr>
+    </w:lvl>
+    <w:lvl w:ilvl="2" w:tplc="340A001B" w:tentative="1">
+      <w:start w:val="1"/>
+      <w:numFmt w:val="lowerRoman"/>
+      <w:lvlText w:val="%3."/>
+      <w:lvlJc w:val="right"/>
+      <w:pPr>
+        <w:ind w:left="2160" w:hanging="180"/>
+      </w:pPr>
+    </w:lvl>
+    <w:lvl w:ilvl="3" w:tplc="340A000F" w:tentative="1">
+      <w:start w:val="1"/>
+      <w:numFmt w:val="decimal"/>
+      <w:lvlText w:val="%4."/>
+      <w:lvlJc w:val="left"/>
+      <w:pPr>
+        <w:ind w:left="2880" w:hanging="360"/>
+      </w:pPr>
+    </w:lvl>
+    <w:lvl w:ilvl="4" w:tplc="340A0019" w:tentative="1">
+      <w:start w:val="1"/>
+      <w:numFmt w:val="lowerLetter"/>
+      <w:lvlText w:val="%5."/>
+      <w:lvlJc w:val="left"/>
+      <w:pPr>
+        <w:ind w:left="3600" w:hanging="360"/>
+      </w:pPr>
+    </w:lvl>
+    <w:lvl w:ilvl="5" w:tplc="340A001B" w:tentative="1">
+      <w:start w:val="1"/>
+      <w:numFmt w:val="lowerRoman"/>
+      <w:lvlText w:val="%6."/>
+      <w:lvlJc w:val="right"/>
+      <w:pPr>
+        <w:ind w:left="4320" w:hanging="180"/>
+      </w:pPr>
+    </w:lvl>
+    <w:lvl w:ilvl="6" w:tplc="340A000F" w:tentative="1">
+      <w:start w:val="1"/>
+      <w:numFmt w:val="decimal"/>
+      <w:lvlText w:val="%7."/>
+      <w:lvlJc w:val="left"/>
+      <w:pPr>
+        <w:ind w:left="5040" w:hanging="360"/>
+      </w:pPr>
+    </w:lvl>
+    <w:lvl w:ilvl="7" w:tplc="340A0019" w:tentative="1">
+      <w:start w:val="1"/>
+      <w:numFmt w:val="lowerLetter"/>
+      <w:lvlText w:val="%8."/>
+      <w:lvlJc w:val="left"/>
+      <w:pPr>
+        <w:ind w:left="5760" w:hanging="360"/>
+      </w:pPr>
+    </w:lvl>
+    <w:lvl w:ilvl="8" w:tplc="340A001B" w:tentative="1">
+      <w:start w:val="1"/>
+      <w:numFmt w:val="lowerRoman"/>
+      <w:lvlText w:val="%9."/>
+      <w:lvlJc w:val="right"/>
+      <w:pPr>
+        <w:ind w:left="6480" w:hanging="180"/>
+      </w:pPr>
+    </w:lvl>
+  </w:abstractNum>
+  <w:abstractNum w:abstractNumId="5" w15:restartNumberingAfterBreak="0">
+    <w:nsid w:val="392B5AF5"/>
+    <w:multiLevelType w:val="multilevel"/>
+    <w:tmpl w:val="7C765C1A"/>
+    <w:lvl w:ilvl="0">
+      <w:start w:val="1"/>
+      <w:numFmt w:val="decimal"/>
+      <w:lvlText w:val="%1."/>
+      <w:lvlJc w:val="left"/>
+      <w:pPr>
+        <w:ind w:left="720" w:hanging="360"/>
+      </w:pPr>
+      <w:rPr>
+        <w:rFonts w:hint="default"/>
+      </w:rPr>
+    </w:lvl>
+    <w:lvl w:ilvl="1">
+      <w:start w:val="1"/>
+      <w:numFmt w:val="decimal"/>
+      <w:pStyle w:val="ParrafosporEtapa"/>
+      <w:isLgl/>
+      <w:lvlText w:val="%1.%2."/>
+      <w:lvlJc w:val="left"/>
+      <w:pPr>
+        <w:ind w:left="1080" w:hanging="720"/>
+      </w:pPr>
+      <w:rPr>
+        <w:rFonts w:hint="default"/>
+      </w:rPr>
+    </w:lvl>
+    <w:lvl w:ilvl="2">
+      <w:start w:val="1"/>
+      <w:numFmt w:val="decimal"/>
+      <w:isLgl/>
+      <w:lvlText w:val="%1.%2.%3."/>
+      <w:lvlJc w:val="left"/>
+      <w:pPr>
+        <w:ind w:left="1080" w:hanging="720"/>
+      </w:pPr>
+      <w:rPr>
+        <w:rFonts w:hint="default"/>
+      </w:rPr>
+    </w:lvl>
+    <w:lvl w:ilvl="3">
+      <w:start w:val="1"/>
+      <w:numFmt w:val="decimal"/>
+      <w:isLgl/>
+      <w:lvlText w:val="%1.%2.%3.%4."/>
+      <w:lvlJc w:val="left"/>
+      <w:pPr>
+        <w:ind w:left="1440" w:hanging="1080"/>
+      </w:pPr>
+      <w:rPr>
+        <w:rFonts w:hint="default"/>
+      </w:rPr>
+    </w:lvl>
+    <w:lvl w:ilvl="4">
+      <w:start w:val="1"/>
+      <w:numFmt w:val="decimal"/>
+      <w:isLgl/>
+      <w:lvlText w:val="%1.%2.%3.%4.%5."/>
+      <w:lvlJc w:val="left"/>
+      <w:pPr>
+        <w:ind w:left="1440" w:hanging="1080"/>
+      </w:pPr>
+      <w:rPr>
+        <w:rFonts w:hint="default"/>
+      </w:rPr>
+    </w:lvl>
+    <w:lvl w:ilvl="5">
+      <w:start w:val="1"/>
+      <w:numFmt w:val="decimal"/>
+      <w:isLgl/>
+      <w:lvlText w:val="%1.%2.%3.%4.%5.%6."/>
+      <w:lvlJc w:val="left"/>
+      <w:pPr>
+        <w:ind w:left="1800" w:hanging="1440"/>
+      </w:pPr>
+      <w:rPr>
+        <w:rFonts w:hint="default"/>
+      </w:rPr>
+    </w:lvl>
+    <w:lvl w:ilvl="6">
+      <w:start w:val="1"/>
+      <w:numFmt w:val="decimal"/>
+      <w:isLgl/>
+      <w:lvlText w:val="%1.%2.%3.%4.%5.%6.%7."/>
+      <w:lvlJc w:val="left"/>
+      <w:pPr>
+        <w:ind w:left="1800" w:hanging="1440"/>
+      </w:pPr>
+      <w:rPr>
+        <w:rFonts w:hint="default"/>
+      </w:rPr>
+    </w:lvl>
+    <w:lvl w:ilvl="7">
+      <w:start w:val="1"/>
+      <w:numFmt w:val="decimal"/>
+      <w:isLgl/>
+      <w:lvlText w:val="%1.%2.%3.%4.%5.%6.%7.%8."/>
+      <w:lvlJc w:val="left"/>
+      <w:pPr>
+        <w:ind w:left="2160" w:hanging="1800"/>
+      </w:pPr>
+      <w:rPr>
+        <w:rFonts w:hint="default"/>
+      </w:rPr>
+    </w:lvl>
+    <w:lvl w:ilvl="8">
+      <w:start w:val="1"/>
+      <w:numFmt w:val="decimal"/>
+      <w:isLgl/>
+      <w:lvlText w:val="%1.%2.%3.%4.%5.%6.%7.%8.%9."/>
+      <w:lvlJc w:val="left"/>
+      <w:pPr>
+        <w:ind w:left="2160" w:hanging="1800"/>
+      </w:pPr>
+      <w:rPr>
+        <w:rFonts w:hint="default"/>
+      </w:rPr>
+    </w:lvl>
+  </w:abstractNum>
+  <w:abstractNum w:abstractNumId="6" w15:restartNumberingAfterBreak="0">
+    <w:nsid w:val="509B7F06"/>
+    <w:multiLevelType w:val="hybridMultilevel"/>
+    <w:tmpl w:val="DC8A42BA"/>
+    <w:lvl w:ilvl="0" w:tplc="340A0001">
+      <w:start w:val="1"/>
+      <w:numFmt w:val="bullet"/>
+      <w:lvlText w:val=""/>
+      <w:lvlJc w:val="left"/>
+      <w:pPr>
+        <w:ind w:left="720" w:hanging="360"/>
+      </w:pPr>
+      <w:rPr>
+        <w:rFonts w:ascii="Symbol" w:hAnsi="Symbol" w:hint="default"/>
+      </w:rPr>
+    </w:lvl>
+    <w:lvl w:ilvl="1" w:tplc="340A0003" w:tentative="1">
+      <w:start w:val="1"/>
+      <w:numFmt w:val="bullet"/>
+      <w:lvlText w:val="o"/>
+      <w:lvlJc w:val="left"/>
+      <w:pPr>
+        <w:ind w:left="1440" w:hanging="360"/>
+      </w:pPr>
+      <w:rPr>
+        <w:rFonts w:ascii="Courier New" w:hAnsi="Courier New" w:cs="Courier New" w:hint="default"/>
+      </w:rPr>
+    </w:lvl>
+    <w:lvl w:ilvl="2" w:tplc="340A0005" w:tentative="1">
+      <w:start w:val="1"/>
+      <w:numFmt w:val="bullet"/>
+      <w:lvlText w:val=""/>
+      <w:lvlJc w:val="left"/>
+      <w:pPr>
+        <w:ind w:left="2160" w:hanging="360"/>
+      </w:pPr>
+      <w:rPr>
+        <w:rFonts w:ascii="Wingdings" w:hAnsi="Wingdings" w:hint="default"/>
+      </w:rPr>
+    </w:lvl>
+    <w:lvl w:ilvl="3" w:tplc="340A0001" w:tentative="1">
+      <w:start w:val="1"/>
+      <w:numFmt w:val="bullet"/>
+      <w:lvlText w:val=""/>
+      <w:lvlJc w:val="left"/>
+      <w:pPr>
+        <w:ind w:left="2880" w:hanging="360"/>
+      </w:pPr>
+      <w:rPr>
+        <w:rFonts w:ascii="Symbol" w:hAnsi="Symbol" w:hint="default"/>
+      </w:rPr>
+    </w:lvl>
+    <w:lvl w:ilvl="4" w:tplc="340A0003" w:tentative="1">
+      <w:start w:val="1"/>
+      <w:numFmt w:val="bullet"/>
+      <w:lvlText w:val="o"/>
+      <w:lvlJc w:val="left"/>
+      <w:pPr>
+        <w:ind w:left="3600" w:hanging="360"/>
+      </w:pPr>
+      <w:rPr>
+        <w:rFonts w:ascii="Courier New" w:hAnsi="Courier New" w:cs="Courier New" w:hint="default"/>
+      </w:rPr>
+    </w:lvl>
+    <w:lvl w:ilvl="5" w:tplc="340A0005" w:tentative="1">
+      <w:start w:val="1"/>
+      <w:numFmt w:val="bullet"/>
+      <w:lvlText w:val=""/>
+      <w:lvlJc w:val="left"/>
+      <w:pPr>
+        <w:ind w:left="4320" w:hanging="360"/>
+      </w:pPr>
+      <w:rPr>
+        <w:rFonts w:ascii="Wingdings" w:hAnsi="Wingdings" w:hint="default"/>
+      </w:rPr>
+    </w:lvl>
+    <w:lvl w:ilvl="6" w:tplc="340A0001" w:tentative="1">
+      <w:start w:val="1"/>
+      <w:numFmt w:val="bullet"/>
+      <w:lvlText w:val=""/>
+      <w:lvlJc w:val="left"/>
+      <w:pPr>
+        <w:ind w:left="5040" w:hanging="360"/>
+      </w:pPr>
+      <w:rPr>
+        <w:rFonts w:ascii="Symbol" w:hAnsi="Symbol" w:hint="default"/>
+      </w:rPr>
+    </w:lvl>
+    <w:lvl w:ilvl="7" w:tplc="340A0003" w:tentative="1">
+      <w:start w:val="1"/>
+      <w:numFmt w:val="bullet"/>
+      <w:lvlText w:val="o"/>
+      <w:lvlJc w:val="left"/>
+      <w:pPr>
+        <w:ind w:left="5760" w:hanging="360"/>
+      </w:pPr>
+      <w:rPr>
+        <w:rFonts w:ascii="Courier New" w:hAnsi="Courier New" w:cs="Courier New" w:hint="default"/>
+      </w:rPr>
+    </w:lvl>
+    <w:lvl w:ilvl="8" w:tplc="340A0005" w:tentative="1">
+      <w:start w:val="1"/>
+      <w:numFmt w:val="bullet"/>
+      <w:lvlText w:val=""/>
+      <w:lvlJc w:val="left"/>
+      <w:pPr>
+        <w:ind w:left="6480" w:hanging="360"/>
+      </w:pPr>
+      <w:rPr>
+        <w:rFonts w:ascii="Wingdings" w:hAnsi="Wingdings" w:hint="default"/>
+      </w:rPr>
+    </w:lvl>
+  </w:abstractNum>
+  <w:abstractNum w:abstractNumId="7" w15:restartNumberingAfterBreak="0">
+    <w:nsid w:val="75DF3146"/>
+    <w:multiLevelType w:val="hybridMultilevel"/>
+    <w:tmpl w:val="13227D10"/>
+    <w:lvl w:ilvl="0" w:tplc="340A000F">
+      <w:start w:val="1"/>
+      <w:numFmt w:val="decimal"/>
+      <w:lvlText w:val="%1."/>
+      <w:lvlJc w:val="left"/>
+      <w:pPr>
+        <w:ind w:left="720" w:hanging="360"/>
+      </w:pPr>
+      <w:rPr>
+        <w:rFonts w:hint="default"/>
+      </w:rPr>
+    </w:lvl>
+    <w:lvl w:ilvl="1" w:tplc="340A0019" w:tentative="1">
+      <w:start w:val="1"/>
+      <w:numFmt w:val="lowerLetter"/>
+      <w:lvlText w:val="%2."/>
+      <w:lvlJc w:val="left"/>
+      <w:pPr>
+        <w:ind w:left="1440" w:hanging="360"/>
+      </w:pPr>
+    </w:lvl>
+    <w:lvl w:ilvl="2" w:tplc="340A001B" w:tentative="1">
+      <w:start w:val="1"/>
+      <w:numFmt w:val="lowerRoman"/>
+      <w:lvlText w:val="%3."/>
+      <w:lvlJc w:val="right"/>
+      <w:pPr>
+        <w:ind w:left="2160" w:hanging="180"/>
+      </w:pPr>
+    </w:lvl>
+    <w:lvl w:ilvl="3" w:tplc="340A000F" w:tentative="1">
+      <w:start w:val="1"/>
+      <w:numFmt w:val="decimal"/>
+      <w:lvlText w:val="%4."/>
+      <w:lvlJc w:val="left"/>
+      <w:pPr>
+        <w:ind w:left="2880" w:hanging="360"/>
+      </w:pPr>
+    </w:lvl>
+    <w:lvl w:ilvl="4" w:tplc="340A0019" w:tentative="1">
+      <w:start w:val="1"/>
+      <w:numFmt w:val="lowerLetter"/>
+      <w:lvlText w:val="%5."/>
+      <w:lvlJc w:val="left"/>
+      <w:pPr>
+        <w:ind w:left="3600" w:hanging="360"/>
+      </w:pPr>
+    </w:lvl>
+    <w:lvl w:ilvl="5" w:tplc="340A001B" w:tentative="1">
+      <w:start w:val="1"/>
+      <w:numFmt w:val="lowerRoman"/>
+      <w:lvlText w:val="%6."/>
+      <w:lvlJc w:val="right"/>
+      <w:pPr>
+        <w:ind w:left="4320" w:hanging="180"/>
+      </w:pPr>
+    </w:lvl>
+    <w:lvl w:ilvl="6" w:tplc="340A000F" w:tentative="1">
+      <w:start w:val="1"/>
+      <w:numFmt w:val="decimal"/>
+      <w:lvlText w:val="%7."/>
+      <w:lvlJc w:val="left"/>
+      <w:pPr>
+        <w:ind w:left="5040" w:hanging="360"/>
+      </w:pPr>
+    </w:lvl>
+    <w:lvl w:ilvl="7" w:tplc="340A0019" w:tentative="1">
+      <w:start w:val="1"/>
+      <w:numFmt w:val="lowerLetter"/>
+      <w:lvlText w:val="%8."/>
+      <w:lvlJc w:val="left"/>
+      <w:pPr>
+        <w:ind w:left="5760" w:hanging="360"/>
+      </w:pPr>
+    </w:lvl>
+    <w:lvl w:ilvl="8" w:tplc="340A001B" w:tentative="1">
+      <w:start w:val="1"/>
+      <w:numFmt w:val="lowerRoman"/>
+      <w:lvlText w:val="%9."/>
+      <w:lvlJc w:val="right"/>
+      <w:pPr>
+        <w:ind w:left="6480" w:hanging="180"/>
+      </w:pPr>
+    </w:lvl>
+  </w:abstractNum>
+  <w:abstractNum w:abstractNumId="8" w15:restartNumberingAfterBreak="0">
+    <w:nsid w:val="7E6E1E0F"/>
+    <w:multiLevelType w:val="hybridMultilevel"/>
+    <w:tmpl w:val="B1D26B78"/>
+    <w:lvl w:ilvl="0" w:tplc="844E1936">
+      <w:start w:val="1"/>
+      <w:numFmt w:val="upperRoman"/>
+      <w:lvlText w:val="%1."/>
+      <w:lvlJc w:val="left"/>
+      <w:pPr>
+        <w:ind w:left="1080" w:hanging="720"/>
+      </w:pPr>
+      <w:rPr>
+        <w:rFonts w:hint="default"/>
+      </w:rPr>
+    </w:lvl>
+    <w:lvl w:ilvl="1" w:tplc="340A0019" w:tentative="1">
+      <w:start w:val="1"/>
+      <w:numFmt w:val="lowerLetter"/>
+      <w:lvlText w:val="%2."/>
+      <w:lvlJc w:val="left"/>
+      <w:pPr>
+        <w:ind w:left="1440" w:hanging="360"/>
+      </w:pPr>
+    </w:lvl>
+    <w:lvl w:ilvl="2" w:tplc="340A001B" w:tentative="1">
+      <w:start w:val="1"/>
+      <w:numFmt w:val="lowerRoman"/>
+      <w:lvlText w:val="%3."/>
+      <w:lvlJc w:val="right"/>
+      <w:pPr>
+        <w:ind w:left="2160" w:hanging="180"/>
+      </w:pPr>
+    </w:lvl>
+    <w:lvl w:ilvl="3" w:tplc="340A000F" w:tentative="1">
+      <w:start w:val="1"/>
+      <w:numFmt w:val="decimal"/>
+      <w:lvlText w:val="%4."/>
+      <w:lvlJc w:val="left"/>
+      <w:pPr>
+        <w:ind w:left="2880" w:hanging="360"/>
+      </w:pPr>
+    </w:lvl>
+    <w:lvl w:ilvl="4" w:tplc="340A0019" w:tentative="1">
+      <w:start w:val="1"/>
+      <w:numFmt w:val="lowerLetter"/>
+      <w:lvlText w:val="%5."/>
+      <w:lvlJc w:val="left"/>
+      <w:pPr>
+        <w:ind w:left="3600" w:hanging="360"/>
+      </w:pPr>
+    </w:lvl>
+    <w:lvl w:ilvl="5" w:tplc="340A001B" w:tentative="1">
+      <w:start w:val="1"/>
+      <w:numFmt w:val="lowerRoman"/>
+      <w:lvlText w:val="%6."/>
+      <w:lvlJc w:val="right"/>
+      <w:pPr>
+        <w:ind w:left="4320" w:hanging="180"/>
+      </w:pPr>
+    </w:lvl>
+    <w:lvl w:ilvl="6" w:tplc="340A000F" w:tentative="1">
+      <w:start w:val="1"/>
+      <w:numFmt w:val="decimal"/>
+      <w:lvlText w:val="%7."/>
+      <w:lvlJc w:val="left"/>
+      <w:pPr>
+        <w:ind w:left="5040" w:hanging="360"/>
+      </w:pPr>
+    </w:lvl>
+    <w:lvl w:ilvl="7" w:tplc="340A0019" w:tentative="1">
+      <w:start w:val="1"/>
+      <w:numFmt w:val="lowerLetter"/>
+      <w:lvlText w:val="%8."/>
+      <w:lvlJc w:val="left"/>
+      <w:pPr>
+        <w:ind w:left="5760" w:hanging="360"/>
+      </w:pPr>
+    </w:lvl>
+    <w:lvl w:ilvl="8" w:tplc="340A001B" w:tentative="1">
+      <w:start w:val="1"/>
+      <w:numFmt w:val="lowerRoman"/>
+      <w:lvlText w:val="%9."/>
+      <w:lvlJc w:val="right"/>
+      <w:pPr>
+        <w:ind w:left="6480" w:hanging="180"/>
+      </w:pPr>
+    </w:lvl>
+  </w:abstractNum>
+  <w:num w:numId="1" w16cid:durableId="1127120121">
+    <w:abstractNumId w:val="8"/>
+  </w:num>
+  <w:num w:numId="2" w16cid:durableId="93601096">
+    <w:abstractNumId w:val="5"/>
+  </w:num>
+  <w:num w:numId="3" w16cid:durableId="459346606">
+    <w:abstractNumId w:val="6"/>
+  </w:num>
+  <w:num w:numId="4" w16cid:durableId="719285397">
+    <w:abstractNumId w:val="3"/>
+  </w:num>
+  <w:num w:numId="5" w16cid:durableId="60254805">
+    <w:abstractNumId w:val="7"/>
+  </w:num>
+  <w:num w:numId="6" w16cid:durableId="436407886">
+    <w:abstractNumId w:val="4"/>
+  </w:num>
+  <w:num w:numId="7" w16cid:durableId="1039285716">
+    <w:abstractNumId w:val="2"/>
+  </w:num>
+  <w:num w:numId="8" w16cid:durableId="1544514540">
+    <w:abstractNumId w:val="1"/>
+  </w:num>
+  <w:num w:numId="9" w16cid:durableId="1803571508">
+    <w:abstractNumId w:val="0"/>
+  </w:num>
+</w:numbering>
 </file>
 
 <file path=word/styles.xml><?xml version="1.0" encoding="utf-8"?>
@@ -284,11 +5555,15 @@
         <w:kern w:val="2"/>
         <w:sz w:val="24"/>
         <w:szCs w:val="24"/>
-        <w:lang w:val="en-CL" w:eastAsia="en-US" w:bidi="ar-SA"/>
+        <w:lang w:val="es-CL" w:eastAsia="en-US" w:bidi="ar-SA"/>
         <w14:ligatures w14:val="standardContextual"/>
       </w:rPr>
     </w:rPrDefault>
-    <w:pPrDefault/>
+    <w:pPrDefault>
+      <w:pPr>
+        <w:spacing w:after="160" w:line="278" w:lineRule="auto"/>
+      </w:pPr>
+    </w:pPrDefault>
   </w:docDefaults>
   <w:latentStyles w:defLockedState="0" w:defUIPriority="99" w:defSemiHidden="0" w:defUnhideWhenUsed="0" w:defQFormat="0" w:count="376">
     <w:lsdException w:name="Normal" w:uiPriority="0" w:qFormat="1"/>
@@ -671,42 +5946,37 @@
   <w:style w:type="paragraph" w:default="1" w:styleId="Normal">
     <w:name w:val="Normal"/>
     <w:qFormat/>
-    <w:rsid w:val="00216074"/>
-    <w:rPr>
-      <w:rFonts w:ascii="Times New Roman" w:hAnsi="Times New Roman"/>
-    </w:rPr>
   </w:style>
-  <w:style w:type="paragraph" w:styleId="Heading1">
+  <w:style w:type="paragraph" w:styleId="Ttulo1">
     <w:name w:val="heading 1"/>
     <w:basedOn w:val="Normal"/>
     <w:next w:val="Normal"/>
-    <w:link w:val="Heading1Char"/>
+    <w:link w:val="Ttulo1Car"/>
     <w:uiPriority w:val="9"/>
     <w:qFormat/>
-    <w:rsid w:val="00216074"/>
+    <w:rsid w:val="00065DAD"/>
     <w:pPr>
       <w:keepNext/>
       <w:keepLines/>
-      <w:spacing w:before="240"/>
+      <w:spacing w:before="360" w:after="80"/>
       <w:outlineLvl w:val="0"/>
     </w:pPr>
     <w:rPr>
-      <w:rFonts w:eastAsiaTheme="majorEastAsia" w:cstheme="majorBidi"/>
-      <w:color w:val="000000" w:themeColor="text1"/>
-      <w:sz w:val="32"/>
-      <w:szCs w:val="32"/>
+      <w:rFonts w:asciiTheme="majorHAnsi" w:eastAsiaTheme="majorEastAsia" w:hAnsiTheme="majorHAnsi" w:cstheme="majorBidi"/>
+      <w:color w:val="0F4761" w:themeColor="accent1" w:themeShade="BF"/>
+      <w:sz w:val="40"/>
+      <w:szCs w:val="40"/>
     </w:rPr>
   </w:style>
-  <w:style w:type="paragraph" w:styleId="Heading2">
+  <w:style w:type="paragraph" w:styleId="Ttulo2">
     <w:name w:val="heading 2"/>
     <w:basedOn w:val="Normal"/>
     <w:next w:val="Normal"/>
-    <w:link w:val="Heading2Char"/>
+    <w:link w:val="Ttulo2Car"/>
     <w:uiPriority w:val="9"/>
-    <w:semiHidden/>
     <w:unhideWhenUsed/>
     <w:qFormat/>
-    <w:rsid w:val="00816D74"/>
+    <w:rsid w:val="00065DAD"/>
     <w:pPr>
       <w:keepNext/>
       <w:keepLines/>
@@ -720,16 +5990,16 @@
       <w:szCs w:val="32"/>
     </w:rPr>
   </w:style>
-  <w:style w:type="paragraph" w:styleId="Heading3">
+  <w:style w:type="paragraph" w:styleId="Ttulo3">
     <w:name w:val="heading 3"/>
     <w:basedOn w:val="Normal"/>
     <w:next w:val="Normal"/>
-    <w:link w:val="Heading3Char"/>
+    <w:link w:val="Ttulo3Car"/>
     <w:uiPriority w:val="9"/>
     <w:semiHidden/>
     <w:unhideWhenUsed/>
     <w:qFormat/>
-    <w:rsid w:val="00816D74"/>
+    <w:rsid w:val="00065DAD"/>
     <w:pPr>
       <w:keepNext/>
       <w:keepLines/>
@@ -737,22 +6007,22 @@
       <w:outlineLvl w:val="2"/>
     </w:pPr>
     <w:rPr>
-      <w:rFonts w:asciiTheme="minorHAnsi" w:eastAsiaTheme="majorEastAsia" w:hAnsiTheme="minorHAnsi" w:cstheme="majorBidi"/>
+      <w:rFonts w:eastAsiaTheme="majorEastAsia" w:cstheme="majorBidi"/>
       <w:color w:val="0F4761" w:themeColor="accent1" w:themeShade="BF"/>
       <w:sz w:val="28"/>
       <w:szCs w:val="28"/>
     </w:rPr>
   </w:style>
-  <w:style w:type="paragraph" w:styleId="Heading4">
+  <w:style w:type="paragraph" w:styleId="Ttulo4">
     <w:name w:val="heading 4"/>
     <w:basedOn w:val="Normal"/>
     <w:next w:val="Normal"/>
-    <w:link w:val="Heading4Char"/>
+    <w:link w:val="Ttulo4Car"/>
     <w:uiPriority w:val="9"/>
     <w:semiHidden/>
     <w:unhideWhenUsed/>
     <w:qFormat/>
-    <w:rsid w:val="00816D74"/>
+    <w:rsid w:val="00065DAD"/>
     <w:pPr>
       <w:keepNext/>
       <w:keepLines/>
@@ -760,22 +6030,22 @@
       <w:outlineLvl w:val="3"/>
     </w:pPr>
     <w:rPr>
-      <w:rFonts w:asciiTheme="minorHAnsi" w:eastAsiaTheme="majorEastAsia" w:hAnsiTheme="minorHAnsi" w:cstheme="majorBidi"/>
+      <w:rFonts w:eastAsiaTheme="majorEastAsia" w:cstheme="majorBidi"/>
       <w:i/>
       <w:iCs/>
       <w:color w:val="0F4761" w:themeColor="accent1" w:themeShade="BF"/>
     </w:rPr>
   </w:style>
-  <w:style w:type="paragraph" w:styleId="Heading5">
+  <w:style w:type="paragraph" w:styleId="Ttulo5">
     <w:name w:val="heading 5"/>
     <w:basedOn w:val="Normal"/>
     <w:next w:val="Normal"/>
-    <w:link w:val="Heading5Char"/>
+    <w:link w:val="Ttulo5Car"/>
     <w:uiPriority w:val="9"/>
     <w:semiHidden/>
     <w:unhideWhenUsed/>
     <w:qFormat/>
-    <w:rsid w:val="00816D74"/>
+    <w:rsid w:val="00065DAD"/>
     <w:pPr>
       <w:keepNext/>
       <w:keepLines/>
@@ -783,103 +6053,104 @@
       <w:outlineLvl w:val="4"/>
     </w:pPr>
     <w:rPr>
-      <w:rFonts w:asciiTheme="minorHAnsi" w:eastAsiaTheme="majorEastAsia" w:hAnsiTheme="minorHAnsi" w:cstheme="majorBidi"/>
+      <w:rFonts w:eastAsiaTheme="majorEastAsia" w:cstheme="majorBidi"/>
       <w:color w:val="0F4761" w:themeColor="accent1" w:themeShade="BF"/>
     </w:rPr>
   </w:style>
-  <w:style w:type="paragraph" w:styleId="Heading6">
+  <w:style w:type="paragraph" w:styleId="Ttulo6">
     <w:name w:val="heading 6"/>
     <w:basedOn w:val="Normal"/>
     <w:next w:val="Normal"/>
-    <w:link w:val="Heading6Char"/>
+    <w:link w:val="Ttulo6Car"/>
     <w:uiPriority w:val="9"/>
     <w:semiHidden/>
     <w:unhideWhenUsed/>
     <w:qFormat/>
-    <w:rsid w:val="00816D74"/>
+    <w:rsid w:val="00065DAD"/>
     <w:pPr>
       <w:keepNext/>
       <w:keepLines/>
-      <w:spacing w:before="40"/>
+      <w:spacing w:before="40" w:after="0"/>
       <w:outlineLvl w:val="5"/>
     </w:pPr>
     <w:rPr>
-      <w:rFonts w:asciiTheme="minorHAnsi" w:eastAsiaTheme="majorEastAsia" w:hAnsiTheme="minorHAnsi" w:cstheme="majorBidi"/>
+      <w:rFonts w:eastAsiaTheme="majorEastAsia" w:cstheme="majorBidi"/>
       <w:i/>
       <w:iCs/>
       <w:color w:val="595959" w:themeColor="text1" w:themeTint="A6"/>
     </w:rPr>
   </w:style>
-  <w:style w:type="paragraph" w:styleId="Heading7">
+  <w:style w:type="paragraph" w:styleId="Ttulo7">
     <w:name w:val="heading 7"/>
     <w:basedOn w:val="Normal"/>
     <w:next w:val="Normal"/>
-    <w:link w:val="Heading7Char"/>
+    <w:link w:val="Ttulo7Car"/>
     <w:uiPriority w:val="9"/>
     <w:semiHidden/>
     <w:unhideWhenUsed/>
     <w:qFormat/>
-    <w:rsid w:val="00816D74"/>
+    <w:rsid w:val="00065DAD"/>
     <w:pPr>
       <w:keepNext/>
       <w:keepLines/>
-      <w:spacing w:before="40"/>
+      <w:spacing w:before="40" w:after="0"/>
       <w:outlineLvl w:val="6"/>
     </w:pPr>
     <w:rPr>
-      <w:rFonts w:asciiTheme="minorHAnsi" w:eastAsiaTheme="majorEastAsia" w:hAnsiTheme="minorHAnsi" w:cstheme="majorBidi"/>
+      <w:rFonts w:eastAsiaTheme="majorEastAsia" w:cstheme="majorBidi"/>
       <w:color w:val="595959" w:themeColor="text1" w:themeTint="A6"/>
     </w:rPr>
   </w:style>
-  <w:style w:type="paragraph" w:styleId="Heading8">
+  <w:style w:type="paragraph" w:styleId="Ttulo8">
     <w:name w:val="heading 8"/>
     <w:basedOn w:val="Normal"/>
     <w:next w:val="Normal"/>
-    <w:link w:val="Heading8Char"/>
+    <w:link w:val="Ttulo8Car"/>
     <w:uiPriority w:val="9"/>
     <w:semiHidden/>
     <w:unhideWhenUsed/>
     <w:qFormat/>
-    <w:rsid w:val="00816D74"/>
+    <w:rsid w:val="00065DAD"/>
     <w:pPr>
       <w:keepNext/>
       <w:keepLines/>
+      <w:spacing w:after="0"/>
       <w:outlineLvl w:val="7"/>
     </w:pPr>
     <w:rPr>
-      <w:rFonts w:asciiTheme="minorHAnsi" w:eastAsiaTheme="majorEastAsia" w:hAnsiTheme="minorHAnsi" w:cstheme="majorBidi"/>
+      <w:rFonts w:eastAsiaTheme="majorEastAsia" w:cstheme="majorBidi"/>
       <w:i/>
       <w:iCs/>
       <w:color w:val="272727" w:themeColor="text1" w:themeTint="D8"/>
     </w:rPr>
   </w:style>
-  <w:style w:type="paragraph" w:styleId="Heading9">
+  <w:style w:type="paragraph" w:styleId="Ttulo9">
     <w:name w:val="heading 9"/>
     <w:basedOn w:val="Normal"/>
     <w:next w:val="Normal"/>
-    <w:link w:val="Heading9Char"/>
+    <w:link w:val="Ttulo9Car"/>
     <w:uiPriority w:val="9"/>
     <w:semiHidden/>
     <w:unhideWhenUsed/>
     <w:qFormat/>
-    <w:rsid w:val="00816D74"/>
+    <w:rsid w:val="00065DAD"/>
     <w:pPr>
       <w:keepNext/>
       <w:keepLines/>
+      <w:spacing w:after="0"/>
       <w:outlineLvl w:val="8"/>
     </w:pPr>
     <w:rPr>
-      <w:rFonts w:asciiTheme="minorHAnsi" w:eastAsiaTheme="majorEastAsia" w:hAnsiTheme="minorHAnsi" w:cstheme="majorBidi"/>
+      <w:rFonts w:eastAsiaTheme="majorEastAsia" w:cstheme="majorBidi"/>
       <w:color w:val="272727" w:themeColor="text1" w:themeTint="D8"/>
     </w:rPr>
   </w:style>
-  <w:style w:type="character" w:default="1" w:styleId="DefaultParagraphFont">
+  <w:style w:type="character" w:default="1" w:styleId="Fuentedeprrafopredeter">
     <w:name w:val="Default Paragraph Font"/>
     <w:uiPriority w:val="1"/>
-    <w:semiHidden/>
     <w:unhideWhenUsed/>
   </w:style>
-  <w:style w:type="table" w:default="1" w:styleId="TableNormal">
+  <w:style w:type="table" w:default="1" w:styleId="Tablanormal">
     <w:name w:val="Normal Table"/>
     <w:uiPriority w:val="99"/>
     <w:semiHidden/>
@@ -894,32 +6165,31 @@
       </w:tblCellMar>
     </w:tblPr>
   </w:style>
-  <w:style w:type="numbering" w:default="1" w:styleId="NoList">
+  <w:style w:type="numbering" w:default="1" w:styleId="Sinlista">
     <w:name w:val="No List"/>
     <w:uiPriority w:val="99"/>
     <w:semiHidden/>
     <w:unhideWhenUsed/>
   </w:style>
-  <w:style w:type="character" w:customStyle="1" w:styleId="Heading1Char">
-    <w:name w:val="Heading 1 Char"/>
-    <w:basedOn w:val="DefaultParagraphFont"/>
-    <w:link w:val="Heading1"/>
+  <w:style w:type="character" w:customStyle="1" w:styleId="Ttulo1Car">
+    <w:name w:val="Título 1 Car"/>
+    <w:basedOn w:val="Fuentedeprrafopredeter"/>
+    <w:link w:val="Ttulo1"/>
     <w:uiPriority w:val="9"/>
-    <w:rsid w:val="00216074"/>
+    <w:rsid w:val="00065DAD"/>
     <w:rPr>
-      <w:rFonts w:ascii="Times New Roman" w:eastAsiaTheme="majorEastAsia" w:hAnsi="Times New Roman" w:cstheme="majorBidi"/>
-      <w:color w:val="000000" w:themeColor="text1"/>
-      <w:sz w:val="32"/>
-      <w:szCs w:val="32"/>
+      <w:rFonts w:asciiTheme="majorHAnsi" w:eastAsiaTheme="majorEastAsia" w:hAnsiTheme="majorHAnsi" w:cstheme="majorBidi"/>
+      <w:color w:val="0F4761" w:themeColor="accent1" w:themeShade="BF"/>
+      <w:sz w:val="40"/>
+      <w:szCs w:val="40"/>
     </w:rPr>
   </w:style>
-  <w:style w:type="character" w:customStyle="1" w:styleId="Heading2Char">
-    <w:name w:val="Heading 2 Char"/>
-    <w:basedOn w:val="DefaultParagraphFont"/>
-    <w:link w:val="Heading2"/>
+  <w:style w:type="character" w:customStyle="1" w:styleId="Ttulo2Car">
+    <w:name w:val="Título 2 Car"/>
+    <w:basedOn w:val="Fuentedeprrafopredeter"/>
+    <w:link w:val="Ttulo2"/>
     <w:uiPriority w:val="9"/>
-    <w:semiHidden/>
-    <w:rsid w:val="00816D74"/>
+    <w:rsid w:val="00065DAD"/>
     <w:rPr>
       <w:rFonts w:asciiTheme="majorHAnsi" w:eastAsiaTheme="majorEastAsia" w:hAnsiTheme="majorHAnsi" w:cstheme="majorBidi"/>
       <w:color w:val="0F4761" w:themeColor="accent1" w:themeShade="BF"/>
@@ -927,13 +6197,13 @@
       <w:szCs w:val="32"/>
     </w:rPr>
   </w:style>
-  <w:style w:type="character" w:customStyle="1" w:styleId="Heading3Char">
-    <w:name w:val="Heading 3 Char"/>
-    <w:basedOn w:val="DefaultParagraphFont"/>
-    <w:link w:val="Heading3"/>
+  <w:style w:type="character" w:customStyle="1" w:styleId="Ttulo3Car">
+    <w:name w:val="Título 3 Car"/>
+    <w:basedOn w:val="Fuentedeprrafopredeter"/>
+    <w:link w:val="Ttulo3"/>
     <w:uiPriority w:val="9"/>
     <w:semiHidden/>
-    <w:rsid w:val="00816D74"/>
+    <w:rsid w:val="00065DAD"/>
     <w:rPr>
       <w:rFonts w:eastAsiaTheme="majorEastAsia" w:cstheme="majorBidi"/>
       <w:color w:val="0F4761" w:themeColor="accent1" w:themeShade="BF"/>
@@ -941,13 +6211,13 @@
       <w:szCs w:val="28"/>
     </w:rPr>
   </w:style>
-  <w:style w:type="character" w:customStyle="1" w:styleId="Heading4Char">
-    <w:name w:val="Heading 4 Char"/>
-    <w:basedOn w:val="DefaultParagraphFont"/>
-    <w:link w:val="Heading4"/>
+  <w:style w:type="character" w:customStyle="1" w:styleId="Ttulo4Car">
+    <w:name w:val="Título 4 Car"/>
+    <w:basedOn w:val="Fuentedeprrafopredeter"/>
+    <w:link w:val="Ttulo4"/>
     <w:uiPriority w:val="9"/>
     <w:semiHidden/>
-    <w:rsid w:val="00816D74"/>
+    <w:rsid w:val="00065DAD"/>
     <w:rPr>
       <w:rFonts w:eastAsiaTheme="majorEastAsia" w:cstheme="majorBidi"/>
       <w:i/>
@@ -955,25 +6225,25 @@
       <w:color w:val="0F4761" w:themeColor="accent1" w:themeShade="BF"/>
     </w:rPr>
   </w:style>
-  <w:style w:type="character" w:customStyle="1" w:styleId="Heading5Char">
-    <w:name w:val="Heading 5 Char"/>
-    <w:basedOn w:val="DefaultParagraphFont"/>
-    <w:link w:val="Heading5"/>
+  <w:style w:type="character" w:customStyle="1" w:styleId="Ttulo5Car">
+    <w:name w:val="Título 5 Car"/>
+    <w:basedOn w:val="Fuentedeprrafopredeter"/>
+    <w:link w:val="Ttulo5"/>
     <w:uiPriority w:val="9"/>
     <w:semiHidden/>
-    <w:rsid w:val="00816D74"/>
+    <w:rsid w:val="00065DAD"/>
     <w:rPr>
       <w:rFonts w:eastAsiaTheme="majorEastAsia" w:cstheme="majorBidi"/>
       <w:color w:val="0F4761" w:themeColor="accent1" w:themeShade="BF"/>
     </w:rPr>
   </w:style>
-  <w:style w:type="character" w:customStyle="1" w:styleId="Heading6Char">
-    <w:name w:val="Heading 6 Char"/>
-    <w:basedOn w:val="DefaultParagraphFont"/>
-    <w:link w:val="Heading6"/>
+  <w:style w:type="character" w:customStyle="1" w:styleId="Ttulo6Car">
+    <w:name w:val="Título 6 Car"/>
+    <w:basedOn w:val="Fuentedeprrafopredeter"/>
+    <w:link w:val="Ttulo6"/>
     <w:uiPriority w:val="9"/>
     <w:semiHidden/>
-    <w:rsid w:val="00816D74"/>
+    <w:rsid w:val="00065DAD"/>
     <w:rPr>
       <w:rFonts w:eastAsiaTheme="majorEastAsia" w:cstheme="majorBidi"/>
       <w:i/>
@@ -981,25 +6251,25 @@
       <w:color w:val="595959" w:themeColor="text1" w:themeTint="A6"/>
     </w:rPr>
   </w:style>
-  <w:style w:type="character" w:customStyle="1" w:styleId="Heading7Char">
-    <w:name w:val="Heading 7 Char"/>
-    <w:basedOn w:val="DefaultParagraphFont"/>
-    <w:link w:val="Heading7"/>
+  <w:style w:type="character" w:customStyle="1" w:styleId="Ttulo7Car">
+    <w:name w:val="Título 7 Car"/>
+    <w:basedOn w:val="Fuentedeprrafopredeter"/>
+    <w:link w:val="Ttulo7"/>
     <w:uiPriority w:val="9"/>
     <w:semiHidden/>
-    <w:rsid w:val="00816D74"/>
+    <w:rsid w:val="00065DAD"/>
     <w:rPr>
       <w:rFonts w:eastAsiaTheme="majorEastAsia" w:cstheme="majorBidi"/>
       <w:color w:val="595959" w:themeColor="text1" w:themeTint="A6"/>
     </w:rPr>
   </w:style>
-  <w:style w:type="character" w:customStyle="1" w:styleId="Heading8Char">
-    <w:name w:val="Heading 8 Char"/>
-    <w:basedOn w:val="DefaultParagraphFont"/>
-    <w:link w:val="Heading8"/>
+  <w:style w:type="character" w:customStyle="1" w:styleId="Ttulo8Car">
+    <w:name w:val="Título 8 Car"/>
+    <w:basedOn w:val="Fuentedeprrafopredeter"/>
+    <w:link w:val="Ttulo8"/>
     <w:uiPriority w:val="9"/>
     <w:semiHidden/>
-    <w:rsid w:val="00816D74"/>
+    <w:rsid w:val="00065DAD"/>
     <w:rPr>
       <w:rFonts w:eastAsiaTheme="majorEastAsia" w:cstheme="majorBidi"/>
       <w:i/>
@@ -1007,28 +6277,28 @@
       <w:color w:val="272727" w:themeColor="text1" w:themeTint="D8"/>
     </w:rPr>
   </w:style>
-  <w:style w:type="character" w:customStyle="1" w:styleId="Heading9Char">
-    <w:name w:val="Heading 9 Char"/>
-    <w:basedOn w:val="DefaultParagraphFont"/>
-    <w:link w:val="Heading9"/>
+  <w:style w:type="character" w:customStyle="1" w:styleId="Ttulo9Car">
+    <w:name w:val="Título 9 Car"/>
+    <w:basedOn w:val="Fuentedeprrafopredeter"/>
+    <w:link w:val="Ttulo9"/>
     <w:uiPriority w:val="9"/>
     <w:semiHidden/>
-    <w:rsid w:val="00816D74"/>
+    <w:rsid w:val="00065DAD"/>
     <w:rPr>
       <w:rFonts w:eastAsiaTheme="majorEastAsia" w:cstheme="majorBidi"/>
       <w:color w:val="272727" w:themeColor="text1" w:themeTint="D8"/>
     </w:rPr>
   </w:style>
-  <w:style w:type="paragraph" w:styleId="Title">
+  <w:style w:type="paragraph" w:styleId="Ttulo">
     <w:name w:val="Title"/>
     <w:basedOn w:val="Normal"/>
     <w:next w:val="Normal"/>
-    <w:link w:val="TitleChar"/>
+    <w:link w:val="TtuloCar"/>
     <w:uiPriority w:val="10"/>
     <w:qFormat/>
-    <w:rsid w:val="00816D74"/>
+    <w:rsid w:val="00065DAD"/>
     <w:pPr>
-      <w:spacing w:after="80"/>
+      <w:spacing w:after="80" w:line="240" w:lineRule="auto"/>
       <w:contextualSpacing/>
     </w:pPr>
     <w:rPr>
@@ -1039,12 +6309,12 @@
       <w:szCs w:val="56"/>
     </w:rPr>
   </w:style>
-  <w:style w:type="character" w:customStyle="1" w:styleId="TitleChar">
-    <w:name w:val="Title Char"/>
-    <w:basedOn w:val="DefaultParagraphFont"/>
-    <w:link w:val="Title"/>
+  <w:style w:type="character" w:customStyle="1" w:styleId="TtuloCar">
+    <w:name w:val="Título Car"/>
+    <w:basedOn w:val="Fuentedeprrafopredeter"/>
+    <w:link w:val="Ttulo"/>
     <w:uiPriority w:val="10"/>
-    <w:rsid w:val="00816D74"/>
+    <w:rsid w:val="00065DAD"/>
     <w:rPr>
       <w:rFonts w:asciiTheme="majorHAnsi" w:eastAsiaTheme="majorEastAsia" w:hAnsiTheme="majorHAnsi" w:cstheme="majorBidi"/>
       <w:spacing w:val="-10"/>
@@ -1053,34 +6323,19 @@
       <w:szCs w:val="56"/>
     </w:rPr>
   </w:style>
-  <w:style w:type="paragraph" w:styleId="Subtitle">
+  <w:style w:type="paragraph" w:styleId="Subttulo">
     <w:name w:val="Subtitle"/>
     <w:basedOn w:val="Normal"/>
     <w:next w:val="Normal"/>
-    <w:link w:val="SubtitleChar"/>
+    <w:link w:val="SubttuloCar"/>
     <w:uiPriority w:val="11"/>
     <w:qFormat/>
-    <w:rsid w:val="00816D74"/>
+    <w:rsid w:val="00065DAD"/>
     <w:pPr>
       <w:numPr>
         <w:ilvl w:val="1"/>
       </w:numPr>
-      <w:spacing w:after="160"/>
     </w:pPr>
-    <w:rPr>
-      <w:rFonts w:asciiTheme="minorHAnsi" w:eastAsiaTheme="majorEastAsia" w:hAnsiTheme="minorHAnsi" w:cstheme="majorBidi"/>
-      <w:color w:val="595959" w:themeColor="text1" w:themeTint="A6"/>
-      <w:spacing w:val="15"/>
-      <w:sz w:val="28"/>
-      <w:szCs w:val="28"/>
-    </w:rPr>
-  </w:style>
-  <w:style w:type="character" w:customStyle="1" w:styleId="SubtitleChar">
-    <w:name w:val="Subtitle Char"/>
-    <w:basedOn w:val="DefaultParagraphFont"/>
-    <w:link w:val="Subtitle"/>
-    <w:uiPriority w:val="11"/>
-    <w:rsid w:val="00816D74"/>
     <w:rPr>
       <w:rFonts w:eastAsiaTheme="majorEastAsia" w:cstheme="majorBidi"/>
       <w:color w:val="595959" w:themeColor="text1" w:themeTint="A6"/>
@@ -1089,16 +6344,30 @@
       <w:szCs w:val="28"/>
     </w:rPr>
   </w:style>
-  <w:style w:type="paragraph" w:styleId="Quote">
+  <w:style w:type="character" w:customStyle="1" w:styleId="SubttuloCar">
+    <w:name w:val="Subtítulo Car"/>
+    <w:basedOn w:val="Fuentedeprrafopredeter"/>
+    <w:link w:val="Subttulo"/>
+    <w:uiPriority w:val="11"/>
+    <w:rsid w:val="00065DAD"/>
+    <w:rPr>
+      <w:rFonts w:eastAsiaTheme="majorEastAsia" w:cstheme="majorBidi"/>
+      <w:color w:val="595959" w:themeColor="text1" w:themeTint="A6"/>
+      <w:spacing w:val="15"/>
+      <w:sz w:val="28"/>
+      <w:szCs w:val="28"/>
+    </w:rPr>
+  </w:style>
+  <w:style w:type="paragraph" w:styleId="Cita">
     <w:name w:val="Quote"/>
     <w:basedOn w:val="Normal"/>
     <w:next w:val="Normal"/>
-    <w:link w:val="QuoteChar"/>
+    <w:link w:val="CitaCar"/>
     <w:uiPriority w:val="29"/>
     <w:qFormat/>
-    <w:rsid w:val="00816D74"/>
+    <w:rsid w:val="00065DAD"/>
     <w:pPr>
-      <w:spacing w:before="160" w:after="160"/>
+      <w:spacing w:before="160"/>
       <w:jc w:val="center"/>
     </w:pPr>
     <w:rPr>
@@ -1107,50 +6376,50 @@
       <w:color w:val="404040" w:themeColor="text1" w:themeTint="BF"/>
     </w:rPr>
   </w:style>
-  <w:style w:type="character" w:customStyle="1" w:styleId="QuoteChar">
-    <w:name w:val="Quote Char"/>
-    <w:basedOn w:val="DefaultParagraphFont"/>
-    <w:link w:val="Quote"/>
+  <w:style w:type="character" w:customStyle="1" w:styleId="CitaCar">
+    <w:name w:val="Cita Car"/>
+    <w:basedOn w:val="Fuentedeprrafopredeter"/>
+    <w:link w:val="Cita"/>
     <w:uiPriority w:val="29"/>
-    <w:rsid w:val="00816D74"/>
+    <w:rsid w:val="00065DAD"/>
     <w:rPr>
-      <w:rFonts w:ascii="Times New Roman" w:hAnsi="Times New Roman"/>
       <w:i/>
       <w:iCs/>
       <w:color w:val="404040" w:themeColor="text1" w:themeTint="BF"/>
     </w:rPr>
   </w:style>
-  <w:style w:type="paragraph" w:styleId="ListParagraph">
+  <w:style w:type="paragraph" w:styleId="Prrafodelista">
     <w:name w:val="List Paragraph"/>
     <w:basedOn w:val="Normal"/>
+    <w:link w:val="PrrafodelistaCar"/>
     <w:uiPriority w:val="34"/>
     <w:qFormat/>
-    <w:rsid w:val="00816D74"/>
+    <w:rsid w:val="00065DAD"/>
     <w:pPr>
       <w:ind w:left="720"/>
       <w:contextualSpacing/>
     </w:pPr>
   </w:style>
-  <w:style w:type="character" w:styleId="IntenseEmphasis">
+  <w:style w:type="character" w:styleId="nfasisintenso">
     <w:name w:val="Intense Emphasis"/>
-    <w:basedOn w:val="DefaultParagraphFont"/>
+    <w:basedOn w:val="Fuentedeprrafopredeter"/>
     <w:uiPriority w:val="21"/>
     <w:qFormat/>
-    <w:rsid w:val="00816D74"/>
+    <w:rsid w:val="00065DAD"/>
     <w:rPr>
       <w:i/>
       <w:iCs/>
       <w:color w:val="0F4761" w:themeColor="accent1" w:themeShade="BF"/>
     </w:rPr>
   </w:style>
-  <w:style w:type="paragraph" w:styleId="IntenseQuote">
+  <w:style w:type="paragraph" w:styleId="Citadestacada">
     <w:name w:val="Intense Quote"/>
     <w:basedOn w:val="Normal"/>
     <w:next w:val="Normal"/>
-    <w:link w:val="IntenseQuoteChar"/>
+    <w:link w:val="CitadestacadaCar"/>
     <w:uiPriority w:val="30"/>
     <w:qFormat/>
-    <w:rsid w:val="00816D74"/>
+    <w:rsid w:val="00065DAD"/>
     <w:pPr>
       <w:pBdr>
         <w:top w:val="single" w:sz="4" w:space="10" w:color="0F4761" w:themeColor="accent1" w:themeShade="BF"/>
@@ -1166,25 +6435,24 @@
       <w:color w:val="0F4761" w:themeColor="accent1" w:themeShade="BF"/>
     </w:rPr>
   </w:style>
-  <w:style w:type="character" w:customStyle="1" w:styleId="IntenseQuoteChar">
-    <w:name w:val="Intense Quote Char"/>
-    <w:basedOn w:val="DefaultParagraphFont"/>
-    <w:link w:val="IntenseQuote"/>
+  <w:style w:type="character" w:customStyle="1" w:styleId="CitadestacadaCar">
+    <w:name w:val="Cita destacada Car"/>
+    <w:basedOn w:val="Fuentedeprrafopredeter"/>
+    <w:link w:val="Citadestacada"/>
     <w:uiPriority w:val="30"/>
-    <w:rsid w:val="00816D74"/>
+    <w:rsid w:val="00065DAD"/>
     <w:rPr>
-      <w:rFonts w:ascii="Times New Roman" w:hAnsi="Times New Roman"/>
       <w:i/>
       <w:iCs/>
       <w:color w:val="0F4761" w:themeColor="accent1" w:themeShade="BF"/>
     </w:rPr>
   </w:style>
-  <w:style w:type="character" w:styleId="IntenseReference">
+  <w:style w:type="character" w:styleId="Referenciaintensa">
     <w:name w:val="Intense Reference"/>
-    <w:basedOn w:val="DefaultParagraphFont"/>
+    <w:basedOn w:val="Fuentedeprrafopredeter"/>
     <w:uiPriority w:val="32"/>
     <w:qFormat/>
-    <w:rsid w:val="00816D74"/>
+    <w:rsid w:val="00065DAD"/>
     <w:rPr>
       <w:b/>
       <w:bCs/>
@@ -1193,11 +6461,142 @@
       <w:spacing w:val="5"/>
     </w:rPr>
   </w:style>
-  <w:style w:type="table" w:styleId="TableGrid">
+  <w:style w:type="paragraph" w:styleId="Textonotapie">
+    <w:name w:val="footnote text"/>
+    <w:basedOn w:val="Normal"/>
+    <w:link w:val="TextonotapieCar"/>
+    <w:uiPriority w:val="99"/>
+    <w:semiHidden/>
+    <w:unhideWhenUsed/>
+    <w:rsid w:val="00871F06"/>
+    <w:pPr>
+      <w:spacing w:after="0" w:line="240" w:lineRule="auto"/>
+    </w:pPr>
+    <w:rPr>
+      <w:sz w:val="20"/>
+      <w:szCs w:val="20"/>
+    </w:rPr>
+  </w:style>
+  <w:style w:type="character" w:customStyle="1" w:styleId="TextonotapieCar">
+    <w:name w:val="Texto nota pie Car"/>
+    <w:basedOn w:val="Fuentedeprrafopredeter"/>
+    <w:link w:val="Textonotapie"/>
+    <w:uiPriority w:val="99"/>
+    <w:semiHidden/>
+    <w:rsid w:val="00871F06"/>
+    <w:rPr>
+      <w:sz w:val="20"/>
+      <w:szCs w:val="20"/>
+    </w:rPr>
+  </w:style>
+  <w:style w:type="character" w:styleId="Refdenotaalpie">
+    <w:name w:val="footnote reference"/>
+    <w:basedOn w:val="Fuentedeprrafopredeter"/>
+    <w:uiPriority w:val="99"/>
+    <w:semiHidden/>
+    <w:unhideWhenUsed/>
+    <w:rsid w:val="00871F06"/>
+    <w:rPr>
+      <w:vertAlign w:val="superscript"/>
+    </w:rPr>
+  </w:style>
+  <w:style w:type="character" w:styleId="Refdecomentario">
+    <w:name w:val="annotation reference"/>
+    <w:basedOn w:val="Fuentedeprrafopredeter"/>
+    <w:uiPriority w:val="99"/>
+    <w:semiHidden/>
+    <w:unhideWhenUsed/>
+    <w:rsid w:val="00EC5619"/>
+    <w:rPr>
+      <w:sz w:val="16"/>
+      <w:szCs w:val="16"/>
+    </w:rPr>
+  </w:style>
+  <w:style w:type="paragraph" w:styleId="Textocomentario">
+    <w:name w:val="annotation text"/>
+    <w:basedOn w:val="Normal"/>
+    <w:link w:val="TextocomentarioCar"/>
+    <w:uiPriority w:val="99"/>
+    <w:unhideWhenUsed/>
+    <w:rsid w:val="00EC5619"/>
+    <w:pPr>
+      <w:spacing w:line="240" w:lineRule="auto"/>
+    </w:pPr>
+    <w:rPr>
+      <w:sz w:val="20"/>
+      <w:szCs w:val="20"/>
+    </w:rPr>
+  </w:style>
+  <w:style w:type="character" w:customStyle="1" w:styleId="TextocomentarioCar">
+    <w:name w:val="Texto comentario Car"/>
+    <w:basedOn w:val="Fuentedeprrafopredeter"/>
+    <w:link w:val="Textocomentario"/>
+    <w:uiPriority w:val="99"/>
+    <w:rsid w:val="00EC5619"/>
+    <w:rPr>
+      <w:sz w:val="20"/>
+      <w:szCs w:val="20"/>
+    </w:rPr>
+  </w:style>
+  <w:style w:type="paragraph" w:styleId="Asuntodelcomentario">
+    <w:name w:val="annotation subject"/>
+    <w:basedOn w:val="Textocomentario"/>
+    <w:next w:val="Textocomentario"/>
+    <w:link w:val="AsuntodelcomentarioCar"/>
+    <w:uiPriority w:val="99"/>
+    <w:semiHidden/>
+    <w:unhideWhenUsed/>
+    <w:rsid w:val="00EC5619"/>
+    <w:rPr>
+      <w:b/>
+      <w:bCs/>
+    </w:rPr>
+  </w:style>
+  <w:style w:type="character" w:customStyle="1" w:styleId="AsuntodelcomentarioCar">
+    <w:name w:val="Asunto del comentario Car"/>
+    <w:basedOn w:val="TextocomentarioCar"/>
+    <w:link w:val="Asuntodelcomentario"/>
+    <w:uiPriority w:val="99"/>
+    <w:semiHidden/>
+    <w:rsid w:val="00EC5619"/>
+    <w:rPr>
+      <w:b/>
+      <w:bCs/>
+      <w:sz w:val="20"/>
+      <w:szCs w:val="20"/>
+    </w:rPr>
+  </w:style>
+  <w:style w:type="character" w:styleId="Hipervnculo">
+    <w:name w:val="Hyperlink"/>
+    <w:basedOn w:val="Fuentedeprrafopredeter"/>
+    <w:uiPriority w:val="99"/>
+    <w:unhideWhenUsed/>
+    <w:rsid w:val="008E5A95"/>
+    <w:rPr>
+      <w:color w:val="467886" w:themeColor="hyperlink"/>
+      <w:u w:val="single"/>
+    </w:rPr>
+  </w:style>
+  <w:style w:type="character" w:styleId="Mencinsinresolver">
+    <w:name w:val="Unresolved Mention"/>
+    <w:basedOn w:val="Fuentedeprrafopredeter"/>
+    <w:uiPriority w:val="99"/>
+    <w:semiHidden/>
+    <w:unhideWhenUsed/>
+    <w:rsid w:val="008E5A95"/>
+    <w:rPr>
+      <w:color w:val="605E5C"/>
+      <w:shd w:val="clear" w:color="auto" w:fill="E1DFDD"/>
+    </w:rPr>
+  </w:style>
+  <w:style w:type="table" w:styleId="Tablaconcuadrcula">
     <w:name w:val="Table Grid"/>
-    <w:basedOn w:val="TableNormal"/>
+    <w:basedOn w:val="Tablanormal"/>
     <w:uiPriority w:val="39"/>
-    <w:rsid w:val="00816D74"/>
+    <w:rsid w:val="00B45855"/>
+    <w:pPr>
+      <w:spacing w:after="0" w:line="240" w:lineRule="auto"/>
+    </w:pPr>
     <w:tblPr>
       <w:tblBorders>
         <w:top w:val="single" w:sz="4" w:space="0" w:color="auto"/>
@@ -1209,11 +6608,169 @@
       </w:tblBorders>
     </w:tblPr>
   </w:style>
+  <w:style w:type="paragraph" w:styleId="Encabezado">
+    <w:name w:val="header"/>
+    <w:basedOn w:val="Normal"/>
+    <w:link w:val="EncabezadoCar"/>
+    <w:uiPriority w:val="99"/>
+    <w:unhideWhenUsed/>
+    <w:rsid w:val="002B5BF7"/>
+    <w:pPr>
+      <w:tabs>
+        <w:tab w:val="center" w:pos="4419"/>
+        <w:tab w:val="right" w:pos="8838"/>
+      </w:tabs>
+      <w:spacing w:after="0" w:line="240" w:lineRule="auto"/>
+    </w:pPr>
+  </w:style>
+  <w:style w:type="character" w:customStyle="1" w:styleId="EncabezadoCar">
+    <w:name w:val="Encabezado Car"/>
+    <w:basedOn w:val="Fuentedeprrafopredeter"/>
+    <w:link w:val="Encabezado"/>
+    <w:uiPriority w:val="99"/>
+    <w:rsid w:val="002B5BF7"/>
+  </w:style>
+  <w:style w:type="paragraph" w:styleId="Piedepgina">
+    <w:name w:val="footer"/>
+    <w:basedOn w:val="Normal"/>
+    <w:link w:val="PiedepginaCar"/>
+    <w:uiPriority w:val="99"/>
+    <w:unhideWhenUsed/>
+    <w:rsid w:val="002B5BF7"/>
+    <w:pPr>
+      <w:tabs>
+        <w:tab w:val="center" w:pos="4419"/>
+        <w:tab w:val="right" w:pos="8838"/>
+      </w:tabs>
+      <w:spacing w:after="0" w:line="240" w:lineRule="auto"/>
+    </w:pPr>
+  </w:style>
+  <w:style w:type="character" w:customStyle="1" w:styleId="PiedepginaCar">
+    <w:name w:val="Pie de página Car"/>
+    <w:basedOn w:val="Fuentedeprrafopredeter"/>
+    <w:link w:val="Piedepgina"/>
+    <w:uiPriority w:val="99"/>
+    <w:rsid w:val="002B5BF7"/>
+  </w:style>
+  <w:style w:type="paragraph" w:styleId="TtuloTDC">
+    <w:name w:val="TOC Heading"/>
+    <w:basedOn w:val="Ttulo1"/>
+    <w:next w:val="Normal"/>
+    <w:uiPriority w:val="39"/>
+    <w:unhideWhenUsed/>
+    <w:qFormat/>
+    <w:rsid w:val="008A645C"/>
+    <w:pPr>
+      <w:spacing w:before="240" w:after="0" w:line="259" w:lineRule="auto"/>
+      <w:outlineLvl w:val="9"/>
+    </w:pPr>
+    <w:rPr>
+      <w:kern w:val="0"/>
+      <w:sz w:val="32"/>
+      <w:szCs w:val="32"/>
+      <w:lang w:eastAsia="es-CL"/>
+      <w14:ligatures w14:val="none"/>
+    </w:rPr>
+  </w:style>
+  <w:style w:type="paragraph" w:styleId="TDC1">
+    <w:name w:val="toc 1"/>
+    <w:basedOn w:val="Normal"/>
+    <w:next w:val="Normal"/>
+    <w:autoRedefine/>
+    <w:uiPriority w:val="39"/>
+    <w:unhideWhenUsed/>
+    <w:rsid w:val="008A645C"/>
+    <w:pPr>
+      <w:spacing w:after="100"/>
+    </w:pPr>
+  </w:style>
+  <w:style w:type="paragraph" w:styleId="TDC2">
+    <w:name w:val="toc 2"/>
+    <w:basedOn w:val="Normal"/>
+    <w:next w:val="Normal"/>
+    <w:autoRedefine/>
+    <w:uiPriority w:val="39"/>
+    <w:unhideWhenUsed/>
+    <w:rsid w:val="008A645C"/>
+    <w:pPr>
+      <w:spacing w:after="100"/>
+      <w:ind w:left="240"/>
+    </w:pPr>
+  </w:style>
+  <w:style w:type="paragraph" w:customStyle="1" w:styleId="ParrafosporEtapa">
+    <w:name w:val="Parrafos por Etapa"/>
+    <w:basedOn w:val="Prrafodelista"/>
+    <w:link w:val="ParrafosporEtapaCar"/>
+    <w:qFormat/>
+    <w:rsid w:val="000B0E07"/>
+    <w:pPr>
+      <w:numPr>
+        <w:ilvl w:val="1"/>
+        <w:numId w:val="2"/>
+      </w:numPr>
+      <w:spacing w:before="240"/>
+      <w:ind w:left="1077"/>
+      <w:contextualSpacing w:val="0"/>
+      <w:jc w:val="both"/>
+    </w:pPr>
+  </w:style>
+  <w:style w:type="character" w:customStyle="1" w:styleId="PrrafodelistaCar">
+    <w:name w:val="Párrafo de lista Car"/>
+    <w:basedOn w:val="Fuentedeprrafopredeter"/>
+    <w:link w:val="Prrafodelista"/>
+    <w:uiPriority w:val="34"/>
+    <w:rsid w:val="000B0E07"/>
+  </w:style>
+  <w:style w:type="character" w:customStyle="1" w:styleId="ParrafosporEtapaCar">
+    <w:name w:val="Parrafos por Etapa Car"/>
+    <w:basedOn w:val="PrrafodelistaCar"/>
+    <w:link w:val="ParrafosporEtapa"/>
+    <w:rsid w:val="000B0E07"/>
+  </w:style>
+  <w:style w:type="paragraph" w:styleId="Textonotaalfinal">
+    <w:name w:val="endnote text"/>
+    <w:basedOn w:val="Normal"/>
+    <w:link w:val="TextonotaalfinalCar"/>
+    <w:uiPriority w:val="99"/>
+    <w:semiHidden/>
+    <w:unhideWhenUsed/>
+    <w:rsid w:val="00264701"/>
+    <w:pPr>
+      <w:spacing w:after="0" w:line="240" w:lineRule="auto"/>
+    </w:pPr>
+    <w:rPr>
+      <w:sz w:val="20"/>
+      <w:szCs w:val="20"/>
+    </w:rPr>
+  </w:style>
+  <w:style w:type="character" w:customStyle="1" w:styleId="TextonotaalfinalCar">
+    <w:name w:val="Texto nota al final Car"/>
+    <w:basedOn w:val="Fuentedeprrafopredeter"/>
+    <w:link w:val="Textonotaalfinal"/>
+    <w:uiPriority w:val="99"/>
+    <w:semiHidden/>
+    <w:rsid w:val="00264701"/>
+    <w:rPr>
+      <w:sz w:val="20"/>
+      <w:szCs w:val="20"/>
+    </w:rPr>
+  </w:style>
+  <w:style w:type="character" w:styleId="Refdenotaalfinal">
+    <w:name w:val="endnote reference"/>
+    <w:basedOn w:val="Fuentedeprrafopredeter"/>
+    <w:uiPriority w:val="99"/>
+    <w:semiHidden/>
+    <w:unhideWhenUsed/>
+    <w:rsid w:val="00264701"/>
+    <w:rPr>
+      <w:vertAlign w:val="superscript"/>
+    </w:rPr>
+  </w:style>
 </w:styles>
 </file>
 
 <file path=word/theme/theme1.xml><?xml version="1.0" encoding="utf-8"?>
-<a:theme xmlns:a="http://schemas.openxmlformats.org/drawingml/2006/main" name="Office Theme">
+<a:theme xmlns:a="http://schemas.openxmlformats.org/drawingml/2006/main" name="Tema de Office">
   <a:themeElements>
     <a:clrScheme name="Office">
       <a:dk1>
@@ -1310,7 +6867,7 @@
         <a:latin typeface="Aptos" panose="02110004020202020204"/>
         <a:ea typeface=""/>
         <a:cs typeface=""/>
-        <a:font script="Jpan" typeface="游ゴシック"/>
+        <a:font script="Jpan" typeface="游明朝"/>
         <a:font script="Hang" typeface="맑은 고딕"/>
         <a:font script="Hans" typeface="等线"/>
         <a:font script="Hant" typeface="新細明體"/>
@@ -1418,13 +6975,6 @@
         </a:gradFill>
       </a:fillStyleLst>
       <a:lnStyleLst>
-        <a:ln w="6350" cap="flat" cmpd="sng" algn="ctr">
-          <a:solidFill>
-            <a:schemeClr val="phClr"/>
-          </a:solidFill>
-          <a:prstDash val="solid"/>
-          <a:miter lim="800000"/>
-        </a:ln>
         <a:ln w="12700" cap="flat" cmpd="sng" algn="ctr">
           <a:solidFill>
             <a:schemeClr val="phClr"/>
@@ -1433,6 +6983,13 @@
           <a:miter lim="800000"/>
         </a:ln>
         <a:ln w="19050" cap="flat" cmpd="sng" algn="ctr">
+          <a:solidFill>
+            <a:schemeClr val="phClr"/>
+          </a:solidFill>
+          <a:prstDash val="solid"/>
+          <a:miter lim="800000"/>
+        </a:ln>
+        <a:ln w="25400" cap="flat" cmpd="sng" algn="ctr">
           <a:solidFill>
             <a:schemeClr val="phClr"/>
           </a:solidFill>
@@ -1497,12 +7054,44 @@
       </a:bgFillStyleLst>
     </a:fmtScheme>
   </a:themeElements>
-  <a:objectDefaults/>
+  <a:objectDefaults>
+    <a:lnDef>
+      <a:spPr/>
+      <a:bodyPr/>
+      <a:lstStyle/>
+      <a:style>
+        <a:lnRef idx="2">
+          <a:schemeClr val="accent1"/>
+        </a:lnRef>
+        <a:fillRef idx="0">
+          <a:schemeClr val="accent1"/>
+        </a:fillRef>
+        <a:effectRef idx="1">
+          <a:schemeClr val="accent1"/>
+        </a:effectRef>
+        <a:fontRef idx="minor">
+          <a:schemeClr val="tx1"/>
+        </a:fontRef>
+      </a:style>
+    </a:lnDef>
+  </a:objectDefaults>
   <a:extraClrSchemeLst/>
   <a:extLst>
     <a:ext uri="{05A4C25C-085E-4340-85A3-A5531E510DB2}">
-      <thm15:themeFamily xmlns:thm15="http://schemas.microsoft.com/office/thememl/2012/main" name="Office Theme" id="{62F939B6-93AF-4DB8-9C6B-D6C7DFDC589F}" vid="{4A3C46E8-61CC-4603-A589-7422A47A8E4A}"/>
+      <thm15:themeFamily xmlns:thm15="http://schemas.microsoft.com/office/thememl/2012/main" name="Office Theme" id="{2E142A2C-CD16-42D6-873A-C26D2A0506FA}" vid="{1BDDFF52-6CD6-40A5-AB3C-68EB2F1E4D0A}"/>
     </a:ext>
   </a:extLst>
 </a:theme>
+</file>
+
+<file path=customXml/item1.xml><?xml version="1.0" encoding="utf-8"?>
+<b:Sources xmlns:b="http://schemas.openxmlformats.org/officeDocument/2006/bibliography" xmlns="http://schemas.openxmlformats.org/officeDocument/2006/bibliography" SelectedStyle="\APASixthEditionOfficeOnline.xsl" StyleName="APA" Version="6"/>
+</file>
+
+<file path=customXml/itemProps1.xml><?xml version="1.0" encoding="utf-8"?>
+<ds:datastoreItem xmlns:ds="http://schemas.openxmlformats.org/officeDocument/2006/customXml" ds:itemID="{45FD6DA3-8E62-43FC-A745-975869FABCD1}">
+  <ds:schemaRefs>
+    <ds:schemaRef ds:uri="http://schemas.openxmlformats.org/officeDocument/2006/bibliography"/>
+  </ds:schemaRefs>
+</ds:datastoreItem>
 </file>